--- a/notes_19Jun2023.docx
+++ b/notes_19Jun2023.docx
@@ -33,6 +33,7 @@
           <w:lang w:val="en-US"/>
         </w:rPr>
       </w:pPr>
+      <w:proofErr w:type="spellStart"/>
       <w:r>
         <w:rPr>
           <w:sz w:val="16"/>
@@ -41,18 +42,20 @@
         </w:rPr>
         <w:t>OneToOne</w:t>
       </w:r>
-    </w:p>
-    <w:p>
-      <w:pPr>
-        <w:pStyle w:val="ListParagraph"/>
-        <w:ind w:left="567"/>
-        <w:jc w:val="both"/>
-        <w:rPr>
-          <w:sz w:val="16"/>
-          <w:szCs w:val="16"/>
-          <w:lang w:val="en-US"/>
-        </w:rPr>
-      </w:pPr>
+      <w:proofErr w:type="spellEnd"/>
+    </w:p>
+    <w:p>
+      <w:pPr>
+        <w:pStyle w:val="ListParagraph"/>
+        <w:ind w:left="567"/>
+        <w:jc w:val="both"/>
+        <w:rPr>
+          <w:sz w:val="16"/>
+          <w:szCs w:val="16"/>
+          <w:lang w:val="en-US"/>
+        </w:rPr>
+      </w:pPr>
+      <w:proofErr w:type="spellStart"/>
       <w:r>
         <w:rPr>
           <w:sz w:val="16"/>
@@ -61,18 +64,20 @@
         </w:rPr>
         <w:t>OneToMany</w:t>
       </w:r>
-    </w:p>
-    <w:p>
-      <w:pPr>
-        <w:pStyle w:val="ListParagraph"/>
-        <w:ind w:left="567"/>
-        <w:jc w:val="both"/>
-        <w:rPr>
-          <w:sz w:val="16"/>
-          <w:szCs w:val="16"/>
-          <w:lang w:val="en-US"/>
-        </w:rPr>
-      </w:pPr>
+      <w:proofErr w:type="spellEnd"/>
+    </w:p>
+    <w:p>
+      <w:pPr>
+        <w:pStyle w:val="ListParagraph"/>
+        <w:ind w:left="567"/>
+        <w:jc w:val="both"/>
+        <w:rPr>
+          <w:sz w:val="16"/>
+          <w:szCs w:val="16"/>
+          <w:lang w:val="en-US"/>
+        </w:rPr>
+      </w:pPr>
+      <w:proofErr w:type="spellStart"/>
       <w:r>
         <w:rPr>
           <w:sz w:val="16"/>
@@ -81,18 +86,20 @@
         </w:rPr>
         <w:t>ManyToOne</w:t>
       </w:r>
-    </w:p>
-    <w:p>
-      <w:pPr>
-        <w:pStyle w:val="ListParagraph"/>
-        <w:ind w:left="567"/>
-        <w:jc w:val="both"/>
-        <w:rPr>
-          <w:sz w:val="16"/>
-          <w:szCs w:val="16"/>
-          <w:lang w:val="en-US"/>
-        </w:rPr>
-      </w:pPr>
+      <w:proofErr w:type="spellEnd"/>
+    </w:p>
+    <w:p>
+      <w:pPr>
+        <w:pStyle w:val="ListParagraph"/>
+        <w:ind w:left="567"/>
+        <w:jc w:val="both"/>
+        <w:rPr>
+          <w:sz w:val="16"/>
+          <w:szCs w:val="16"/>
+          <w:lang w:val="en-US"/>
+        </w:rPr>
+      </w:pPr>
+      <w:proofErr w:type="spellStart"/>
       <w:r>
         <w:rPr>
           <w:sz w:val="16"/>
@@ -101,37 +108,56 @@
         </w:rPr>
         <w:t>ManyToMany</w:t>
       </w:r>
-    </w:p>
-    <w:p>
-      <w:pPr>
-        <w:pStyle w:val="ListParagraph"/>
-        <w:ind w:left="567"/>
-        <w:jc w:val="both"/>
-        <w:rPr>
-          <w:sz w:val="16"/>
-          <w:szCs w:val="16"/>
-          <w:lang w:val="en-US"/>
-        </w:rPr>
-      </w:pPr>
-    </w:p>
-    <w:p>
-      <w:pPr>
-        <w:pStyle w:val="ListParagraph"/>
-        <w:ind w:left="567"/>
-        <w:jc w:val="both"/>
-        <w:rPr>
-          <w:sz w:val="16"/>
-          <w:szCs w:val="16"/>
-          <w:lang w:val="en-US"/>
-        </w:rPr>
-      </w:pPr>
-      <w:r>
-        <w:rPr>
-          <w:sz w:val="16"/>
-          <w:szCs w:val="16"/>
-          <w:lang w:val="en-US"/>
-        </w:rPr>
-        <w:t>Many To Many</w:t>
+      <w:proofErr w:type="spellEnd"/>
+    </w:p>
+    <w:p>
+      <w:pPr>
+        <w:pStyle w:val="ListParagraph"/>
+        <w:ind w:left="567"/>
+        <w:jc w:val="both"/>
+        <w:rPr>
+          <w:sz w:val="16"/>
+          <w:szCs w:val="16"/>
+          <w:lang w:val="en-US"/>
+        </w:rPr>
+      </w:pPr>
+    </w:p>
+    <w:p>
+      <w:pPr>
+        <w:pStyle w:val="ListParagraph"/>
+        <w:ind w:left="567"/>
+        <w:jc w:val="both"/>
+        <w:rPr>
+          <w:sz w:val="16"/>
+          <w:szCs w:val="16"/>
+          <w:lang w:val="en-US"/>
+        </w:rPr>
+      </w:pPr>
+      <w:r>
+        <w:rPr>
+          <w:sz w:val="16"/>
+          <w:szCs w:val="16"/>
+          <w:lang w:val="en-US"/>
+        </w:rPr>
+        <w:t xml:space="preserve">Many </w:t>
+      </w:r>
+      <w:proofErr w:type="gramStart"/>
+      <w:r>
+        <w:rPr>
+          <w:sz w:val="16"/>
+          <w:szCs w:val="16"/>
+          <w:lang w:val="en-US"/>
+        </w:rPr>
+        <w:t>To</w:t>
+      </w:r>
+      <w:proofErr w:type="gramEnd"/>
+      <w:r>
+        <w:rPr>
+          <w:sz w:val="16"/>
+          <w:szCs w:val="16"/>
+          <w:lang w:val="en-US"/>
+        </w:rPr>
+        <w:t xml:space="preserve"> Many</w:t>
       </w:r>
     </w:p>
     <w:p>
@@ -205,7 +231,25 @@
           <w:szCs w:val="16"/>
           <w:lang w:val="en-US"/>
         </w:rPr>
-        <w:t>The relationship between these 2 entities is many to many. So the relationship will become a new entity.</w:t>
+        <w:t xml:space="preserve">The relationship between these 2 entities is many to many. </w:t>
+      </w:r>
+      <w:proofErr w:type="gramStart"/>
+      <w:r>
+        <w:rPr>
+          <w:sz w:val="16"/>
+          <w:szCs w:val="16"/>
+          <w:lang w:val="en-US"/>
+        </w:rPr>
+        <w:t>So</w:t>
+      </w:r>
+      <w:proofErr w:type="gramEnd"/>
+      <w:r>
+        <w:rPr>
+          <w:sz w:val="16"/>
+          <w:szCs w:val="16"/>
+          <w:lang w:val="en-US"/>
+        </w:rPr>
+        <w:t xml:space="preserve"> the relationship will become a new entity.</w:t>
       </w:r>
     </w:p>
     <w:p>
@@ -257,27 +301,63 @@
           <w:szCs w:val="16"/>
           <w:lang w:val="en-US"/>
         </w:rPr>
-        <w:t>@ManyToMany(targetEntity=Item.class,cascade=CascadeType.ALL)</w:t>
-      </w:r>
-    </w:p>
-    <w:p>
-      <w:pPr>
-        <w:pStyle w:val="ListParagraph"/>
-        <w:ind w:left="567"/>
-        <w:jc w:val="both"/>
-        <w:rPr>
-          <w:sz w:val="16"/>
-          <w:szCs w:val="16"/>
-          <w:lang w:val="en-US"/>
-        </w:rPr>
-      </w:pPr>
-      <w:r>
-        <w:rPr>
-          <w:sz w:val="16"/>
-          <w:szCs w:val="16"/>
-          <w:lang w:val="en-US"/>
-        </w:rPr>
-        <w:t>@JoinTable(name="categories_items",joinColumns=@JoinColumn(name="cat_id_fk",referencedColumnName="catid"),inverseJoinColumns=@JoinColumn(name="item_id_fk",referencedColumnName="itemid"))</w:t>
+        <w:t>@</w:t>
+      </w:r>
+      <w:proofErr w:type="gramStart"/>
+      <w:r>
+        <w:rPr>
+          <w:sz w:val="16"/>
+          <w:szCs w:val="16"/>
+          <w:lang w:val="en-US"/>
+        </w:rPr>
+        <w:t>ManyToMany(</w:t>
+      </w:r>
+      <w:proofErr w:type="gramEnd"/>
+      <w:r>
+        <w:rPr>
+          <w:sz w:val="16"/>
+          <w:szCs w:val="16"/>
+          <w:lang w:val="en-US"/>
+        </w:rPr>
+        <w:t>targetEntity=Item.class,cascade=CascadeType.ALL)</w:t>
+      </w:r>
+    </w:p>
+    <w:p>
+      <w:pPr>
+        <w:pStyle w:val="ListParagraph"/>
+        <w:ind w:left="567"/>
+        <w:jc w:val="both"/>
+        <w:rPr>
+          <w:sz w:val="16"/>
+          <w:szCs w:val="16"/>
+          <w:lang w:val="en-US"/>
+        </w:rPr>
+      </w:pPr>
+      <w:r>
+        <w:rPr>
+          <w:sz w:val="16"/>
+          <w:szCs w:val="16"/>
+          <w:lang w:val="en-US"/>
+        </w:rPr>
+        <w:t>@JoinTable(name="categories_items</w:t>
+      </w:r>
+      <w:proofErr w:type="gramStart"/>
+      <w:r>
+        <w:rPr>
+          <w:sz w:val="16"/>
+          <w:szCs w:val="16"/>
+          <w:lang w:val="en-US"/>
+        </w:rPr>
+        <w:t>",joinColumns</w:t>
+      </w:r>
+      <w:proofErr w:type="gramEnd"/>
+      <w:r>
+        <w:rPr>
+          <w:sz w:val="16"/>
+          <w:szCs w:val="16"/>
+          <w:lang w:val="en-US"/>
+        </w:rPr>
+        <w:t>=@JoinColumn(name="cat_id_fk",referencedColumnName="catid"),inverseJoinColumns=@JoinColumn(name="item_id_fk",referencedColumnName="itemid"))</w:t>
       </w:r>
     </w:p>
     <w:p>
@@ -364,7 +444,25 @@
           <w:szCs w:val="16"/>
           <w:lang w:val="en-US"/>
         </w:rPr>
-        <w:t>Many To Many</w:t>
+        <w:t xml:space="preserve">Many </w:t>
+      </w:r>
+      <w:proofErr w:type="gramStart"/>
+      <w:r>
+        <w:rPr>
+          <w:sz w:val="16"/>
+          <w:szCs w:val="16"/>
+          <w:lang w:val="en-US"/>
+        </w:rPr>
+        <w:t>To</w:t>
+      </w:r>
+      <w:proofErr w:type="gramEnd"/>
+      <w:r>
+        <w:rPr>
+          <w:sz w:val="16"/>
+          <w:szCs w:val="16"/>
+          <w:lang w:val="en-US"/>
+        </w:rPr>
+        <w:t xml:space="preserve"> Many</w:t>
       </w:r>
     </w:p>
     <w:p>
@@ -438,223 +536,503 @@
           <w:szCs w:val="16"/>
           <w:lang w:val="en-US"/>
         </w:rPr>
-        <w:t>package com.ust.spring.entity;</w:t>
-      </w:r>
-    </w:p>
-    <w:p>
-      <w:pPr>
-        <w:pStyle w:val="ListParagraph"/>
-        <w:ind w:left="567"/>
-        <w:jc w:val="both"/>
-        <w:rPr>
-          <w:sz w:val="16"/>
-          <w:szCs w:val="16"/>
-          <w:lang w:val="en-US"/>
-        </w:rPr>
-      </w:pPr>
-    </w:p>
-    <w:p>
-      <w:pPr>
-        <w:pStyle w:val="ListParagraph"/>
-        <w:ind w:left="567"/>
-        <w:jc w:val="both"/>
-        <w:rPr>
-          <w:sz w:val="16"/>
-          <w:szCs w:val="16"/>
-          <w:lang w:val="en-US"/>
-        </w:rPr>
-      </w:pPr>
-      <w:r>
-        <w:rPr>
-          <w:sz w:val="16"/>
-          <w:szCs w:val="16"/>
-          <w:lang w:val="en-US"/>
-        </w:rPr>
-        <w:t>import java.util.List;</w:t>
-      </w:r>
-    </w:p>
-    <w:p>
-      <w:pPr>
-        <w:pStyle w:val="ListParagraph"/>
-        <w:ind w:left="567"/>
-        <w:jc w:val="both"/>
-        <w:rPr>
-          <w:sz w:val="16"/>
-          <w:szCs w:val="16"/>
-          <w:lang w:val="en-US"/>
-        </w:rPr>
-      </w:pPr>
-    </w:p>
-    <w:p>
-      <w:pPr>
-        <w:pStyle w:val="ListParagraph"/>
-        <w:ind w:left="567"/>
-        <w:jc w:val="both"/>
-        <w:rPr>
-          <w:sz w:val="16"/>
-          <w:szCs w:val="16"/>
-          <w:lang w:val="en-US"/>
-        </w:rPr>
-      </w:pPr>
-      <w:r>
-        <w:rPr>
-          <w:sz w:val="16"/>
-          <w:szCs w:val="16"/>
-          <w:lang w:val="en-US"/>
-        </w:rPr>
-        <w:t>import javax.persistence.Column;</w:t>
-      </w:r>
-    </w:p>
-    <w:p>
-      <w:pPr>
-        <w:pStyle w:val="ListParagraph"/>
-        <w:ind w:left="567"/>
-        <w:jc w:val="both"/>
-        <w:rPr>
-          <w:sz w:val="16"/>
-          <w:szCs w:val="16"/>
-          <w:lang w:val="en-US"/>
-        </w:rPr>
-      </w:pPr>
-      <w:r>
-        <w:rPr>
-          <w:sz w:val="16"/>
-          <w:szCs w:val="16"/>
-          <w:lang w:val="en-US"/>
-        </w:rPr>
-        <w:t>import javax.persistence.Entity;</w:t>
-      </w:r>
-    </w:p>
-    <w:p>
-      <w:pPr>
-        <w:pStyle w:val="ListParagraph"/>
-        <w:ind w:left="567"/>
-        <w:jc w:val="both"/>
-        <w:rPr>
-          <w:sz w:val="16"/>
-          <w:szCs w:val="16"/>
-          <w:lang w:val="en-US"/>
-        </w:rPr>
-      </w:pPr>
-      <w:r>
-        <w:rPr>
-          <w:sz w:val="16"/>
-          <w:szCs w:val="16"/>
-          <w:lang w:val="en-US"/>
-        </w:rPr>
-        <w:t>import javax.persistence.GeneratedValue;</w:t>
-      </w:r>
-    </w:p>
-    <w:p>
-      <w:pPr>
-        <w:pStyle w:val="ListParagraph"/>
-        <w:ind w:left="567"/>
-        <w:jc w:val="both"/>
-        <w:rPr>
-          <w:sz w:val="16"/>
-          <w:szCs w:val="16"/>
-          <w:lang w:val="en-US"/>
-        </w:rPr>
-      </w:pPr>
-      <w:r>
-        <w:rPr>
-          <w:sz w:val="16"/>
-          <w:szCs w:val="16"/>
-          <w:lang w:val="en-US"/>
-        </w:rPr>
-        <w:t>import javax.persistence.GenerationType;</w:t>
-      </w:r>
-    </w:p>
-    <w:p>
-      <w:pPr>
-        <w:pStyle w:val="ListParagraph"/>
-        <w:ind w:left="567"/>
-        <w:jc w:val="both"/>
-        <w:rPr>
-          <w:sz w:val="16"/>
-          <w:szCs w:val="16"/>
-          <w:lang w:val="en-US"/>
-        </w:rPr>
-      </w:pPr>
-      <w:r>
-        <w:rPr>
-          <w:sz w:val="16"/>
-          <w:szCs w:val="16"/>
-          <w:lang w:val="en-US"/>
-        </w:rPr>
-        <w:t>import javax.persistence.Id;</w:t>
-      </w:r>
-    </w:p>
-    <w:p>
-      <w:pPr>
-        <w:pStyle w:val="ListParagraph"/>
-        <w:ind w:left="567"/>
-        <w:jc w:val="both"/>
-        <w:rPr>
-          <w:sz w:val="16"/>
-          <w:szCs w:val="16"/>
-          <w:lang w:val="en-US"/>
-        </w:rPr>
-      </w:pPr>
-      <w:r>
-        <w:rPr>
-          <w:sz w:val="16"/>
-          <w:szCs w:val="16"/>
-          <w:lang w:val="en-US"/>
-        </w:rPr>
-        <w:t>import javax.persistence.ManyToMany;</w:t>
-      </w:r>
-    </w:p>
-    <w:p>
-      <w:pPr>
-        <w:pStyle w:val="ListParagraph"/>
-        <w:ind w:left="567"/>
-        <w:jc w:val="both"/>
-        <w:rPr>
-          <w:sz w:val="16"/>
-          <w:szCs w:val="16"/>
-          <w:lang w:val="en-US"/>
-        </w:rPr>
-      </w:pPr>
-      <w:r>
-        <w:rPr>
-          <w:sz w:val="16"/>
-          <w:szCs w:val="16"/>
-          <w:lang w:val="en-US"/>
-        </w:rPr>
-        <w:t>import javax.persistence.Table;</w:t>
-      </w:r>
-    </w:p>
-    <w:p>
-      <w:pPr>
-        <w:pStyle w:val="ListParagraph"/>
-        <w:ind w:left="567"/>
-        <w:jc w:val="both"/>
-        <w:rPr>
-          <w:sz w:val="16"/>
-          <w:szCs w:val="16"/>
-          <w:lang w:val="en-US"/>
-        </w:rPr>
-      </w:pPr>
-    </w:p>
-    <w:p>
-      <w:pPr>
-        <w:pStyle w:val="ListParagraph"/>
-        <w:ind w:left="567"/>
-        <w:jc w:val="both"/>
-        <w:rPr>
-          <w:sz w:val="16"/>
-          <w:szCs w:val="16"/>
-          <w:lang w:val="en-US"/>
-        </w:rPr>
-      </w:pPr>
-      <w:r>
-        <w:rPr>
-          <w:sz w:val="16"/>
-          <w:szCs w:val="16"/>
-          <w:lang w:val="en-US"/>
-        </w:rPr>
-        <w:t>import com.sun.istack.NotNull;</w:t>
+        <w:t xml:space="preserve">package </w:t>
+      </w:r>
+      <w:proofErr w:type="spellStart"/>
+      <w:proofErr w:type="gramStart"/>
+      <w:r>
+        <w:rPr>
+          <w:sz w:val="16"/>
+          <w:szCs w:val="16"/>
+          <w:lang w:val="en-US"/>
+        </w:rPr>
+        <w:t>com.ust.spring</w:t>
+      </w:r>
+      <w:proofErr w:type="gramEnd"/>
+      <w:r>
+        <w:rPr>
+          <w:sz w:val="16"/>
+          <w:szCs w:val="16"/>
+          <w:lang w:val="en-US"/>
+        </w:rPr>
+        <w:t>.entity</w:t>
+      </w:r>
+      <w:proofErr w:type="spellEnd"/>
+      <w:r>
+        <w:rPr>
+          <w:sz w:val="16"/>
+          <w:szCs w:val="16"/>
+          <w:lang w:val="en-US"/>
+        </w:rPr>
+        <w:t>;</w:t>
+      </w:r>
+    </w:p>
+    <w:p>
+      <w:pPr>
+        <w:pStyle w:val="ListParagraph"/>
+        <w:ind w:left="567"/>
+        <w:jc w:val="both"/>
+        <w:rPr>
+          <w:sz w:val="16"/>
+          <w:szCs w:val="16"/>
+          <w:lang w:val="en-US"/>
+        </w:rPr>
+      </w:pPr>
+    </w:p>
+    <w:p>
+      <w:pPr>
+        <w:pStyle w:val="ListParagraph"/>
+        <w:ind w:left="567"/>
+        <w:jc w:val="both"/>
+        <w:rPr>
+          <w:sz w:val="16"/>
+          <w:szCs w:val="16"/>
+          <w:lang w:val="en-US"/>
+        </w:rPr>
+      </w:pPr>
+      <w:r>
+        <w:rPr>
+          <w:sz w:val="16"/>
+          <w:szCs w:val="16"/>
+          <w:lang w:val="en-US"/>
+        </w:rPr>
+        <w:t xml:space="preserve">import </w:t>
+      </w:r>
+      <w:proofErr w:type="spellStart"/>
+      <w:proofErr w:type="gramStart"/>
+      <w:r>
+        <w:rPr>
+          <w:sz w:val="16"/>
+          <w:szCs w:val="16"/>
+          <w:lang w:val="en-US"/>
+        </w:rPr>
+        <w:t>java.util</w:t>
+      </w:r>
+      <w:proofErr w:type="gramEnd"/>
+      <w:r>
+        <w:rPr>
+          <w:sz w:val="16"/>
+          <w:szCs w:val="16"/>
+          <w:lang w:val="en-US"/>
+        </w:rPr>
+        <w:t>.List</w:t>
+      </w:r>
+      <w:proofErr w:type="spellEnd"/>
+      <w:r>
+        <w:rPr>
+          <w:sz w:val="16"/>
+          <w:szCs w:val="16"/>
+          <w:lang w:val="en-US"/>
+        </w:rPr>
+        <w:t>;</w:t>
+      </w:r>
+    </w:p>
+    <w:p>
+      <w:pPr>
+        <w:pStyle w:val="ListParagraph"/>
+        <w:ind w:left="567"/>
+        <w:jc w:val="both"/>
+        <w:rPr>
+          <w:sz w:val="16"/>
+          <w:szCs w:val="16"/>
+          <w:lang w:val="en-US"/>
+        </w:rPr>
+      </w:pPr>
+    </w:p>
+    <w:p>
+      <w:pPr>
+        <w:pStyle w:val="ListParagraph"/>
+        <w:ind w:left="567"/>
+        <w:jc w:val="both"/>
+        <w:rPr>
+          <w:sz w:val="16"/>
+          <w:szCs w:val="16"/>
+          <w:lang w:val="en-US"/>
+        </w:rPr>
+      </w:pPr>
+      <w:r>
+        <w:rPr>
+          <w:sz w:val="16"/>
+          <w:szCs w:val="16"/>
+          <w:lang w:val="en-US"/>
+        </w:rPr>
+        <w:t xml:space="preserve">import </w:t>
+      </w:r>
+      <w:proofErr w:type="spellStart"/>
+      <w:proofErr w:type="gramStart"/>
+      <w:r>
+        <w:rPr>
+          <w:sz w:val="16"/>
+          <w:szCs w:val="16"/>
+          <w:lang w:val="en-US"/>
+        </w:rPr>
+        <w:t>javax.persistence</w:t>
+      </w:r>
+      <w:proofErr w:type="gramEnd"/>
+      <w:r>
+        <w:rPr>
+          <w:sz w:val="16"/>
+          <w:szCs w:val="16"/>
+          <w:lang w:val="en-US"/>
+        </w:rPr>
+        <w:t>.Column</w:t>
+      </w:r>
+      <w:proofErr w:type="spellEnd"/>
+      <w:r>
+        <w:rPr>
+          <w:sz w:val="16"/>
+          <w:szCs w:val="16"/>
+          <w:lang w:val="en-US"/>
+        </w:rPr>
+        <w:t>;</w:t>
+      </w:r>
+    </w:p>
+    <w:p>
+      <w:pPr>
+        <w:pStyle w:val="ListParagraph"/>
+        <w:ind w:left="567"/>
+        <w:jc w:val="both"/>
+        <w:rPr>
+          <w:sz w:val="16"/>
+          <w:szCs w:val="16"/>
+          <w:lang w:val="en-US"/>
+        </w:rPr>
+      </w:pPr>
+      <w:r>
+        <w:rPr>
+          <w:sz w:val="16"/>
+          <w:szCs w:val="16"/>
+          <w:lang w:val="en-US"/>
+        </w:rPr>
+        <w:t xml:space="preserve">import </w:t>
+      </w:r>
+      <w:proofErr w:type="spellStart"/>
+      <w:proofErr w:type="gramStart"/>
+      <w:r>
+        <w:rPr>
+          <w:sz w:val="16"/>
+          <w:szCs w:val="16"/>
+          <w:lang w:val="en-US"/>
+        </w:rPr>
+        <w:t>javax.persistence</w:t>
+      </w:r>
+      <w:proofErr w:type="gramEnd"/>
+      <w:r>
+        <w:rPr>
+          <w:sz w:val="16"/>
+          <w:szCs w:val="16"/>
+          <w:lang w:val="en-US"/>
+        </w:rPr>
+        <w:t>.Entity</w:t>
+      </w:r>
+      <w:proofErr w:type="spellEnd"/>
+      <w:r>
+        <w:rPr>
+          <w:sz w:val="16"/>
+          <w:szCs w:val="16"/>
+          <w:lang w:val="en-US"/>
+        </w:rPr>
+        <w:t>;</w:t>
+      </w:r>
+    </w:p>
+    <w:p>
+      <w:pPr>
+        <w:pStyle w:val="ListParagraph"/>
+        <w:ind w:left="567"/>
+        <w:jc w:val="both"/>
+        <w:rPr>
+          <w:sz w:val="16"/>
+          <w:szCs w:val="16"/>
+          <w:lang w:val="en-US"/>
+        </w:rPr>
+      </w:pPr>
+      <w:r>
+        <w:rPr>
+          <w:sz w:val="16"/>
+          <w:szCs w:val="16"/>
+          <w:lang w:val="en-US"/>
+        </w:rPr>
+        <w:t xml:space="preserve">import </w:t>
+      </w:r>
+      <w:proofErr w:type="spellStart"/>
+      <w:proofErr w:type="gramStart"/>
+      <w:r>
+        <w:rPr>
+          <w:sz w:val="16"/>
+          <w:szCs w:val="16"/>
+          <w:lang w:val="en-US"/>
+        </w:rPr>
+        <w:t>javax.persistence</w:t>
+      </w:r>
+      <w:proofErr w:type="gramEnd"/>
+      <w:r>
+        <w:rPr>
+          <w:sz w:val="16"/>
+          <w:szCs w:val="16"/>
+          <w:lang w:val="en-US"/>
+        </w:rPr>
+        <w:t>.GeneratedValue</w:t>
+      </w:r>
+      <w:proofErr w:type="spellEnd"/>
+      <w:r>
+        <w:rPr>
+          <w:sz w:val="16"/>
+          <w:szCs w:val="16"/>
+          <w:lang w:val="en-US"/>
+        </w:rPr>
+        <w:t>;</w:t>
+      </w:r>
+    </w:p>
+    <w:p>
+      <w:pPr>
+        <w:pStyle w:val="ListParagraph"/>
+        <w:ind w:left="567"/>
+        <w:jc w:val="both"/>
+        <w:rPr>
+          <w:sz w:val="16"/>
+          <w:szCs w:val="16"/>
+          <w:lang w:val="en-US"/>
+        </w:rPr>
+      </w:pPr>
+      <w:r>
+        <w:rPr>
+          <w:sz w:val="16"/>
+          <w:szCs w:val="16"/>
+          <w:lang w:val="en-US"/>
+        </w:rPr>
+        <w:t xml:space="preserve">import </w:t>
+      </w:r>
+      <w:proofErr w:type="spellStart"/>
+      <w:proofErr w:type="gramStart"/>
+      <w:r>
+        <w:rPr>
+          <w:sz w:val="16"/>
+          <w:szCs w:val="16"/>
+          <w:lang w:val="en-US"/>
+        </w:rPr>
+        <w:t>javax.persistence</w:t>
+      </w:r>
+      <w:proofErr w:type="gramEnd"/>
+      <w:r>
+        <w:rPr>
+          <w:sz w:val="16"/>
+          <w:szCs w:val="16"/>
+          <w:lang w:val="en-US"/>
+        </w:rPr>
+        <w:t>.GenerationType</w:t>
+      </w:r>
+      <w:proofErr w:type="spellEnd"/>
+      <w:r>
+        <w:rPr>
+          <w:sz w:val="16"/>
+          <w:szCs w:val="16"/>
+          <w:lang w:val="en-US"/>
+        </w:rPr>
+        <w:t>;</w:t>
+      </w:r>
+    </w:p>
+    <w:p>
+      <w:pPr>
+        <w:pStyle w:val="ListParagraph"/>
+        <w:ind w:left="567"/>
+        <w:jc w:val="both"/>
+        <w:rPr>
+          <w:sz w:val="16"/>
+          <w:szCs w:val="16"/>
+          <w:lang w:val="en-US"/>
+        </w:rPr>
+      </w:pPr>
+      <w:r>
+        <w:rPr>
+          <w:sz w:val="16"/>
+          <w:szCs w:val="16"/>
+          <w:lang w:val="en-US"/>
+        </w:rPr>
+        <w:t xml:space="preserve">import </w:t>
+      </w:r>
+      <w:proofErr w:type="spellStart"/>
+      <w:proofErr w:type="gramStart"/>
+      <w:r>
+        <w:rPr>
+          <w:sz w:val="16"/>
+          <w:szCs w:val="16"/>
+          <w:lang w:val="en-US"/>
+        </w:rPr>
+        <w:t>javax.persistence</w:t>
+      </w:r>
+      <w:proofErr w:type="gramEnd"/>
+      <w:r>
+        <w:rPr>
+          <w:sz w:val="16"/>
+          <w:szCs w:val="16"/>
+          <w:lang w:val="en-US"/>
+        </w:rPr>
+        <w:t>.Id</w:t>
+      </w:r>
+      <w:proofErr w:type="spellEnd"/>
+      <w:r>
+        <w:rPr>
+          <w:sz w:val="16"/>
+          <w:szCs w:val="16"/>
+          <w:lang w:val="en-US"/>
+        </w:rPr>
+        <w:t>;</w:t>
+      </w:r>
+    </w:p>
+    <w:p>
+      <w:pPr>
+        <w:pStyle w:val="ListParagraph"/>
+        <w:ind w:left="567"/>
+        <w:jc w:val="both"/>
+        <w:rPr>
+          <w:sz w:val="16"/>
+          <w:szCs w:val="16"/>
+          <w:lang w:val="en-US"/>
+        </w:rPr>
+      </w:pPr>
+      <w:r>
+        <w:rPr>
+          <w:sz w:val="16"/>
+          <w:szCs w:val="16"/>
+          <w:lang w:val="en-US"/>
+        </w:rPr>
+        <w:t xml:space="preserve">import </w:t>
+      </w:r>
+      <w:proofErr w:type="spellStart"/>
+      <w:proofErr w:type="gramStart"/>
+      <w:r>
+        <w:rPr>
+          <w:sz w:val="16"/>
+          <w:szCs w:val="16"/>
+          <w:lang w:val="en-US"/>
+        </w:rPr>
+        <w:t>javax.persistence</w:t>
+      </w:r>
+      <w:proofErr w:type="gramEnd"/>
+      <w:r>
+        <w:rPr>
+          <w:sz w:val="16"/>
+          <w:szCs w:val="16"/>
+          <w:lang w:val="en-US"/>
+        </w:rPr>
+        <w:t>.ManyToMany</w:t>
+      </w:r>
+      <w:proofErr w:type="spellEnd"/>
+      <w:r>
+        <w:rPr>
+          <w:sz w:val="16"/>
+          <w:szCs w:val="16"/>
+          <w:lang w:val="en-US"/>
+        </w:rPr>
+        <w:t>;</w:t>
+      </w:r>
+    </w:p>
+    <w:p>
+      <w:pPr>
+        <w:pStyle w:val="ListParagraph"/>
+        <w:ind w:left="567"/>
+        <w:jc w:val="both"/>
+        <w:rPr>
+          <w:sz w:val="16"/>
+          <w:szCs w:val="16"/>
+          <w:lang w:val="en-US"/>
+        </w:rPr>
+      </w:pPr>
+      <w:r>
+        <w:rPr>
+          <w:sz w:val="16"/>
+          <w:szCs w:val="16"/>
+          <w:lang w:val="en-US"/>
+        </w:rPr>
+        <w:t xml:space="preserve">import </w:t>
+      </w:r>
+      <w:proofErr w:type="spellStart"/>
+      <w:proofErr w:type="gramStart"/>
+      <w:r>
+        <w:rPr>
+          <w:sz w:val="16"/>
+          <w:szCs w:val="16"/>
+          <w:lang w:val="en-US"/>
+        </w:rPr>
+        <w:t>javax.persistence</w:t>
+      </w:r>
+      <w:proofErr w:type="gramEnd"/>
+      <w:r>
+        <w:rPr>
+          <w:sz w:val="16"/>
+          <w:szCs w:val="16"/>
+          <w:lang w:val="en-US"/>
+        </w:rPr>
+        <w:t>.Table</w:t>
+      </w:r>
+      <w:proofErr w:type="spellEnd"/>
+      <w:r>
+        <w:rPr>
+          <w:sz w:val="16"/>
+          <w:szCs w:val="16"/>
+          <w:lang w:val="en-US"/>
+        </w:rPr>
+        <w:t>;</w:t>
+      </w:r>
+    </w:p>
+    <w:p>
+      <w:pPr>
+        <w:pStyle w:val="ListParagraph"/>
+        <w:ind w:left="567"/>
+        <w:jc w:val="both"/>
+        <w:rPr>
+          <w:sz w:val="16"/>
+          <w:szCs w:val="16"/>
+          <w:lang w:val="en-US"/>
+        </w:rPr>
+      </w:pPr>
+    </w:p>
+    <w:p>
+      <w:pPr>
+        <w:pStyle w:val="ListParagraph"/>
+        <w:ind w:left="567"/>
+        <w:jc w:val="both"/>
+        <w:rPr>
+          <w:sz w:val="16"/>
+          <w:szCs w:val="16"/>
+          <w:lang w:val="en-US"/>
+        </w:rPr>
+      </w:pPr>
+      <w:r>
+        <w:rPr>
+          <w:sz w:val="16"/>
+          <w:szCs w:val="16"/>
+          <w:lang w:val="en-US"/>
+        </w:rPr>
+        <w:t xml:space="preserve">import </w:t>
+      </w:r>
+      <w:proofErr w:type="spellStart"/>
+      <w:proofErr w:type="gramStart"/>
+      <w:r>
+        <w:rPr>
+          <w:sz w:val="16"/>
+          <w:szCs w:val="16"/>
+          <w:lang w:val="en-US"/>
+        </w:rPr>
+        <w:t>com.sun.istack</w:t>
+      </w:r>
+      <w:proofErr w:type="gramEnd"/>
+      <w:r>
+        <w:rPr>
+          <w:sz w:val="16"/>
+          <w:szCs w:val="16"/>
+          <w:lang w:val="en-US"/>
+        </w:rPr>
+        <w:t>.NotNull</w:t>
+      </w:r>
+      <w:proofErr w:type="spellEnd"/>
+      <w:r>
+        <w:rPr>
+          <w:sz w:val="16"/>
+          <w:szCs w:val="16"/>
+          <w:lang w:val="en-US"/>
+        </w:rPr>
+        <w:t>;</w:t>
       </w:r>
     </w:p>
     <w:p>
@@ -706,7 +1084,25 @@
           <w:szCs w:val="16"/>
           <w:lang w:val="en-US"/>
         </w:rPr>
-        <w:t>@Table(name = "CUST")</w:t>
+        <w:t>@</w:t>
+      </w:r>
+      <w:proofErr w:type="gramStart"/>
+      <w:r>
+        <w:rPr>
+          <w:sz w:val="16"/>
+          <w:szCs w:val="16"/>
+          <w:lang w:val="en-US"/>
+        </w:rPr>
+        <w:t>Table(</w:t>
+      </w:r>
+      <w:proofErr w:type="gramEnd"/>
+      <w:r>
+        <w:rPr>
+          <w:sz w:val="16"/>
+          <w:szCs w:val="16"/>
+          <w:lang w:val="en-US"/>
+        </w:rPr>
+        <w:t>name = "CUST")</w:t>
       </w:r>
     </w:p>
     <w:p>
@@ -768,28 +1164,82 @@
           <w:lang w:val="en-US"/>
         </w:rPr>
         <w:tab/>
-        <w:t>@Column(name = "id")</w:t>
-      </w:r>
-    </w:p>
-    <w:p>
-      <w:pPr>
-        <w:pStyle w:val="ListParagraph"/>
-        <w:ind w:left="567"/>
-        <w:jc w:val="both"/>
-        <w:rPr>
-          <w:sz w:val="16"/>
-          <w:szCs w:val="16"/>
-          <w:lang w:val="en-US"/>
-        </w:rPr>
-      </w:pPr>
-      <w:r>
-        <w:rPr>
-          <w:sz w:val="16"/>
-          <w:szCs w:val="16"/>
-          <w:lang w:val="en-US"/>
-        </w:rPr>
-        <w:tab/>
-        <w:t>@GeneratedValue(strategy = GenerationType.AUTO)</w:t>
+        <w:t>@</w:t>
+      </w:r>
+      <w:proofErr w:type="gramStart"/>
+      <w:r>
+        <w:rPr>
+          <w:sz w:val="16"/>
+          <w:szCs w:val="16"/>
+          <w:lang w:val="en-US"/>
+        </w:rPr>
+        <w:t>Column(</w:t>
+      </w:r>
+      <w:proofErr w:type="gramEnd"/>
+      <w:r>
+        <w:rPr>
+          <w:sz w:val="16"/>
+          <w:szCs w:val="16"/>
+          <w:lang w:val="en-US"/>
+        </w:rPr>
+        <w:t>name = "id")</w:t>
+      </w:r>
+    </w:p>
+    <w:p>
+      <w:pPr>
+        <w:pStyle w:val="ListParagraph"/>
+        <w:ind w:left="567"/>
+        <w:jc w:val="both"/>
+        <w:rPr>
+          <w:sz w:val="16"/>
+          <w:szCs w:val="16"/>
+          <w:lang w:val="en-US"/>
+        </w:rPr>
+      </w:pPr>
+      <w:r>
+        <w:rPr>
+          <w:sz w:val="16"/>
+          <w:szCs w:val="16"/>
+          <w:lang w:val="en-US"/>
+        </w:rPr>
+        <w:tab/>
+        <w:t>@</w:t>
+      </w:r>
+      <w:proofErr w:type="gramStart"/>
+      <w:r>
+        <w:rPr>
+          <w:sz w:val="16"/>
+          <w:szCs w:val="16"/>
+          <w:lang w:val="en-US"/>
+        </w:rPr>
+        <w:t>GeneratedValue(</w:t>
+      </w:r>
+      <w:proofErr w:type="gramEnd"/>
+      <w:r>
+        <w:rPr>
+          <w:sz w:val="16"/>
+          <w:szCs w:val="16"/>
+          <w:lang w:val="en-US"/>
+        </w:rPr>
+        <w:t xml:space="preserve">strategy = </w:t>
+      </w:r>
+      <w:proofErr w:type="spellStart"/>
+      <w:r>
+        <w:rPr>
+          <w:sz w:val="16"/>
+          <w:szCs w:val="16"/>
+          <w:lang w:val="en-US"/>
+        </w:rPr>
+        <w:t>GenerationType.AUTO</w:t>
+      </w:r>
+      <w:proofErr w:type="spellEnd"/>
+      <w:r>
+        <w:rPr>
+          <w:sz w:val="16"/>
+          <w:szCs w:val="16"/>
+          <w:lang w:val="en-US"/>
+        </w:rPr>
+        <w:t>)</w:t>
       </w:r>
     </w:p>
     <w:p>
@@ -956,69 +1406,122 @@
           <w:lang w:val="en-US"/>
         </w:rPr>
         <w:tab/>
-        <w:t>public Customer() {}</w:t>
-      </w:r>
-    </w:p>
-    <w:p>
-      <w:pPr>
-        <w:pStyle w:val="ListParagraph"/>
-        <w:ind w:left="567"/>
-        <w:jc w:val="both"/>
-        <w:rPr>
-          <w:sz w:val="16"/>
-          <w:szCs w:val="16"/>
-          <w:lang w:val="en-US"/>
-        </w:rPr>
-      </w:pPr>
-    </w:p>
-    <w:p>
-      <w:pPr>
-        <w:pStyle w:val="ListParagraph"/>
-        <w:ind w:left="567"/>
-        <w:jc w:val="both"/>
-        <w:rPr>
-          <w:sz w:val="16"/>
-          <w:szCs w:val="16"/>
-          <w:lang w:val="en-US"/>
-        </w:rPr>
-      </w:pPr>
-      <w:r>
-        <w:rPr>
-          <w:sz w:val="16"/>
-          <w:szCs w:val="16"/>
-          <w:lang w:val="en-US"/>
-        </w:rPr>
-        <w:tab/>
-        <w:t>public Customer(Integer id, String name, String address) {</w:t>
-      </w:r>
-    </w:p>
-    <w:p>
-      <w:pPr>
-        <w:pStyle w:val="ListParagraph"/>
-        <w:ind w:left="567"/>
-        <w:jc w:val="both"/>
-        <w:rPr>
-          <w:sz w:val="16"/>
-          <w:szCs w:val="16"/>
-          <w:lang w:val="en-US"/>
-        </w:rPr>
-      </w:pPr>
-      <w:r>
-        <w:rPr>
-          <w:sz w:val="16"/>
-          <w:szCs w:val="16"/>
-          <w:lang w:val="en-US"/>
-        </w:rPr>
-        <w:tab/>
-      </w:r>
-      <w:r>
-        <w:rPr>
-          <w:sz w:val="16"/>
-          <w:szCs w:val="16"/>
-          <w:lang w:val="en-US"/>
-        </w:rPr>
-        <w:tab/>
-        <w:t>super();</w:t>
+        <w:t xml:space="preserve">public </w:t>
+      </w:r>
+      <w:proofErr w:type="gramStart"/>
+      <w:r>
+        <w:rPr>
+          <w:sz w:val="16"/>
+          <w:szCs w:val="16"/>
+          <w:lang w:val="en-US"/>
+        </w:rPr>
+        <w:t>Customer(</w:t>
+      </w:r>
+      <w:proofErr w:type="gramEnd"/>
+      <w:r>
+        <w:rPr>
+          <w:sz w:val="16"/>
+          <w:szCs w:val="16"/>
+          <w:lang w:val="en-US"/>
+        </w:rPr>
+        <w:t>) {}</w:t>
+      </w:r>
+    </w:p>
+    <w:p>
+      <w:pPr>
+        <w:pStyle w:val="ListParagraph"/>
+        <w:ind w:left="567"/>
+        <w:jc w:val="both"/>
+        <w:rPr>
+          <w:sz w:val="16"/>
+          <w:szCs w:val="16"/>
+          <w:lang w:val="en-US"/>
+        </w:rPr>
+      </w:pPr>
+    </w:p>
+    <w:p>
+      <w:pPr>
+        <w:pStyle w:val="ListParagraph"/>
+        <w:ind w:left="567"/>
+        <w:jc w:val="both"/>
+        <w:rPr>
+          <w:sz w:val="16"/>
+          <w:szCs w:val="16"/>
+          <w:lang w:val="en-US"/>
+        </w:rPr>
+      </w:pPr>
+      <w:r>
+        <w:rPr>
+          <w:sz w:val="16"/>
+          <w:szCs w:val="16"/>
+          <w:lang w:val="en-US"/>
+        </w:rPr>
+        <w:tab/>
+        <w:t xml:space="preserve">public </w:t>
+      </w:r>
+      <w:proofErr w:type="gramStart"/>
+      <w:r>
+        <w:rPr>
+          <w:sz w:val="16"/>
+          <w:szCs w:val="16"/>
+          <w:lang w:val="en-US"/>
+        </w:rPr>
+        <w:t>Customer(</w:t>
+      </w:r>
+      <w:proofErr w:type="gramEnd"/>
+      <w:r>
+        <w:rPr>
+          <w:sz w:val="16"/>
+          <w:szCs w:val="16"/>
+          <w:lang w:val="en-US"/>
+        </w:rPr>
+        <w:t>Integer id, String name, String address) {</w:t>
+      </w:r>
+    </w:p>
+    <w:p>
+      <w:pPr>
+        <w:pStyle w:val="ListParagraph"/>
+        <w:ind w:left="567"/>
+        <w:jc w:val="both"/>
+        <w:rPr>
+          <w:sz w:val="16"/>
+          <w:szCs w:val="16"/>
+          <w:lang w:val="en-US"/>
+        </w:rPr>
+      </w:pPr>
+      <w:r>
+        <w:rPr>
+          <w:sz w:val="16"/>
+          <w:szCs w:val="16"/>
+          <w:lang w:val="en-US"/>
+        </w:rPr>
+        <w:tab/>
+      </w:r>
+      <w:r>
+        <w:rPr>
+          <w:sz w:val="16"/>
+          <w:szCs w:val="16"/>
+          <w:lang w:val="en-US"/>
+        </w:rPr>
+        <w:tab/>
+      </w:r>
+      <w:proofErr w:type="gramStart"/>
+      <w:r>
+        <w:rPr>
+          <w:sz w:val="16"/>
+          <w:szCs w:val="16"/>
+          <w:lang w:val="en-US"/>
+        </w:rPr>
+        <w:t>super(</w:t>
+      </w:r>
+      <w:proofErr w:type="gramEnd"/>
+      <w:r>
+        <w:rPr>
+          <w:sz w:val="16"/>
+          <w:szCs w:val="16"/>
+          <w:lang w:val="en-US"/>
+        </w:rPr>
+        <w:t>);</w:t>
       </w:r>
     </w:p>
     <w:p>
@@ -1105,7 +1608,26 @@
           <w:lang w:val="en-US"/>
         </w:rPr>
         <w:tab/>
-        <w:t>this.address = address;</w:t>
+      </w:r>
+      <w:proofErr w:type="spellStart"/>
+      <w:proofErr w:type="gramStart"/>
+      <w:r>
+        <w:rPr>
+          <w:sz w:val="16"/>
+          <w:szCs w:val="16"/>
+          <w:lang w:val="en-US"/>
+        </w:rPr>
+        <w:t>this.address</w:t>
+      </w:r>
+      <w:proofErr w:type="spellEnd"/>
+      <w:proofErr w:type="gramEnd"/>
+      <w:r>
+        <w:rPr>
+          <w:sz w:val="16"/>
+          <w:szCs w:val="16"/>
+          <w:lang w:val="en-US"/>
+        </w:rPr>
+        <w:t xml:space="preserve"> = address;</w:t>
       </w:r>
     </w:p>
     <w:p>
@@ -1159,7 +1681,35 @@
           <w:lang w:val="en-US"/>
         </w:rPr>
         <w:tab/>
-        <w:t>public Integer getId() {</w:t>
+        <w:t xml:space="preserve">public Integer </w:t>
+      </w:r>
+      <w:proofErr w:type="spellStart"/>
+      <w:proofErr w:type="gramStart"/>
+      <w:r>
+        <w:rPr>
+          <w:sz w:val="16"/>
+          <w:szCs w:val="16"/>
+          <w:lang w:val="en-US"/>
+        </w:rPr>
+        <w:t>getId</w:t>
+      </w:r>
+      <w:proofErr w:type="spellEnd"/>
+      <w:r>
+        <w:rPr>
+          <w:sz w:val="16"/>
+          <w:szCs w:val="16"/>
+          <w:lang w:val="en-US"/>
+        </w:rPr>
+        <w:t>(</w:t>
+      </w:r>
+      <w:proofErr w:type="gramEnd"/>
+      <w:r>
+        <w:rPr>
+          <w:sz w:val="16"/>
+          <w:szCs w:val="16"/>
+          <w:lang w:val="en-US"/>
+        </w:rPr>
+        <w:t>) {</w:t>
       </w:r>
     </w:p>
     <w:p>
@@ -1242,7 +1792,35 @@
           <w:lang w:val="en-US"/>
         </w:rPr>
         <w:tab/>
-        <w:t>public void setId(Integer id) {</w:t>
+        <w:t xml:space="preserve">public void </w:t>
+      </w:r>
+      <w:proofErr w:type="spellStart"/>
+      <w:proofErr w:type="gramStart"/>
+      <w:r>
+        <w:rPr>
+          <w:sz w:val="16"/>
+          <w:szCs w:val="16"/>
+          <w:lang w:val="en-US"/>
+        </w:rPr>
+        <w:t>setId</w:t>
+      </w:r>
+      <w:proofErr w:type="spellEnd"/>
+      <w:r>
+        <w:rPr>
+          <w:sz w:val="16"/>
+          <w:szCs w:val="16"/>
+          <w:lang w:val="en-US"/>
+        </w:rPr>
+        <w:t>(</w:t>
+      </w:r>
+      <w:proofErr w:type="gramEnd"/>
+      <w:r>
+        <w:rPr>
+          <w:sz w:val="16"/>
+          <w:szCs w:val="16"/>
+          <w:lang w:val="en-US"/>
+        </w:rPr>
+        <w:t>Integer id) {</w:t>
       </w:r>
     </w:p>
     <w:p>
@@ -1326,7 +1904,35 @@
           <w:lang w:val="en-US"/>
         </w:rPr>
         <w:tab/>
-        <w:t>public String getName() {</w:t>
+        <w:t xml:space="preserve">public String </w:t>
+      </w:r>
+      <w:proofErr w:type="spellStart"/>
+      <w:proofErr w:type="gramStart"/>
+      <w:r>
+        <w:rPr>
+          <w:sz w:val="16"/>
+          <w:szCs w:val="16"/>
+          <w:lang w:val="en-US"/>
+        </w:rPr>
+        <w:t>getName</w:t>
+      </w:r>
+      <w:proofErr w:type="spellEnd"/>
+      <w:r>
+        <w:rPr>
+          <w:sz w:val="16"/>
+          <w:szCs w:val="16"/>
+          <w:lang w:val="en-US"/>
+        </w:rPr>
+        <w:t>(</w:t>
+      </w:r>
+      <w:proofErr w:type="gramEnd"/>
+      <w:r>
+        <w:rPr>
+          <w:sz w:val="16"/>
+          <w:szCs w:val="16"/>
+          <w:lang w:val="en-US"/>
+        </w:rPr>
+        <w:t>) {</w:t>
       </w:r>
     </w:p>
     <w:p>
@@ -1409,7 +2015,35 @@
           <w:lang w:val="en-US"/>
         </w:rPr>
         <w:tab/>
-        <w:t>public void setName(String name) {</w:t>
+        <w:t xml:space="preserve">public void </w:t>
+      </w:r>
+      <w:proofErr w:type="spellStart"/>
+      <w:proofErr w:type="gramStart"/>
+      <w:r>
+        <w:rPr>
+          <w:sz w:val="16"/>
+          <w:szCs w:val="16"/>
+          <w:lang w:val="en-US"/>
+        </w:rPr>
+        <w:t>setName</w:t>
+      </w:r>
+      <w:proofErr w:type="spellEnd"/>
+      <w:r>
+        <w:rPr>
+          <w:sz w:val="16"/>
+          <w:szCs w:val="16"/>
+          <w:lang w:val="en-US"/>
+        </w:rPr>
+        <w:t>(</w:t>
+      </w:r>
+      <w:proofErr w:type="gramEnd"/>
+      <w:r>
+        <w:rPr>
+          <w:sz w:val="16"/>
+          <w:szCs w:val="16"/>
+          <w:lang w:val="en-US"/>
+        </w:rPr>
+        <w:t>String name) {</w:t>
       </w:r>
     </w:p>
     <w:p>
@@ -1492,7 +2126,35 @@
           <w:lang w:val="en-US"/>
         </w:rPr>
         <w:tab/>
-        <w:t>public String getAddress() {</w:t>
+        <w:t xml:space="preserve">public String </w:t>
+      </w:r>
+      <w:proofErr w:type="spellStart"/>
+      <w:proofErr w:type="gramStart"/>
+      <w:r>
+        <w:rPr>
+          <w:sz w:val="16"/>
+          <w:szCs w:val="16"/>
+          <w:lang w:val="en-US"/>
+        </w:rPr>
+        <w:t>getAddress</w:t>
+      </w:r>
+      <w:proofErr w:type="spellEnd"/>
+      <w:r>
+        <w:rPr>
+          <w:sz w:val="16"/>
+          <w:szCs w:val="16"/>
+          <w:lang w:val="en-US"/>
+        </w:rPr>
+        <w:t>(</w:t>
+      </w:r>
+      <w:proofErr w:type="gramEnd"/>
+      <w:r>
+        <w:rPr>
+          <w:sz w:val="16"/>
+          <w:szCs w:val="16"/>
+          <w:lang w:val="en-US"/>
+        </w:rPr>
+        <w:t>) {</w:t>
       </w:r>
     </w:p>
     <w:p>
@@ -1575,36 +2237,83 @@
           <w:lang w:val="en-US"/>
         </w:rPr>
         <w:tab/>
-        <w:t>public void setAddress(String address) {</w:t>
-      </w:r>
-    </w:p>
-    <w:p>
-      <w:pPr>
-        <w:pStyle w:val="ListParagraph"/>
-        <w:ind w:left="567"/>
-        <w:jc w:val="both"/>
-        <w:rPr>
-          <w:sz w:val="16"/>
-          <w:szCs w:val="16"/>
-          <w:lang w:val="en-US"/>
-        </w:rPr>
-      </w:pPr>
-      <w:r>
-        <w:rPr>
-          <w:sz w:val="16"/>
-          <w:szCs w:val="16"/>
-          <w:lang w:val="en-US"/>
-        </w:rPr>
-        <w:tab/>
-      </w:r>
-      <w:r>
-        <w:rPr>
-          <w:sz w:val="16"/>
-          <w:szCs w:val="16"/>
-          <w:lang w:val="en-US"/>
-        </w:rPr>
-        <w:tab/>
-        <w:t>this.address = address;</w:t>
+        <w:t xml:space="preserve">public void </w:t>
+      </w:r>
+      <w:proofErr w:type="spellStart"/>
+      <w:proofErr w:type="gramStart"/>
+      <w:r>
+        <w:rPr>
+          <w:sz w:val="16"/>
+          <w:szCs w:val="16"/>
+          <w:lang w:val="en-US"/>
+        </w:rPr>
+        <w:t>setAddress</w:t>
+      </w:r>
+      <w:proofErr w:type="spellEnd"/>
+      <w:r>
+        <w:rPr>
+          <w:sz w:val="16"/>
+          <w:szCs w:val="16"/>
+          <w:lang w:val="en-US"/>
+        </w:rPr>
+        <w:t>(</w:t>
+      </w:r>
+      <w:proofErr w:type="gramEnd"/>
+      <w:r>
+        <w:rPr>
+          <w:sz w:val="16"/>
+          <w:szCs w:val="16"/>
+          <w:lang w:val="en-US"/>
+        </w:rPr>
+        <w:t>String address) {</w:t>
+      </w:r>
+    </w:p>
+    <w:p>
+      <w:pPr>
+        <w:pStyle w:val="ListParagraph"/>
+        <w:ind w:left="567"/>
+        <w:jc w:val="both"/>
+        <w:rPr>
+          <w:sz w:val="16"/>
+          <w:szCs w:val="16"/>
+          <w:lang w:val="en-US"/>
+        </w:rPr>
+      </w:pPr>
+      <w:r>
+        <w:rPr>
+          <w:sz w:val="16"/>
+          <w:szCs w:val="16"/>
+          <w:lang w:val="en-US"/>
+        </w:rPr>
+        <w:tab/>
+      </w:r>
+      <w:r>
+        <w:rPr>
+          <w:sz w:val="16"/>
+          <w:szCs w:val="16"/>
+          <w:lang w:val="en-US"/>
+        </w:rPr>
+        <w:tab/>
+      </w:r>
+      <w:proofErr w:type="spellStart"/>
+      <w:proofErr w:type="gramStart"/>
+      <w:r>
+        <w:rPr>
+          <w:sz w:val="16"/>
+          <w:szCs w:val="16"/>
+          <w:lang w:val="en-US"/>
+        </w:rPr>
+        <w:t>this.address</w:t>
+      </w:r>
+      <w:proofErr w:type="spellEnd"/>
+      <w:proofErr w:type="gramEnd"/>
+      <w:r>
+        <w:rPr>
+          <w:sz w:val="16"/>
+          <w:szCs w:val="16"/>
+          <w:lang w:val="en-US"/>
+        </w:rPr>
+        <w:t xml:space="preserve"> = address;</w:t>
       </w:r>
     </w:p>
     <w:p>
@@ -1698,7 +2407,35 @@
           <w:lang w:val="en-US"/>
         </w:rPr>
         <w:tab/>
-        <w:t>public List&lt;Product&gt; getProducts() {</w:t>
+        <w:t xml:space="preserve">public List&lt;Product&gt; </w:t>
+      </w:r>
+      <w:proofErr w:type="spellStart"/>
+      <w:proofErr w:type="gramStart"/>
+      <w:r>
+        <w:rPr>
+          <w:sz w:val="16"/>
+          <w:szCs w:val="16"/>
+          <w:lang w:val="en-US"/>
+        </w:rPr>
+        <w:t>getProducts</w:t>
+      </w:r>
+      <w:proofErr w:type="spellEnd"/>
+      <w:r>
+        <w:rPr>
+          <w:sz w:val="16"/>
+          <w:szCs w:val="16"/>
+          <w:lang w:val="en-US"/>
+        </w:rPr>
+        <w:t>(</w:t>
+      </w:r>
+      <w:proofErr w:type="gramEnd"/>
+      <w:r>
+        <w:rPr>
+          <w:sz w:val="16"/>
+          <w:szCs w:val="16"/>
+          <w:lang w:val="en-US"/>
+        </w:rPr>
+        <w:t>) {</w:t>
       </w:r>
     </w:p>
     <w:p>
@@ -1781,36 +2518,83 @@
           <w:lang w:val="en-US"/>
         </w:rPr>
         <w:tab/>
-        <w:t>public void setProducts(List&lt;Product&gt; products) {</w:t>
-      </w:r>
-    </w:p>
-    <w:p>
-      <w:pPr>
-        <w:pStyle w:val="ListParagraph"/>
-        <w:ind w:left="567"/>
-        <w:jc w:val="both"/>
-        <w:rPr>
-          <w:sz w:val="16"/>
-          <w:szCs w:val="16"/>
-          <w:lang w:val="en-US"/>
-        </w:rPr>
-      </w:pPr>
-      <w:r>
-        <w:rPr>
-          <w:sz w:val="16"/>
-          <w:szCs w:val="16"/>
-          <w:lang w:val="en-US"/>
-        </w:rPr>
-        <w:tab/>
-      </w:r>
-      <w:r>
-        <w:rPr>
-          <w:sz w:val="16"/>
-          <w:szCs w:val="16"/>
-          <w:lang w:val="en-US"/>
-        </w:rPr>
-        <w:tab/>
-        <w:t>this.products = products;</w:t>
+        <w:t xml:space="preserve">public void </w:t>
+      </w:r>
+      <w:proofErr w:type="spellStart"/>
+      <w:proofErr w:type="gramStart"/>
+      <w:r>
+        <w:rPr>
+          <w:sz w:val="16"/>
+          <w:szCs w:val="16"/>
+          <w:lang w:val="en-US"/>
+        </w:rPr>
+        <w:t>setProducts</w:t>
+      </w:r>
+      <w:proofErr w:type="spellEnd"/>
+      <w:r>
+        <w:rPr>
+          <w:sz w:val="16"/>
+          <w:szCs w:val="16"/>
+          <w:lang w:val="en-US"/>
+        </w:rPr>
+        <w:t>(</w:t>
+      </w:r>
+      <w:proofErr w:type="gramEnd"/>
+      <w:r>
+        <w:rPr>
+          <w:sz w:val="16"/>
+          <w:szCs w:val="16"/>
+          <w:lang w:val="en-US"/>
+        </w:rPr>
+        <w:t>List&lt;Product&gt; products) {</w:t>
+      </w:r>
+    </w:p>
+    <w:p>
+      <w:pPr>
+        <w:pStyle w:val="ListParagraph"/>
+        <w:ind w:left="567"/>
+        <w:jc w:val="both"/>
+        <w:rPr>
+          <w:sz w:val="16"/>
+          <w:szCs w:val="16"/>
+          <w:lang w:val="en-US"/>
+        </w:rPr>
+      </w:pPr>
+      <w:r>
+        <w:rPr>
+          <w:sz w:val="16"/>
+          <w:szCs w:val="16"/>
+          <w:lang w:val="en-US"/>
+        </w:rPr>
+        <w:tab/>
+      </w:r>
+      <w:r>
+        <w:rPr>
+          <w:sz w:val="16"/>
+          <w:szCs w:val="16"/>
+          <w:lang w:val="en-US"/>
+        </w:rPr>
+        <w:tab/>
+      </w:r>
+      <w:proofErr w:type="spellStart"/>
+      <w:proofErr w:type="gramStart"/>
+      <w:r>
+        <w:rPr>
+          <w:sz w:val="16"/>
+          <w:szCs w:val="16"/>
+          <w:lang w:val="en-US"/>
+        </w:rPr>
+        <w:t>this.products</w:t>
+      </w:r>
+      <w:proofErr w:type="spellEnd"/>
+      <w:proofErr w:type="gramEnd"/>
+      <w:r>
+        <w:rPr>
+          <w:sz w:val="16"/>
+          <w:szCs w:val="16"/>
+          <w:lang w:val="en-US"/>
+        </w:rPr>
+        <w:t xml:space="preserve"> = products;</w:t>
       </w:r>
     </w:p>
     <w:p>
@@ -1885,7 +2669,35 @@
           <w:lang w:val="en-US"/>
         </w:rPr>
         <w:tab/>
-        <w:t>public String toString() {</w:t>
+        <w:t xml:space="preserve">public String </w:t>
+      </w:r>
+      <w:proofErr w:type="spellStart"/>
+      <w:proofErr w:type="gramStart"/>
+      <w:r>
+        <w:rPr>
+          <w:sz w:val="16"/>
+          <w:szCs w:val="16"/>
+          <w:lang w:val="en-US"/>
+        </w:rPr>
+        <w:t>toString</w:t>
+      </w:r>
+      <w:proofErr w:type="spellEnd"/>
+      <w:r>
+        <w:rPr>
+          <w:sz w:val="16"/>
+          <w:szCs w:val="16"/>
+          <w:lang w:val="en-US"/>
+        </w:rPr>
+        <w:t>(</w:t>
+      </w:r>
+      <w:proofErr w:type="gramEnd"/>
+      <w:r>
+        <w:rPr>
+          <w:sz w:val="16"/>
+          <w:szCs w:val="16"/>
+          <w:lang w:val="en-US"/>
+        </w:rPr>
+        <w:t>) {</w:t>
       </w:r>
     </w:p>
     <w:p>
@@ -2034,99 +2846,239 @@
           <w:szCs w:val="16"/>
           <w:lang w:val="en-US"/>
         </w:rPr>
-        <w:t>package com.ust.spring.entity;</w:t>
-      </w:r>
-    </w:p>
-    <w:p>
-      <w:pPr>
-        <w:pStyle w:val="ListParagraph"/>
-        <w:ind w:left="567"/>
-        <w:jc w:val="both"/>
-        <w:rPr>
-          <w:sz w:val="16"/>
-          <w:szCs w:val="16"/>
-          <w:lang w:val="en-US"/>
-        </w:rPr>
-      </w:pPr>
-    </w:p>
-    <w:p>
-      <w:pPr>
-        <w:pStyle w:val="ListParagraph"/>
-        <w:ind w:left="567"/>
-        <w:jc w:val="both"/>
-        <w:rPr>
-          <w:sz w:val="16"/>
-          <w:szCs w:val="16"/>
-          <w:lang w:val="en-US"/>
-        </w:rPr>
-      </w:pPr>
-      <w:r>
-        <w:rPr>
-          <w:sz w:val="16"/>
-          <w:szCs w:val="16"/>
-          <w:lang w:val="en-US"/>
-        </w:rPr>
-        <w:t>import javax.persistence.Entity;</w:t>
-      </w:r>
-    </w:p>
-    <w:p>
-      <w:pPr>
-        <w:pStyle w:val="ListParagraph"/>
-        <w:ind w:left="567"/>
-        <w:jc w:val="both"/>
-        <w:rPr>
-          <w:sz w:val="16"/>
-          <w:szCs w:val="16"/>
-          <w:lang w:val="en-US"/>
-        </w:rPr>
-      </w:pPr>
-      <w:r>
-        <w:rPr>
-          <w:sz w:val="16"/>
-          <w:szCs w:val="16"/>
-          <w:lang w:val="en-US"/>
-        </w:rPr>
-        <w:t>import javax.persistence.GeneratedValue;</w:t>
-      </w:r>
-    </w:p>
-    <w:p>
-      <w:pPr>
-        <w:pStyle w:val="ListParagraph"/>
-        <w:ind w:left="567"/>
-        <w:jc w:val="both"/>
-        <w:rPr>
-          <w:sz w:val="16"/>
-          <w:szCs w:val="16"/>
-          <w:lang w:val="en-US"/>
-        </w:rPr>
-      </w:pPr>
-      <w:r>
-        <w:rPr>
-          <w:sz w:val="16"/>
-          <w:szCs w:val="16"/>
-          <w:lang w:val="en-US"/>
-        </w:rPr>
-        <w:t>import javax.persistence.GenerationType;</w:t>
-      </w:r>
-    </w:p>
-    <w:p>
-      <w:pPr>
-        <w:pStyle w:val="ListParagraph"/>
-        <w:ind w:left="567"/>
-        <w:jc w:val="both"/>
-        <w:rPr>
-          <w:sz w:val="16"/>
-          <w:szCs w:val="16"/>
-          <w:lang w:val="en-US"/>
-        </w:rPr>
-      </w:pPr>
-      <w:r>
-        <w:rPr>
-          <w:sz w:val="16"/>
-          <w:szCs w:val="16"/>
-          <w:lang w:val="en-US"/>
-        </w:rPr>
-        <w:t>import javax.persistence.Id;</w:t>
+        <w:t xml:space="preserve">package </w:t>
+      </w:r>
+      <w:proofErr w:type="spellStart"/>
+      <w:proofErr w:type="gramStart"/>
+      <w:r>
+        <w:rPr>
+          <w:sz w:val="16"/>
+          <w:szCs w:val="16"/>
+          <w:lang w:val="en-US"/>
+        </w:rPr>
+        <w:t>com.ust.spring</w:t>
+      </w:r>
+      <w:proofErr w:type="gramEnd"/>
+      <w:r>
+        <w:rPr>
+          <w:sz w:val="16"/>
+          <w:szCs w:val="16"/>
+          <w:lang w:val="en-US"/>
+        </w:rPr>
+        <w:t>.entity</w:t>
+      </w:r>
+      <w:proofErr w:type="spellEnd"/>
+      <w:r>
+        <w:rPr>
+          <w:sz w:val="16"/>
+          <w:szCs w:val="16"/>
+          <w:lang w:val="en-US"/>
+        </w:rPr>
+        <w:t>;</w:t>
+      </w:r>
+    </w:p>
+    <w:p>
+      <w:pPr>
+        <w:pStyle w:val="ListParagraph"/>
+        <w:ind w:left="567"/>
+        <w:jc w:val="both"/>
+        <w:rPr>
+          <w:sz w:val="16"/>
+          <w:szCs w:val="16"/>
+          <w:lang w:val="en-US"/>
+        </w:rPr>
+      </w:pPr>
+    </w:p>
+    <w:p>
+      <w:pPr>
+        <w:pStyle w:val="ListParagraph"/>
+        <w:ind w:left="567"/>
+        <w:jc w:val="both"/>
+        <w:rPr>
+          <w:sz w:val="16"/>
+          <w:szCs w:val="16"/>
+          <w:lang w:val="en-US"/>
+        </w:rPr>
+      </w:pPr>
+      <w:r>
+        <w:rPr>
+          <w:sz w:val="16"/>
+          <w:szCs w:val="16"/>
+          <w:lang w:val="en-US"/>
+        </w:rPr>
+        <w:t xml:space="preserve">import </w:t>
+      </w:r>
+      <w:proofErr w:type="spellStart"/>
+      <w:proofErr w:type="gramStart"/>
+      <w:r>
+        <w:rPr>
+          <w:sz w:val="16"/>
+          <w:szCs w:val="16"/>
+          <w:lang w:val="en-US"/>
+        </w:rPr>
+        <w:t>javax.persistence</w:t>
+      </w:r>
+      <w:proofErr w:type="gramEnd"/>
+      <w:r>
+        <w:rPr>
+          <w:sz w:val="16"/>
+          <w:szCs w:val="16"/>
+          <w:lang w:val="en-US"/>
+        </w:rPr>
+        <w:t>.Entity</w:t>
+      </w:r>
+      <w:proofErr w:type="spellEnd"/>
+      <w:r>
+        <w:rPr>
+          <w:sz w:val="16"/>
+          <w:szCs w:val="16"/>
+          <w:lang w:val="en-US"/>
+        </w:rPr>
+        <w:t>;</w:t>
+      </w:r>
+    </w:p>
+    <w:p>
+      <w:pPr>
+        <w:pStyle w:val="ListParagraph"/>
+        <w:ind w:left="567"/>
+        <w:jc w:val="both"/>
+        <w:rPr>
+          <w:sz w:val="16"/>
+          <w:szCs w:val="16"/>
+          <w:lang w:val="en-US"/>
+        </w:rPr>
+      </w:pPr>
+      <w:r>
+        <w:rPr>
+          <w:sz w:val="16"/>
+          <w:szCs w:val="16"/>
+          <w:lang w:val="en-US"/>
+        </w:rPr>
+        <w:t xml:space="preserve">import </w:t>
+      </w:r>
+      <w:proofErr w:type="spellStart"/>
+      <w:proofErr w:type="gramStart"/>
+      <w:r>
+        <w:rPr>
+          <w:sz w:val="16"/>
+          <w:szCs w:val="16"/>
+          <w:lang w:val="en-US"/>
+        </w:rPr>
+        <w:t>javax.persistence</w:t>
+      </w:r>
+      <w:proofErr w:type="gramEnd"/>
+      <w:r>
+        <w:rPr>
+          <w:sz w:val="16"/>
+          <w:szCs w:val="16"/>
+          <w:lang w:val="en-US"/>
+        </w:rPr>
+        <w:t>.GeneratedValue</w:t>
+      </w:r>
+      <w:proofErr w:type="spellEnd"/>
+      <w:r>
+        <w:rPr>
+          <w:sz w:val="16"/>
+          <w:szCs w:val="16"/>
+          <w:lang w:val="en-US"/>
+        </w:rPr>
+        <w:t>;</w:t>
+      </w:r>
+    </w:p>
+    <w:p>
+      <w:pPr>
+        <w:pStyle w:val="ListParagraph"/>
+        <w:ind w:left="567"/>
+        <w:jc w:val="both"/>
+        <w:rPr>
+          <w:sz w:val="16"/>
+          <w:szCs w:val="16"/>
+          <w:lang w:val="en-US"/>
+        </w:rPr>
+      </w:pPr>
+      <w:r>
+        <w:rPr>
+          <w:sz w:val="16"/>
+          <w:szCs w:val="16"/>
+          <w:lang w:val="en-US"/>
+        </w:rPr>
+        <w:t xml:space="preserve">import </w:t>
+      </w:r>
+      <w:proofErr w:type="spellStart"/>
+      <w:proofErr w:type="gramStart"/>
+      <w:r>
+        <w:rPr>
+          <w:sz w:val="16"/>
+          <w:szCs w:val="16"/>
+          <w:lang w:val="en-US"/>
+        </w:rPr>
+        <w:t>javax.persistence</w:t>
+      </w:r>
+      <w:proofErr w:type="gramEnd"/>
+      <w:r>
+        <w:rPr>
+          <w:sz w:val="16"/>
+          <w:szCs w:val="16"/>
+          <w:lang w:val="en-US"/>
+        </w:rPr>
+        <w:t>.GenerationType</w:t>
+      </w:r>
+      <w:proofErr w:type="spellEnd"/>
+      <w:r>
+        <w:rPr>
+          <w:sz w:val="16"/>
+          <w:szCs w:val="16"/>
+          <w:lang w:val="en-US"/>
+        </w:rPr>
+        <w:t>;</w:t>
+      </w:r>
+    </w:p>
+    <w:p>
+      <w:pPr>
+        <w:pStyle w:val="ListParagraph"/>
+        <w:ind w:left="567"/>
+        <w:jc w:val="both"/>
+        <w:rPr>
+          <w:sz w:val="16"/>
+          <w:szCs w:val="16"/>
+          <w:lang w:val="en-US"/>
+        </w:rPr>
+      </w:pPr>
+      <w:r>
+        <w:rPr>
+          <w:sz w:val="16"/>
+          <w:szCs w:val="16"/>
+          <w:lang w:val="en-US"/>
+        </w:rPr>
+        <w:t xml:space="preserve">import </w:t>
+      </w:r>
+      <w:proofErr w:type="spellStart"/>
+      <w:proofErr w:type="gramStart"/>
+      <w:r>
+        <w:rPr>
+          <w:sz w:val="16"/>
+          <w:szCs w:val="16"/>
+          <w:lang w:val="en-US"/>
+        </w:rPr>
+        <w:t>javax.persistence</w:t>
+      </w:r>
+      <w:proofErr w:type="gramEnd"/>
+      <w:r>
+        <w:rPr>
+          <w:sz w:val="16"/>
+          <w:szCs w:val="16"/>
+          <w:lang w:val="en-US"/>
+        </w:rPr>
+        <w:t>.Id</w:t>
+      </w:r>
+      <w:proofErr w:type="spellEnd"/>
+      <w:r>
+        <w:rPr>
+          <w:sz w:val="16"/>
+          <w:szCs w:val="16"/>
+          <w:lang w:val="en-US"/>
+        </w:rPr>
+        <w:t>;</w:t>
       </w:r>
     </w:p>
     <w:p>
@@ -2220,7 +3172,43 @@
           <w:lang w:val="en-US"/>
         </w:rPr>
         <w:tab/>
-        <w:t>@GeneratedValue(strategy = GenerationType.AUTO)</w:t>
+        <w:t>@</w:t>
+      </w:r>
+      <w:proofErr w:type="gramStart"/>
+      <w:r>
+        <w:rPr>
+          <w:sz w:val="16"/>
+          <w:szCs w:val="16"/>
+          <w:lang w:val="en-US"/>
+        </w:rPr>
+        <w:t>GeneratedValue(</w:t>
+      </w:r>
+      <w:proofErr w:type="gramEnd"/>
+      <w:r>
+        <w:rPr>
+          <w:sz w:val="16"/>
+          <w:szCs w:val="16"/>
+          <w:lang w:val="en-US"/>
+        </w:rPr>
+        <w:t xml:space="preserve">strategy = </w:t>
+      </w:r>
+      <w:proofErr w:type="spellStart"/>
+      <w:r>
+        <w:rPr>
+          <w:sz w:val="16"/>
+          <w:szCs w:val="16"/>
+          <w:lang w:val="en-US"/>
+        </w:rPr>
+        <w:t>GenerationType.AUTO</w:t>
+      </w:r>
+      <w:proofErr w:type="spellEnd"/>
+      <w:r>
+        <w:rPr>
+          <w:sz w:val="16"/>
+          <w:szCs w:val="16"/>
+          <w:lang w:val="en-US"/>
+        </w:rPr>
+        <w:t>)</w:t>
       </w:r>
     </w:p>
     <w:p>
@@ -2304,57 +3292,110 @@
           <w:lang w:val="en-US"/>
         </w:rPr>
         <w:tab/>
-        <w:t>public Product() {}</w:t>
-      </w:r>
-    </w:p>
-    <w:p>
-      <w:pPr>
-        <w:pStyle w:val="ListParagraph"/>
-        <w:ind w:left="567"/>
-        <w:jc w:val="both"/>
-        <w:rPr>
-          <w:sz w:val="16"/>
-          <w:szCs w:val="16"/>
-          <w:lang w:val="en-US"/>
-        </w:rPr>
-      </w:pPr>
-      <w:r>
-        <w:rPr>
-          <w:sz w:val="16"/>
-          <w:szCs w:val="16"/>
-          <w:lang w:val="en-US"/>
-        </w:rPr>
-        <w:tab/>
-        <w:t>public Product(Integer id, String name, Double price) {</w:t>
-      </w:r>
-    </w:p>
-    <w:p>
-      <w:pPr>
-        <w:pStyle w:val="ListParagraph"/>
-        <w:ind w:left="567"/>
-        <w:jc w:val="both"/>
-        <w:rPr>
-          <w:sz w:val="16"/>
-          <w:szCs w:val="16"/>
-          <w:lang w:val="en-US"/>
-        </w:rPr>
-      </w:pPr>
-      <w:r>
-        <w:rPr>
-          <w:sz w:val="16"/>
-          <w:szCs w:val="16"/>
-          <w:lang w:val="en-US"/>
-        </w:rPr>
-        <w:tab/>
-      </w:r>
-      <w:r>
-        <w:rPr>
-          <w:sz w:val="16"/>
-          <w:szCs w:val="16"/>
-          <w:lang w:val="en-US"/>
-        </w:rPr>
-        <w:tab/>
-        <w:t>super();</w:t>
+        <w:t xml:space="preserve">public </w:t>
+      </w:r>
+      <w:proofErr w:type="gramStart"/>
+      <w:r>
+        <w:rPr>
+          <w:sz w:val="16"/>
+          <w:szCs w:val="16"/>
+          <w:lang w:val="en-US"/>
+        </w:rPr>
+        <w:t>Product(</w:t>
+      </w:r>
+      <w:proofErr w:type="gramEnd"/>
+      <w:r>
+        <w:rPr>
+          <w:sz w:val="16"/>
+          <w:szCs w:val="16"/>
+          <w:lang w:val="en-US"/>
+        </w:rPr>
+        <w:t>) {}</w:t>
+      </w:r>
+    </w:p>
+    <w:p>
+      <w:pPr>
+        <w:pStyle w:val="ListParagraph"/>
+        <w:ind w:left="567"/>
+        <w:jc w:val="both"/>
+        <w:rPr>
+          <w:sz w:val="16"/>
+          <w:szCs w:val="16"/>
+          <w:lang w:val="en-US"/>
+        </w:rPr>
+      </w:pPr>
+      <w:r>
+        <w:rPr>
+          <w:sz w:val="16"/>
+          <w:szCs w:val="16"/>
+          <w:lang w:val="en-US"/>
+        </w:rPr>
+        <w:tab/>
+        <w:t xml:space="preserve">public </w:t>
+      </w:r>
+      <w:proofErr w:type="gramStart"/>
+      <w:r>
+        <w:rPr>
+          <w:sz w:val="16"/>
+          <w:szCs w:val="16"/>
+          <w:lang w:val="en-US"/>
+        </w:rPr>
+        <w:t>Product(</w:t>
+      </w:r>
+      <w:proofErr w:type="gramEnd"/>
+      <w:r>
+        <w:rPr>
+          <w:sz w:val="16"/>
+          <w:szCs w:val="16"/>
+          <w:lang w:val="en-US"/>
+        </w:rPr>
+        <w:t>Integer id, String name, Double price) {</w:t>
+      </w:r>
+    </w:p>
+    <w:p>
+      <w:pPr>
+        <w:pStyle w:val="ListParagraph"/>
+        <w:ind w:left="567"/>
+        <w:jc w:val="both"/>
+        <w:rPr>
+          <w:sz w:val="16"/>
+          <w:szCs w:val="16"/>
+          <w:lang w:val="en-US"/>
+        </w:rPr>
+      </w:pPr>
+      <w:r>
+        <w:rPr>
+          <w:sz w:val="16"/>
+          <w:szCs w:val="16"/>
+          <w:lang w:val="en-US"/>
+        </w:rPr>
+        <w:tab/>
+      </w:r>
+      <w:r>
+        <w:rPr>
+          <w:sz w:val="16"/>
+          <w:szCs w:val="16"/>
+          <w:lang w:val="en-US"/>
+        </w:rPr>
+        <w:tab/>
+      </w:r>
+      <w:proofErr w:type="gramStart"/>
+      <w:r>
+        <w:rPr>
+          <w:sz w:val="16"/>
+          <w:szCs w:val="16"/>
+          <w:lang w:val="en-US"/>
+        </w:rPr>
+        <w:t>super(</w:t>
+      </w:r>
+      <w:proofErr w:type="gramEnd"/>
+      <w:r>
+        <w:rPr>
+          <w:sz w:val="16"/>
+          <w:szCs w:val="16"/>
+          <w:lang w:val="en-US"/>
+        </w:rPr>
+        <w:t>);</w:t>
       </w:r>
     </w:p>
     <w:p>
@@ -2441,7 +3482,26 @@
           <w:lang w:val="en-US"/>
         </w:rPr>
         <w:tab/>
-        <w:t>this.price = price;</w:t>
+      </w:r>
+      <w:proofErr w:type="spellStart"/>
+      <w:proofErr w:type="gramStart"/>
+      <w:r>
+        <w:rPr>
+          <w:sz w:val="16"/>
+          <w:szCs w:val="16"/>
+          <w:lang w:val="en-US"/>
+        </w:rPr>
+        <w:t>this.price</w:t>
+      </w:r>
+      <w:proofErr w:type="spellEnd"/>
+      <w:proofErr w:type="gramEnd"/>
+      <w:r>
+        <w:rPr>
+          <w:sz w:val="16"/>
+          <w:szCs w:val="16"/>
+          <w:lang w:val="en-US"/>
+        </w:rPr>
+        <w:t xml:space="preserve"> = price;</w:t>
       </w:r>
     </w:p>
     <w:p>
@@ -2483,7 +3543,35 @@
           <w:lang w:val="en-US"/>
         </w:rPr>
         <w:tab/>
-        <w:t>public Integer getId() {</w:t>
+        <w:t xml:space="preserve">public Integer </w:t>
+      </w:r>
+      <w:proofErr w:type="spellStart"/>
+      <w:proofErr w:type="gramStart"/>
+      <w:r>
+        <w:rPr>
+          <w:sz w:val="16"/>
+          <w:szCs w:val="16"/>
+          <w:lang w:val="en-US"/>
+        </w:rPr>
+        <w:t>getId</w:t>
+      </w:r>
+      <w:proofErr w:type="spellEnd"/>
+      <w:r>
+        <w:rPr>
+          <w:sz w:val="16"/>
+          <w:szCs w:val="16"/>
+          <w:lang w:val="en-US"/>
+        </w:rPr>
+        <w:t>(</w:t>
+      </w:r>
+      <w:proofErr w:type="gramEnd"/>
+      <w:r>
+        <w:rPr>
+          <w:sz w:val="16"/>
+          <w:szCs w:val="16"/>
+          <w:lang w:val="en-US"/>
+        </w:rPr>
+        <w:t>) {</w:t>
       </w:r>
     </w:p>
     <w:p>
@@ -2554,7 +3642,35 @@
           <w:lang w:val="en-US"/>
         </w:rPr>
         <w:tab/>
-        <w:t>public void setId(Integer id) {</w:t>
+        <w:t xml:space="preserve">public void </w:t>
+      </w:r>
+      <w:proofErr w:type="spellStart"/>
+      <w:proofErr w:type="gramStart"/>
+      <w:r>
+        <w:rPr>
+          <w:sz w:val="16"/>
+          <w:szCs w:val="16"/>
+          <w:lang w:val="en-US"/>
+        </w:rPr>
+        <w:t>setId</w:t>
+      </w:r>
+      <w:proofErr w:type="spellEnd"/>
+      <w:r>
+        <w:rPr>
+          <w:sz w:val="16"/>
+          <w:szCs w:val="16"/>
+          <w:lang w:val="en-US"/>
+        </w:rPr>
+        <w:t>(</w:t>
+      </w:r>
+      <w:proofErr w:type="gramEnd"/>
+      <w:r>
+        <w:rPr>
+          <w:sz w:val="16"/>
+          <w:szCs w:val="16"/>
+          <w:lang w:val="en-US"/>
+        </w:rPr>
+        <w:t>Integer id) {</w:t>
       </w:r>
     </w:p>
     <w:p>
@@ -2625,7 +3741,35 @@
           <w:lang w:val="en-US"/>
         </w:rPr>
         <w:tab/>
-        <w:t>public String getName() {</w:t>
+        <w:t xml:space="preserve">public String </w:t>
+      </w:r>
+      <w:proofErr w:type="spellStart"/>
+      <w:proofErr w:type="gramStart"/>
+      <w:r>
+        <w:rPr>
+          <w:sz w:val="16"/>
+          <w:szCs w:val="16"/>
+          <w:lang w:val="en-US"/>
+        </w:rPr>
+        <w:t>getName</w:t>
+      </w:r>
+      <w:proofErr w:type="spellEnd"/>
+      <w:r>
+        <w:rPr>
+          <w:sz w:val="16"/>
+          <w:szCs w:val="16"/>
+          <w:lang w:val="en-US"/>
+        </w:rPr>
+        <w:t>(</w:t>
+      </w:r>
+      <w:proofErr w:type="gramEnd"/>
+      <w:r>
+        <w:rPr>
+          <w:sz w:val="16"/>
+          <w:szCs w:val="16"/>
+          <w:lang w:val="en-US"/>
+        </w:rPr>
+        <w:t>) {</w:t>
       </w:r>
     </w:p>
     <w:p>
@@ -2697,7 +3841,35 @@
           <w:lang w:val="en-US"/>
         </w:rPr>
         <w:tab/>
-        <w:t>public void setName(String name) {</w:t>
+        <w:t xml:space="preserve">public void </w:t>
+      </w:r>
+      <w:proofErr w:type="spellStart"/>
+      <w:proofErr w:type="gramStart"/>
+      <w:r>
+        <w:rPr>
+          <w:sz w:val="16"/>
+          <w:szCs w:val="16"/>
+          <w:lang w:val="en-US"/>
+        </w:rPr>
+        <w:t>setName</w:t>
+      </w:r>
+      <w:proofErr w:type="spellEnd"/>
+      <w:r>
+        <w:rPr>
+          <w:sz w:val="16"/>
+          <w:szCs w:val="16"/>
+          <w:lang w:val="en-US"/>
+        </w:rPr>
+        <w:t>(</w:t>
+      </w:r>
+      <w:proofErr w:type="gramEnd"/>
+      <w:r>
+        <w:rPr>
+          <w:sz w:val="16"/>
+          <w:szCs w:val="16"/>
+          <w:lang w:val="en-US"/>
+        </w:rPr>
+        <w:t>String name) {</w:t>
       </w:r>
     </w:p>
     <w:p>
@@ -2768,7 +3940,35 @@
           <w:lang w:val="en-US"/>
         </w:rPr>
         <w:tab/>
-        <w:t>public Double getPrice() {</w:t>
+        <w:t xml:space="preserve">public Double </w:t>
+      </w:r>
+      <w:proofErr w:type="spellStart"/>
+      <w:proofErr w:type="gramStart"/>
+      <w:r>
+        <w:rPr>
+          <w:sz w:val="16"/>
+          <w:szCs w:val="16"/>
+          <w:lang w:val="en-US"/>
+        </w:rPr>
+        <w:t>getPrice</w:t>
+      </w:r>
+      <w:proofErr w:type="spellEnd"/>
+      <w:r>
+        <w:rPr>
+          <w:sz w:val="16"/>
+          <w:szCs w:val="16"/>
+          <w:lang w:val="en-US"/>
+        </w:rPr>
+        <w:t>(</w:t>
+      </w:r>
+      <w:proofErr w:type="gramEnd"/>
+      <w:r>
+        <w:rPr>
+          <w:sz w:val="16"/>
+          <w:szCs w:val="16"/>
+          <w:lang w:val="en-US"/>
+        </w:rPr>
+        <w:t>) {</w:t>
       </w:r>
     </w:p>
     <w:p>
@@ -2839,36 +4039,83 @@
           <w:lang w:val="en-US"/>
         </w:rPr>
         <w:tab/>
-        <w:t>public void setPrice(Double price) {</w:t>
-      </w:r>
-    </w:p>
-    <w:p>
-      <w:pPr>
-        <w:pStyle w:val="ListParagraph"/>
-        <w:ind w:left="567"/>
-        <w:jc w:val="both"/>
-        <w:rPr>
-          <w:sz w:val="16"/>
-          <w:szCs w:val="16"/>
-          <w:lang w:val="en-US"/>
-        </w:rPr>
-      </w:pPr>
-      <w:r>
-        <w:rPr>
-          <w:sz w:val="16"/>
-          <w:szCs w:val="16"/>
-          <w:lang w:val="en-US"/>
-        </w:rPr>
-        <w:tab/>
-      </w:r>
-      <w:r>
-        <w:rPr>
-          <w:sz w:val="16"/>
-          <w:szCs w:val="16"/>
-          <w:lang w:val="en-US"/>
-        </w:rPr>
-        <w:tab/>
-        <w:t>this.price = price;</w:t>
+        <w:t xml:space="preserve">public void </w:t>
+      </w:r>
+      <w:proofErr w:type="spellStart"/>
+      <w:proofErr w:type="gramStart"/>
+      <w:r>
+        <w:rPr>
+          <w:sz w:val="16"/>
+          <w:szCs w:val="16"/>
+          <w:lang w:val="en-US"/>
+        </w:rPr>
+        <w:t>setPrice</w:t>
+      </w:r>
+      <w:proofErr w:type="spellEnd"/>
+      <w:r>
+        <w:rPr>
+          <w:sz w:val="16"/>
+          <w:szCs w:val="16"/>
+          <w:lang w:val="en-US"/>
+        </w:rPr>
+        <w:t>(</w:t>
+      </w:r>
+      <w:proofErr w:type="gramEnd"/>
+      <w:r>
+        <w:rPr>
+          <w:sz w:val="16"/>
+          <w:szCs w:val="16"/>
+          <w:lang w:val="en-US"/>
+        </w:rPr>
+        <w:t>Double price) {</w:t>
+      </w:r>
+    </w:p>
+    <w:p>
+      <w:pPr>
+        <w:pStyle w:val="ListParagraph"/>
+        <w:ind w:left="567"/>
+        <w:jc w:val="both"/>
+        <w:rPr>
+          <w:sz w:val="16"/>
+          <w:szCs w:val="16"/>
+          <w:lang w:val="en-US"/>
+        </w:rPr>
+      </w:pPr>
+      <w:r>
+        <w:rPr>
+          <w:sz w:val="16"/>
+          <w:szCs w:val="16"/>
+          <w:lang w:val="en-US"/>
+        </w:rPr>
+        <w:tab/>
+      </w:r>
+      <w:r>
+        <w:rPr>
+          <w:sz w:val="16"/>
+          <w:szCs w:val="16"/>
+          <w:lang w:val="en-US"/>
+        </w:rPr>
+        <w:tab/>
+      </w:r>
+      <w:proofErr w:type="spellStart"/>
+      <w:proofErr w:type="gramStart"/>
+      <w:r>
+        <w:rPr>
+          <w:sz w:val="16"/>
+          <w:szCs w:val="16"/>
+          <w:lang w:val="en-US"/>
+        </w:rPr>
+        <w:t>this.price</w:t>
+      </w:r>
+      <w:proofErr w:type="spellEnd"/>
+      <w:proofErr w:type="gramEnd"/>
+      <w:r>
+        <w:rPr>
+          <w:sz w:val="16"/>
+          <w:szCs w:val="16"/>
+          <w:lang w:val="en-US"/>
+        </w:rPr>
+        <w:t xml:space="preserve"> = price;</w:t>
       </w:r>
     </w:p>
     <w:p>
@@ -2931,7 +4178,35 @@
           <w:lang w:val="en-US"/>
         </w:rPr>
         <w:tab/>
-        <w:t>public String toString() {</w:t>
+        <w:t xml:space="preserve">public String </w:t>
+      </w:r>
+      <w:proofErr w:type="spellStart"/>
+      <w:proofErr w:type="gramStart"/>
+      <w:r>
+        <w:rPr>
+          <w:sz w:val="16"/>
+          <w:szCs w:val="16"/>
+          <w:lang w:val="en-US"/>
+        </w:rPr>
+        <w:t>toString</w:t>
+      </w:r>
+      <w:proofErr w:type="spellEnd"/>
+      <w:r>
+        <w:rPr>
+          <w:sz w:val="16"/>
+          <w:szCs w:val="16"/>
+          <w:lang w:val="en-US"/>
+        </w:rPr>
+        <w:t>(</w:t>
+      </w:r>
+      <w:proofErr w:type="gramEnd"/>
+      <w:r>
+        <w:rPr>
+          <w:sz w:val="16"/>
+          <w:szCs w:val="16"/>
+          <w:lang w:val="en-US"/>
+        </w:rPr>
+        <w:t>) {</w:t>
       </w:r>
     </w:p>
     <w:p>
@@ -3044,91 +4319,203 @@
           <w:szCs w:val="16"/>
           <w:lang w:val="en-US"/>
         </w:rPr>
-        <w:t>package com.ust.spring.repository;</w:t>
-      </w:r>
-    </w:p>
-    <w:p>
-      <w:pPr>
-        <w:pStyle w:val="ListParagraph"/>
-        <w:ind w:left="567"/>
-        <w:jc w:val="both"/>
-        <w:rPr>
-          <w:sz w:val="16"/>
-          <w:szCs w:val="16"/>
-          <w:lang w:val="en-US"/>
-        </w:rPr>
-      </w:pPr>
-    </w:p>
-    <w:p>
-      <w:pPr>
-        <w:pStyle w:val="ListParagraph"/>
-        <w:ind w:left="567"/>
-        <w:jc w:val="both"/>
-        <w:rPr>
-          <w:sz w:val="16"/>
-          <w:szCs w:val="16"/>
-          <w:lang w:val="en-US"/>
-        </w:rPr>
-      </w:pPr>
-      <w:r>
-        <w:rPr>
-          <w:sz w:val="16"/>
-          <w:szCs w:val="16"/>
-          <w:lang w:val="en-US"/>
-        </w:rPr>
-        <w:t>import org.springframework.data.jpa.repository.JpaRepository;</w:t>
-      </w:r>
-    </w:p>
-    <w:p>
-      <w:pPr>
-        <w:pStyle w:val="ListParagraph"/>
-        <w:ind w:left="567"/>
-        <w:jc w:val="both"/>
-        <w:rPr>
-          <w:sz w:val="16"/>
-          <w:szCs w:val="16"/>
-          <w:lang w:val="en-US"/>
-        </w:rPr>
-      </w:pPr>
-      <w:r>
-        <w:rPr>
-          <w:sz w:val="16"/>
-          <w:szCs w:val="16"/>
-          <w:lang w:val="en-US"/>
-        </w:rPr>
-        <w:t>import org.springframework.stereotype.Repository;</w:t>
-      </w:r>
-    </w:p>
-    <w:p>
-      <w:pPr>
-        <w:pStyle w:val="ListParagraph"/>
-        <w:ind w:left="567"/>
-        <w:jc w:val="both"/>
-        <w:rPr>
-          <w:sz w:val="16"/>
-          <w:szCs w:val="16"/>
-          <w:lang w:val="en-US"/>
-        </w:rPr>
-      </w:pPr>
-    </w:p>
-    <w:p>
-      <w:pPr>
-        <w:pStyle w:val="ListParagraph"/>
-        <w:ind w:left="567"/>
-        <w:jc w:val="both"/>
-        <w:rPr>
-          <w:sz w:val="16"/>
-          <w:szCs w:val="16"/>
-          <w:lang w:val="en-US"/>
-        </w:rPr>
-      </w:pPr>
-      <w:r>
-        <w:rPr>
-          <w:sz w:val="16"/>
-          <w:szCs w:val="16"/>
-          <w:lang w:val="en-US"/>
-        </w:rPr>
-        <w:t>import com.ust.spring.entity.Customer;</w:t>
+        <w:t xml:space="preserve">package </w:t>
+      </w:r>
+      <w:proofErr w:type="spellStart"/>
+      <w:proofErr w:type="gramStart"/>
+      <w:r>
+        <w:rPr>
+          <w:sz w:val="16"/>
+          <w:szCs w:val="16"/>
+          <w:lang w:val="en-US"/>
+        </w:rPr>
+        <w:t>com.ust.spring</w:t>
+      </w:r>
+      <w:proofErr w:type="gramEnd"/>
+      <w:r>
+        <w:rPr>
+          <w:sz w:val="16"/>
+          <w:szCs w:val="16"/>
+          <w:lang w:val="en-US"/>
+        </w:rPr>
+        <w:t>.repository</w:t>
+      </w:r>
+      <w:proofErr w:type="spellEnd"/>
+      <w:r>
+        <w:rPr>
+          <w:sz w:val="16"/>
+          <w:szCs w:val="16"/>
+          <w:lang w:val="en-US"/>
+        </w:rPr>
+        <w:t>;</w:t>
+      </w:r>
+    </w:p>
+    <w:p>
+      <w:pPr>
+        <w:pStyle w:val="ListParagraph"/>
+        <w:ind w:left="567"/>
+        <w:jc w:val="both"/>
+        <w:rPr>
+          <w:sz w:val="16"/>
+          <w:szCs w:val="16"/>
+          <w:lang w:val="en-US"/>
+        </w:rPr>
+      </w:pPr>
+    </w:p>
+    <w:p>
+      <w:pPr>
+        <w:pStyle w:val="ListParagraph"/>
+        <w:ind w:left="567"/>
+        <w:jc w:val="both"/>
+        <w:rPr>
+          <w:sz w:val="16"/>
+          <w:szCs w:val="16"/>
+          <w:lang w:val="en-US"/>
+        </w:rPr>
+      </w:pPr>
+      <w:r>
+        <w:rPr>
+          <w:sz w:val="16"/>
+          <w:szCs w:val="16"/>
+          <w:lang w:val="en-US"/>
+        </w:rPr>
+        <w:t xml:space="preserve">import </w:t>
+      </w:r>
+      <w:proofErr w:type="spellStart"/>
+      <w:proofErr w:type="gramStart"/>
+      <w:r>
+        <w:rPr>
+          <w:sz w:val="16"/>
+          <w:szCs w:val="16"/>
+          <w:lang w:val="en-US"/>
+        </w:rPr>
+        <w:t>org.springframework.data.jpa.repository</w:t>
+      </w:r>
+      <w:proofErr w:type="gramEnd"/>
+      <w:r>
+        <w:rPr>
+          <w:sz w:val="16"/>
+          <w:szCs w:val="16"/>
+          <w:lang w:val="en-US"/>
+        </w:rPr>
+        <w:t>.JpaRepository</w:t>
+      </w:r>
+      <w:proofErr w:type="spellEnd"/>
+      <w:r>
+        <w:rPr>
+          <w:sz w:val="16"/>
+          <w:szCs w:val="16"/>
+          <w:lang w:val="en-US"/>
+        </w:rPr>
+        <w:t>;</w:t>
+      </w:r>
+    </w:p>
+    <w:p>
+      <w:pPr>
+        <w:pStyle w:val="ListParagraph"/>
+        <w:ind w:left="567"/>
+        <w:jc w:val="both"/>
+        <w:rPr>
+          <w:sz w:val="16"/>
+          <w:szCs w:val="16"/>
+          <w:lang w:val="en-US"/>
+        </w:rPr>
+      </w:pPr>
+      <w:r>
+        <w:rPr>
+          <w:sz w:val="16"/>
+          <w:szCs w:val="16"/>
+          <w:lang w:val="en-US"/>
+        </w:rPr>
+        <w:t xml:space="preserve">import </w:t>
+      </w:r>
+      <w:proofErr w:type="spellStart"/>
+      <w:proofErr w:type="gramStart"/>
+      <w:r>
+        <w:rPr>
+          <w:sz w:val="16"/>
+          <w:szCs w:val="16"/>
+          <w:lang w:val="en-US"/>
+        </w:rPr>
+        <w:t>org.springframework</w:t>
+      </w:r>
+      <w:proofErr w:type="gramEnd"/>
+      <w:r>
+        <w:rPr>
+          <w:sz w:val="16"/>
+          <w:szCs w:val="16"/>
+          <w:lang w:val="en-US"/>
+        </w:rPr>
+        <w:t>.stereotype.Repository</w:t>
+      </w:r>
+      <w:proofErr w:type="spellEnd"/>
+      <w:r>
+        <w:rPr>
+          <w:sz w:val="16"/>
+          <w:szCs w:val="16"/>
+          <w:lang w:val="en-US"/>
+        </w:rPr>
+        <w:t>;</w:t>
+      </w:r>
+    </w:p>
+    <w:p>
+      <w:pPr>
+        <w:pStyle w:val="ListParagraph"/>
+        <w:ind w:left="567"/>
+        <w:jc w:val="both"/>
+        <w:rPr>
+          <w:sz w:val="16"/>
+          <w:szCs w:val="16"/>
+          <w:lang w:val="en-US"/>
+        </w:rPr>
+      </w:pPr>
+    </w:p>
+    <w:p>
+      <w:pPr>
+        <w:pStyle w:val="ListParagraph"/>
+        <w:ind w:left="567"/>
+        <w:jc w:val="both"/>
+        <w:rPr>
+          <w:sz w:val="16"/>
+          <w:szCs w:val="16"/>
+          <w:lang w:val="en-US"/>
+        </w:rPr>
+      </w:pPr>
+      <w:r>
+        <w:rPr>
+          <w:sz w:val="16"/>
+          <w:szCs w:val="16"/>
+          <w:lang w:val="en-US"/>
+        </w:rPr>
+        <w:t xml:space="preserve">import </w:t>
+      </w:r>
+      <w:proofErr w:type="spellStart"/>
+      <w:proofErr w:type="gramStart"/>
+      <w:r>
+        <w:rPr>
+          <w:sz w:val="16"/>
+          <w:szCs w:val="16"/>
+          <w:lang w:val="en-US"/>
+        </w:rPr>
+        <w:t>com.ust.spring</w:t>
+      </w:r>
+      <w:proofErr w:type="gramEnd"/>
+      <w:r>
+        <w:rPr>
+          <w:sz w:val="16"/>
+          <w:szCs w:val="16"/>
+          <w:lang w:val="en-US"/>
+        </w:rPr>
+        <w:t>.entity.Customer</w:t>
+      </w:r>
+      <w:proofErr w:type="spellEnd"/>
+      <w:r>
+        <w:rPr>
+          <w:sz w:val="16"/>
+          <w:szCs w:val="16"/>
+          <w:lang w:val="en-US"/>
+        </w:rPr>
+        <w:t>;</w:t>
       </w:r>
     </w:p>
     <w:p>
@@ -3180,7 +4567,43 @@
           <w:szCs w:val="16"/>
           <w:lang w:val="en-US"/>
         </w:rPr>
-        <w:t>public interface CustomerRepository extends JpaRepository&lt;Customer, Integer&gt;</w:t>
+        <w:t xml:space="preserve">public interface </w:t>
+      </w:r>
+      <w:proofErr w:type="spellStart"/>
+      <w:r>
+        <w:rPr>
+          <w:sz w:val="16"/>
+          <w:szCs w:val="16"/>
+          <w:lang w:val="en-US"/>
+        </w:rPr>
+        <w:t>CustomerRepository</w:t>
+      </w:r>
+      <w:proofErr w:type="spellEnd"/>
+      <w:r>
+        <w:rPr>
+          <w:sz w:val="16"/>
+          <w:szCs w:val="16"/>
+          <w:lang w:val="en-US"/>
+        </w:rPr>
+        <w:t xml:space="preserve"> extends </w:t>
+      </w:r>
+      <w:proofErr w:type="spellStart"/>
+      <w:r>
+        <w:rPr>
+          <w:sz w:val="16"/>
+          <w:szCs w:val="16"/>
+          <w:lang w:val="en-US"/>
+        </w:rPr>
+        <w:t>JpaRepository</w:t>
+      </w:r>
+      <w:proofErr w:type="spellEnd"/>
+      <w:r>
+        <w:rPr>
+          <w:sz w:val="16"/>
+          <w:szCs w:val="16"/>
+          <w:lang w:val="en-US"/>
+        </w:rPr>
+        <w:t>&lt;Customer, Integer&gt;</w:t>
       </w:r>
     </w:p>
     <w:p>
@@ -3267,91 +4690,203 @@
           <w:szCs w:val="16"/>
           <w:lang w:val="en-US"/>
         </w:rPr>
-        <w:t>package com.ust.spring.repository;</w:t>
-      </w:r>
-    </w:p>
-    <w:p>
-      <w:pPr>
-        <w:pStyle w:val="ListParagraph"/>
-        <w:ind w:left="567"/>
-        <w:jc w:val="both"/>
-        <w:rPr>
-          <w:sz w:val="16"/>
-          <w:szCs w:val="16"/>
-          <w:lang w:val="en-US"/>
-        </w:rPr>
-      </w:pPr>
-    </w:p>
-    <w:p>
-      <w:pPr>
-        <w:pStyle w:val="ListParagraph"/>
-        <w:ind w:left="567"/>
-        <w:jc w:val="both"/>
-        <w:rPr>
-          <w:sz w:val="16"/>
-          <w:szCs w:val="16"/>
-          <w:lang w:val="en-US"/>
-        </w:rPr>
-      </w:pPr>
-      <w:r>
-        <w:rPr>
-          <w:sz w:val="16"/>
-          <w:szCs w:val="16"/>
-          <w:lang w:val="en-US"/>
-        </w:rPr>
-        <w:t>import org.springframework.data.jpa.repository.JpaRepository;</w:t>
-      </w:r>
-    </w:p>
-    <w:p>
-      <w:pPr>
-        <w:pStyle w:val="ListParagraph"/>
-        <w:ind w:left="567"/>
-        <w:jc w:val="both"/>
-        <w:rPr>
-          <w:sz w:val="16"/>
-          <w:szCs w:val="16"/>
-          <w:lang w:val="en-US"/>
-        </w:rPr>
-      </w:pPr>
-      <w:r>
-        <w:rPr>
-          <w:sz w:val="16"/>
-          <w:szCs w:val="16"/>
-          <w:lang w:val="en-US"/>
-        </w:rPr>
-        <w:t>import org.springframework.stereotype.Repository;</w:t>
-      </w:r>
-    </w:p>
-    <w:p>
-      <w:pPr>
-        <w:pStyle w:val="ListParagraph"/>
-        <w:ind w:left="567"/>
-        <w:jc w:val="both"/>
-        <w:rPr>
-          <w:sz w:val="16"/>
-          <w:szCs w:val="16"/>
-          <w:lang w:val="en-US"/>
-        </w:rPr>
-      </w:pPr>
-    </w:p>
-    <w:p>
-      <w:pPr>
-        <w:pStyle w:val="ListParagraph"/>
-        <w:ind w:left="567"/>
-        <w:jc w:val="both"/>
-        <w:rPr>
-          <w:sz w:val="16"/>
-          <w:szCs w:val="16"/>
-          <w:lang w:val="en-US"/>
-        </w:rPr>
-      </w:pPr>
-      <w:r>
-        <w:rPr>
-          <w:sz w:val="16"/>
-          <w:szCs w:val="16"/>
-          <w:lang w:val="en-US"/>
-        </w:rPr>
-        <w:t>import com.ust.spring.entity.Product;</w:t>
+        <w:t xml:space="preserve">package </w:t>
+      </w:r>
+      <w:proofErr w:type="spellStart"/>
+      <w:proofErr w:type="gramStart"/>
+      <w:r>
+        <w:rPr>
+          <w:sz w:val="16"/>
+          <w:szCs w:val="16"/>
+          <w:lang w:val="en-US"/>
+        </w:rPr>
+        <w:t>com.ust.spring</w:t>
+      </w:r>
+      <w:proofErr w:type="gramEnd"/>
+      <w:r>
+        <w:rPr>
+          <w:sz w:val="16"/>
+          <w:szCs w:val="16"/>
+          <w:lang w:val="en-US"/>
+        </w:rPr>
+        <w:t>.repository</w:t>
+      </w:r>
+      <w:proofErr w:type="spellEnd"/>
+      <w:r>
+        <w:rPr>
+          <w:sz w:val="16"/>
+          <w:szCs w:val="16"/>
+          <w:lang w:val="en-US"/>
+        </w:rPr>
+        <w:t>;</w:t>
+      </w:r>
+    </w:p>
+    <w:p>
+      <w:pPr>
+        <w:pStyle w:val="ListParagraph"/>
+        <w:ind w:left="567"/>
+        <w:jc w:val="both"/>
+        <w:rPr>
+          <w:sz w:val="16"/>
+          <w:szCs w:val="16"/>
+          <w:lang w:val="en-US"/>
+        </w:rPr>
+      </w:pPr>
+    </w:p>
+    <w:p>
+      <w:pPr>
+        <w:pStyle w:val="ListParagraph"/>
+        <w:ind w:left="567"/>
+        <w:jc w:val="both"/>
+        <w:rPr>
+          <w:sz w:val="16"/>
+          <w:szCs w:val="16"/>
+          <w:lang w:val="en-US"/>
+        </w:rPr>
+      </w:pPr>
+      <w:r>
+        <w:rPr>
+          <w:sz w:val="16"/>
+          <w:szCs w:val="16"/>
+          <w:lang w:val="en-US"/>
+        </w:rPr>
+        <w:t xml:space="preserve">import </w:t>
+      </w:r>
+      <w:proofErr w:type="spellStart"/>
+      <w:proofErr w:type="gramStart"/>
+      <w:r>
+        <w:rPr>
+          <w:sz w:val="16"/>
+          <w:szCs w:val="16"/>
+          <w:lang w:val="en-US"/>
+        </w:rPr>
+        <w:t>org.springframework.data.jpa.repository</w:t>
+      </w:r>
+      <w:proofErr w:type="gramEnd"/>
+      <w:r>
+        <w:rPr>
+          <w:sz w:val="16"/>
+          <w:szCs w:val="16"/>
+          <w:lang w:val="en-US"/>
+        </w:rPr>
+        <w:t>.JpaRepository</w:t>
+      </w:r>
+      <w:proofErr w:type="spellEnd"/>
+      <w:r>
+        <w:rPr>
+          <w:sz w:val="16"/>
+          <w:szCs w:val="16"/>
+          <w:lang w:val="en-US"/>
+        </w:rPr>
+        <w:t>;</w:t>
+      </w:r>
+    </w:p>
+    <w:p>
+      <w:pPr>
+        <w:pStyle w:val="ListParagraph"/>
+        <w:ind w:left="567"/>
+        <w:jc w:val="both"/>
+        <w:rPr>
+          <w:sz w:val="16"/>
+          <w:szCs w:val="16"/>
+          <w:lang w:val="en-US"/>
+        </w:rPr>
+      </w:pPr>
+      <w:r>
+        <w:rPr>
+          <w:sz w:val="16"/>
+          <w:szCs w:val="16"/>
+          <w:lang w:val="en-US"/>
+        </w:rPr>
+        <w:t xml:space="preserve">import </w:t>
+      </w:r>
+      <w:proofErr w:type="spellStart"/>
+      <w:proofErr w:type="gramStart"/>
+      <w:r>
+        <w:rPr>
+          <w:sz w:val="16"/>
+          <w:szCs w:val="16"/>
+          <w:lang w:val="en-US"/>
+        </w:rPr>
+        <w:t>org.springframework</w:t>
+      </w:r>
+      <w:proofErr w:type="gramEnd"/>
+      <w:r>
+        <w:rPr>
+          <w:sz w:val="16"/>
+          <w:szCs w:val="16"/>
+          <w:lang w:val="en-US"/>
+        </w:rPr>
+        <w:t>.stereotype.Repository</w:t>
+      </w:r>
+      <w:proofErr w:type="spellEnd"/>
+      <w:r>
+        <w:rPr>
+          <w:sz w:val="16"/>
+          <w:szCs w:val="16"/>
+          <w:lang w:val="en-US"/>
+        </w:rPr>
+        <w:t>;</w:t>
+      </w:r>
+    </w:p>
+    <w:p>
+      <w:pPr>
+        <w:pStyle w:val="ListParagraph"/>
+        <w:ind w:left="567"/>
+        <w:jc w:val="both"/>
+        <w:rPr>
+          <w:sz w:val="16"/>
+          <w:szCs w:val="16"/>
+          <w:lang w:val="en-US"/>
+        </w:rPr>
+      </w:pPr>
+    </w:p>
+    <w:p>
+      <w:pPr>
+        <w:pStyle w:val="ListParagraph"/>
+        <w:ind w:left="567"/>
+        <w:jc w:val="both"/>
+        <w:rPr>
+          <w:sz w:val="16"/>
+          <w:szCs w:val="16"/>
+          <w:lang w:val="en-US"/>
+        </w:rPr>
+      </w:pPr>
+      <w:r>
+        <w:rPr>
+          <w:sz w:val="16"/>
+          <w:szCs w:val="16"/>
+          <w:lang w:val="en-US"/>
+        </w:rPr>
+        <w:t xml:space="preserve">import </w:t>
+      </w:r>
+      <w:proofErr w:type="spellStart"/>
+      <w:proofErr w:type="gramStart"/>
+      <w:r>
+        <w:rPr>
+          <w:sz w:val="16"/>
+          <w:szCs w:val="16"/>
+          <w:lang w:val="en-US"/>
+        </w:rPr>
+        <w:t>com.ust.spring</w:t>
+      </w:r>
+      <w:proofErr w:type="gramEnd"/>
+      <w:r>
+        <w:rPr>
+          <w:sz w:val="16"/>
+          <w:szCs w:val="16"/>
+          <w:lang w:val="en-US"/>
+        </w:rPr>
+        <w:t>.entity.Product</w:t>
+      </w:r>
+      <w:proofErr w:type="spellEnd"/>
+      <w:r>
+        <w:rPr>
+          <w:sz w:val="16"/>
+          <w:szCs w:val="16"/>
+          <w:lang w:val="en-US"/>
+        </w:rPr>
+        <w:t>;</w:t>
       </w:r>
     </w:p>
     <w:p>
@@ -3403,7 +4938,43 @@
           <w:szCs w:val="16"/>
           <w:lang w:val="en-US"/>
         </w:rPr>
-        <w:t>public interface ProductRepository extends JpaRepository&lt;Product, Integer&gt;</w:t>
+        <w:t xml:space="preserve">public interface </w:t>
+      </w:r>
+      <w:proofErr w:type="spellStart"/>
+      <w:r>
+        <w:rPr>
+          <w:sz w:val="16"/>
+          <w:szCs w:val="16"/>
+          <w:lang w:val="en-US"/>
+        </w:rPr>
+        <w:t>ProductRepository</w:t>
+      </w:r>
+      <w:proofErr w:type="spellEnd"/>
+      <w:r>
+        <w:rPr>
+          <w:sz w:val="16"/>
+          <w:szCs w:val="16"/>
+          <w:lang w:val="en-US"/>
+        </w:rPr>
+        <w:t xml:space="preserve"> extends </w:t>
+      </w:r>
+      <w:proofErr w:type="spellStart"/>
+      <w:r>
+        <w:rPr>
+          <w:sz w:val="16"/>
+          <w:szCs w:val="16"/>
+          <w:lang w:val="en-US"/>
+        </w:rPr>
+        <w:t>JpaRepository</w:t>
+      </w:r>
+      <w:proofErr w:type="spellEnd"/>
+      <w:r>
+        <w:rPr>
+          <w:sz w:val="16"/>
+          <w:szCs w:val="16"/>
+          <w:lang w:val="en-US"/>
+        </w:rPr>
+        <w:t>&lt;Product, Integer&gt;</w:t>
       </w:r>
     </w:p>
     <w:p>
@@ -3478,336 +5049,756 @@
           <w:szCs w:val="16"/>
           <w:lang w:val="en-US"/>
         </w:rPr>
-        <w:t>package com.ust.spring.controller;</w:t>
-      </w:r>
-    </w:p>
-    <w:p>
-      <w:pPr>
-        <w:pStyle w:val="ListParagraph"/>
-        <w:ind w:left="567"/>
-        <w:jc w:val="both"/>
-        <w:rPr>
-          <w:sz w:val="16"/>
-          <w:szCs w:val="16"/>
-          <w:lang w:val="en-US"/>
-        </w:rPr>
-      </w:pPr>
-    </w:p>
-    <w:p>
-      <w:pPr>
-        <w:pStyle w:val="ListParagraph"/>
-        <w:ind w:left="567"/>
-        <w:jc w:val="both"/>
-        <w:rPr>
-          <w:sz w:val="16"/>
-          <w:szCs w:val="16"/>
-          <w:lang w:val="en-US"/>
-        </w:rPr>
-      </w:pPr>
-      <w:r>
-        <w:rPr>
-          <w:sz w:val="16"/>
-          <w:szCs w:val="16"/>
-          <w:lang w:val="en-US"/>
-        </w:rPr>
-        <w:t>import java.util.List;</w:t>
-      </w:r>
-    </w:p>
-    <w:p>
-      <w:pPr>
-        <w:pStyle w:val="ListParagraph"/>
-        <w:ind w:left="567"/>
-        <w:jc w:val="both"/>
-        <w:rPr>
-          <w:sz w:val="16"/>
-          <w:szCs w:val="16"/>
-          <w:lang w:val="en-US"/>
-        </w:rPr>
-      </w:pPr>
-      <w:r>
-        <w:rPr>
-          <w:sz w:val="16"/>
-          <w:szCs w:val="16"/>
-          <w:lang w:val="en-US"/>
-        </w:rPr>
-        <w:t>import java.util.Optional;</w:t>
-      </w:r>
-    </w:p>
-    <w:p>
-      <w:pPr>
-        <w:pStyle w:val="ListParagraph"/>
-        <w:ind w:left="567"/>
-        <w:jc w:val="both"/>
-        <w:rPr>
-          <w:sz w:val="16"/>
-          <w:szCs w:val="16"/>
-          <w:lang w:val="en-US"/>
-        </w:rPr>
-      </w:pPr>
-    </w:p>
-    <w:p>
-      <w:pPr>
-        <w:pStyle w:val="ListParagraph"/>
-        <w:ind w:left="567"/>
-        <w:jc w:val="both"/>
-        <w:rPr>
-          <w:sz w:val="16"/>
-          <w:szCs w:val="16"/>
-          <w:lang w:val="en-US"/>
-        </w:rPr>
-      </w:pPr>
-      <w:r>
-        <w:rPr>
-          <w:sz w:val="16"/>
-          <w:szCs w:val="16"/>
-          <w:lang w:val="en-US"/>
-        </w:rPr>
-        <w:t>import org.springframework.beans.factory.annotation.Autowired;</w:t>
-      </w:r>
-    </w:p>
-    <w:p>
-      <w:pPr>
-        <w:pStyle w:val="ListParagraph"/>
-        <w:ind w:left="567"/>
-        <w:jc w:val="both"/>
-        <w:rPr>
-          <w:sz w:val="16"/>
-          <w:szCs w:val="16"/>
-          <w:lang w:val="en-US"/>
-        </w:rPr>
-      </w:pPr>
-      <w:r>
-        <w:rPr>
-          <w:sz w:val="16"/>
-          <w:szCs w:val="16"/>
-          <w:lang w:val="en-US"/>
-        </w:rPr>
-        <w:t>import org.springframework.web.bind.annotation.DeleteMapping;</w:t>
-      </w:r>
-    </w:p>
-    <w:p>
-      <w:pPr>
-        <w:pStyle w:val="ListParagraph"/>
-        <w:ind w:left="567"/>
-        <w:jc w:val="both"/>
-        <w:rPr>
-          <w:sz w:val="16"/>
-          <w:szCs w:val="16"/>
-          <w:lang w:val="en-US"/>
-        </w:rPr>
-      </w:pPr>
-      <w:r>
-        <w:rPr>
-          <w:sz w:val="16"/>
-          <w:szCs w:val="16"/>
-          <w:lang w:val="en-US"/>
-        </w:rPr>
-        <w:t>import org.springframework.web.bind.annotation.GetMapping;</w:t>
-      </w:r>
-    </w:p>
-    <w:p>
-      <w:pPr>
-        <w:pStyle w:val="ListParagraph"/>
-        <w:ind w:left="567"/>
-        <w:jc w:val="both"/>
-        <w:rPr>
-          <w:sz w:val="16"/>
-          <w:szCs w:val="16"/>
-          <w:lang w:val="en-US"/>
-        </w:rPr>
-      </w:pPr>
-      <w:r>
-        <w:rPr>
-          <w:sz w:val="16"/>
-          <w:szCs w:val="16"/>
-          <w:lang w:val="en-US"/>
-        </w:rPr>
-        <w:t>import org.springframework.web.bind.annotation.PathVariable;</w:t>
-      </w:r>
-    </w:p>
-    <w:p>
-      <w:pPr>
-        <w:pStyle w:val="ListParagraph"/>
-        <w:ind w:left="567"/>
-        <w:jc w:val="both"/>
-        <w:rPr>
-          <w:sz w:val="16"/>
-          <w:szCs w:val="16"/>
-          <w:lang w:val="en-US"/>
-        </w:rPr>
-      </w:pPr>
-      <w:r>
-        <w:rPr>
-          <w:sz w:val="16"/>
-          <w:szCs w:val="16"/>
-          <w:lang w:val="en-US"/>
-        </w:rPr>
-        <w:t>import org.springframework.web.bind.annotation.PostMapping;</w:t>
-      </w:r>
-    </w:p>
-    <w:p>
-      <w:pPr>
-        <w:pStyle w:val="ListParagraph"/>
-        <w:ind w:left="567"/>
-        <w:jc w:val="both"/>
-        <w:rPr>
-          <w:sz w:val="16"/>
-          <w:szCs w:val="16"/>
-          <w:lang w:val="en-US"/>
-        </w:rPr>
-      </w:pPr>
-      <w:r>
-        <w:rPr>
-          <w:sz w:val="16"/>
-          <w:szCs w:val="16"/>
-          <w:lang w:val="en-US"/>
-        </w:rPr>
-        <w:t>import org.springframework.web.bind.annotation.PutMapping;</w:t>
-      </w:r>
-    </w:p>
-    <w:p>
-      <w:pPr>
-        <w:pStyle w:val="ListParagraph"/>
-        <w:ind w:left="567"/>
-        <w:jc w:val="both"/>
-        <w:rPr>
-          <w:sz w:val="16"/>
-          <w:szCs w:val="16"/>
-          <w:lang w:val="en-US"/>
-        </w:rPr>
-      </w:pPr>
-      <w:r>
-        <w:rPr>
-          <w:sz w:val="16"/>
-          <w:szCs w:val="16"/>
-          <w:lang w:val="en-US"/>
-        </w:rPr>
-        <w:t>import org.springframework.web.bind.annotation.RequestBody;</w:t>
-      </w:r>
-    </w:p>
-    <w:p>
-      <w:pPr>
-        <w:pStyle w:val="ListParagraph"/>
-        <w:ind w:left="567"/>
-        <w:jc w:val="both"/>
-        <w:rPr>
-          <w:sz w:val="16"/>
-          <w:szCs w:val="16"/>
-          <w:lang w:val="en-US"/>
-        </w:rPr>
-      </w:pPr>
-      <w:r>
-        <w:rPr>
-          <w:sz w:val="16"/>
-          <w:szCs w:val="16"/>
-          <w:lang w:val="en-US"/>
-        </w:rPr>
-        <w:t>import org.springframework.web.bind.annotation.RequestMapping;</w:t>
-      </w:r>
-    </w:p>
-    <w:p>
-      <w:pPr>
-        <w:pStyle w:val="ListParagraph"/>
-        <w:ind w:left="567"/>
-        <w:jc w:val="both"/>
-        <w:rPr>
-          <w:sz w:val="16"/>
-          <w:szCs w:val="16"/>
-          <w:lang w:val="en-US"/>
-        </w:rPr>
-      </w:pPr>
-      <w:r>
-        <w:rPr>
-          <w:sz w:val="16"/>
-          <w:szCs w:val="16"/>
-          <w:lang w:val="en-US"/>
-        </w:rPr>
-        <w:t>import org.springframework.web.bind.annotation.RestController;</w:t>
-      </w:r>
-    </w:p>
-    <w:p>
-      <w:pPr>
-        <w:pStyle w:val="ListParagraph"/>
-        <w:ind w:left="567"/>
-        <w:jc w:val="both"/>
-        <w:rPr>
-          <w:sz w:val="16"/>
-          <w:szCs w:val="16"/>
-          <w:lang w:val="en-US"/>
-        </w:rPr>
-      </w:pPr>
-    </w:p>
-    <w:p>
-      <w:pPr>
-        <w:pStyle w:val="ListParagraph"/>
-        <w:ind w:left="567"/>
-        <w:jc w:val="both"/>
-        <w:rPr>
-          <w:sz w:val="16"/>
-          <w:szCs w:val="16"/>
-          <w:lang w:val="en-US"/>
-        </w:rPr>
-      </w:pPr>
-      <w:r>
-        <w:rPr>
-          <w:sz w:val="16"/>
-          <w:szCs w:val="16"/>
-          <w:lang w:val="en-US"/>
-        </w:rPr>
-        <w:t>import com.ust.spring.entity.Product;</w:t>
-      </w:r>
-    </w:p>
-    <w:p>
-      <w:pPr>
-        <w:pStyle w:val="ListParagraph"/>
-        <w:ind w:left="567"/>
-        <w:jc w:val="both"/>
-        <w:rPr>
-          <w:sz w:val="16"/>
-          <w:szCs w:val="16"/>
-          <w:lang w:val="en-US"/>
-        </w:rPr>
-      </w:pPr>
-      <w:r>
-        <w:rPr>
-          <w:sz w:val="16"/>
-          <w:szCs w:val="16"/>
-          <w:lang w:val="en-US"/>
-        </w:rPr>
-        <w:t>import com.ust.spring.repository.ProductRepository;</w:t>
-      </w:r>
-    </w:p>
-    <w:p>
-      <w:pPr>
-        <w:pStyle w:val="ListParagraph"/>
-        <w:ind w:left="567"/>
-        <w:jc w:val="both"/>
-        <w:rPr>
-          <w:sz w:val="16"/>
-          <w:szCs w:val="16"/>
-          <w:lang w:val="en-US"/>
-        </w:rPr>
-      </w:pPr>
-    </w:p>
-    <w:p>
-      <w:pPr>
-        <w:pStyle w:val="ListParagraph"/>
-        <w:ind w:left="567"/>
-        <w:jc w:val="both"/>
-        <w:rPr>
-          <w:sz w:val="16"/>
-          <w:szCs w:val="16"/>
-          <w:lang w:val="en-US"/>
-        </w:rPr>
-      </w:pPr>
-      <w:r>
-        <w:rPr>
-          <w:sz w:val="16"/>
-          <w:szCs w:val="16"/>
-          <w:lang w:val="en-US"/>
-        </w:rPr>
-        <w:t>class ProductAlreadyExistException extends RuntimeException</w:t>
-      </w:r>
+        <w:t xml:space="preserve">package </w:t>
+      </w:r>
+      <w:proofErr w:type="spellStart"/>
+      <w:proofErr w:type="gramStart"/>
+      <w:r>
+        <w:rPr>
+          <w:sz w:val="16"/>
+          <w:szCs w:val="16"/>
+          <w:lang w:val="en-US"/>
+        </w:rPr>
+        <w:t>com.ust.spring</w:t>
+      </w:r>
+      <w:proofErr w:type="gramEnd"/>
+      <w:r>
+        <w:rPr>
+          <w:sz w:val="16"/>
+          <w:szCs w:val="16"/>
+          <w:lang w:val="en-US"/>
+        </w:rPr>
+        <w:t>.controller</w:t>
+      </w:r>
+      <w:proofErr w:type="spellEnd"/>
+      <w:r>
+        <w:rPr>
+          <w:sz w:val="16"/>
+          <w:szCs w:val="16"/>
+          <w:lang w:val="en-US"/>
+        </w:rPr>
+        <w:t>;</w:t>
+      </w:r>
+    </w:p>
+    <w:p>
+      <w:pPr>
+        <w:pStyle w:val="ListParagraph"/>
+        <w:ind w:left="567"/>
+        <w:jc w:val="both"/>
+        <w:rPr>
+          <w:sz w:val="16"/>
+          <w:szCs w:val="16"/>
+          <w:lang w:val="en-US"/>
+        </w:rPr>
+      </w:pPr>
+    </w:p>
+    <w:p>
+      <w:pPr>
+        <w:pStyle w:val="ListParagraph"/>
+        <w:ind w:left="567"/>
+        <w:jc w:val="both"/>
+        <w:rPr>
+          <w:sz w:val="16"/>
+          <w:szCs w:val="16"/>
+          <w:lang w:val="en-US"/>
+        </w:rPr>
+      </w:pPr>
+      <w:r>
+        <w:rPr>
+          <w:sz w:val="16"/>
+          <w:szCs w:val="16"/>
+          <w:lang w:val="en-US"/>
+        </w:rPr>
+        <w:t xml:space="preserve">import </w:t>
+      </w:r>
+      <w:proofErr w:type="spellStart"/>
+      <w:proofErr w:type="gramStart"/>
+      <w:r>
+        <w:rPr>
+          <w:sz w:val="16"/>
+          <w:szCs w:val="16"/>
+          <w:lang w:val="en-US"/>
+        </w:rPr>
+        <w:t>java.util</w:t>
+      </w:r>
+      <w:proofErr w:type="gramEnd"/>
+      <w:r>
+        <w:rPr>
+          <w:sz w:val="16"/>
+          <w:szCs w:val="16"/>
+          <w:lang w:val="en-US"/>
+        </w:rPr>
+        <w:t>.List</w:t>
+      </w:r>
+      <w:proofErr w:type="spellEnd"/>
+      <w:r>
+        <w:rPr>
+          <w:sz w:val="16"/>
+          <w:szCs w:val="16"/>
+          <w:lang w:val="en-US"/>
+        </w:rPr>
+        <w:t>;</w:t>
+      </w:r>
+    </w:p>
+    <w:p>
+      <w:pPr>
+        <w:pStyle w:val="ListParagraph"/>
+        <w:ind w:left="567"/>
+        <w:jc w:val="both"/>
+        <w:rPr>
+          <w:sz w:val="16"/>
+          <w:szCs w:val="16"/>
+          <w:lang w:val="en-US"/>
+        </w:rPr>
+      </w:pPr>
+      <w:r>
+        <w:rPr>
+          <w:sz w:val="16"/>
+          <w:szCs w:val="16"/>
+          <w:lang w:val="en-US"/>
+        </w:rPr>
+        <w:t xml:space="preserve">import </w:t>
+      </w:r>
+      <w:proofErr w:type="spellStart"/>
+      <w:proofErr w:type="gramStart"/>
+      <w:r>
+        <w:rPr>
+          <w:sz w:val="16"/>
+          <w:szCs w:val="16"/>
+          <w:lang w:val="en-US"/>
+        </w:rPr>
+        <w:t>java.util</w:t>
+      </w:r>
+      <w:proofErr w:type="gramEnd"/>
+      <w:r>
+        <w:rPr>
+          <w:sz w:val="16"/>
+          <w:szCs w:val="16"/>
+          <w:lang w:val="en-US"/>
+        </w:rPr>
+        <w:t>.Optional</w:t>
+      </w:r>
+      <w:proofErr w:type="spellEnd"/>
+      <w:r>
+        <w:rPr>
+          <w:sz w:val="16"/>
+          <w:szCs w:val="16"/>
+          <w:lang w:val="en-US"/>
+        </w:rPr>
+        <w:t>;</w:t>
+      </w:r>
+    </w:p>
+    <w:p>
+      <w:pPr>
+        <w:pStyle w:val="ListParagraph"/>
+        <w:ind w:left="567"/>
+        <w:jc w:val="both"/>
+        <w:rPr>
+          <w:sz w:val="16"/>
+          <w:szCs w:val="16"/>
+          <w:lang w:val="en-US"/>
+        </w:rPr>
+      </w:pPr>
+    </w:p>
+    <w:p>
+      <w:pPr>
+        <w:pStyle w:val="ListParagraph"/>
+        <w:ind w:left="567"/>
+        <w:jc w:val="both"/>
+        <w:rPr>
+          <w:sz w:val="16"/>
+          <w:szCs w:val="16"/>
+          <w:lang w:val="en-US"/>
+        </w:rPr>
+      </w:pPr>
+      <w:r>
+        <w:rPr>
+          <w:sz w:val="16"/>
+          <w:szCs w:val="16"/>
+          <w:lang w:val="en-US"/>
+        </w:rPr>
+        <w:t xml:space="preserve">import </w:t>
+      </w:r>
+      <w:proofErr w:type="spellStart"/>
+      <w:proofErr w:type="gramStart"/>
+      <w:r>
+        <w:rPr>
+          <w:sz w:val="16"/>
+          <w:szCs w:val="16"/>
+          <w:lang w:val="en-US"/>
+        </w:rPr>
+        <w:t>org.springframework</w:t>
+      </w:r>
+      <w:proofErr w:type="gramEnd"/>
+      <w:r>
+        <w:rPr>
+          <w:sz w:val="16"/>
+          <w:szCs w:val="16"/>
+          <w:lang w:val="en-US"/>
+        </w:rPr>
+        <w:t>.beans.factory.annotation.Autowired</w:t>
+      </w:r>
+      <w:proofErr w:type="spellEnd"/>
+      <w:r>
+        <w:rPr>
+          <w:sz w:val="16"/>
+          <w:szCs w:val="16"/>
+          <w:lang w:val="en-US"/>
+        </w:rPr>
+        <w:t>;</w:t>
+      </w:r>
+    </w:p>
+    <w:p>
+      <w:pPr>
+        <w:pStyle w:val="ListParagraph"/>
+        <w:ind w:left="567"/>
+        <w:jc w:val="both"/>
+        <w:rPr>
+          <w:sz w:val="16"/>
+          <w:szCs w:val="16"/>
+          <w:lang w:val="en-US"/>
+        </w:rPr>
+      </w:pPr>
+      <w:r>
+        <w:rPr>
+          <w:sz w:val="16"/>
+          <w:szCs w:val="16"/>
+          <w:lang w:val="en-US"/>
+        </w:rPr>
+        <w:t xml:space="preserve">import </w:t>
+      </w:r>
+      <w:proofErr w:type="spellStart"/>
+      <w:proofErr w:type="gramStart"/>
+      <w:r>
+        <w:rPr>
+          <w:sz w:val="16"/>
+          <w:szCs w:val="16"/>
+          <w:lang w:val="en-US"/>
+        </w:rPr>
+        <w:t>org.springframework.web.bind</w:t>
+      </w:r>
+      <w:proofErr w:type="gramEnd"/>
+      <w:r>
+        <w:rPr>
+          <w:sz w:val="16"/>
+          <w:szCs w:val="16"/>
+          <w:lang w:val="en-US"/>
+        </w:rPr>
+        <w:t>.annotation.DeleteMapping</w:t>
+      </w:r>
+      <w:proofErr w:type="spellEnd"/>
+      <w:r>
+        <w:rPr>
+          <w:sz w:val="16"/>
+          <w:szCs w:val="16"/>
+          <w:lang w:val="en-US"/>
+        </w:rPr>
+        <w:t>;</w:t>
+      </w:r>
+    </w:p>
+    <w:p>
+      <w:pPr>
+        <w:pStyle w:val="ListParagraph"/>
+        <w:ind w:left="567"/>
+        <w:jc w:val="both"/>
+        <w:rPr>
+          <w:sz w:val="16"/>
+          <w:szCs w:val="16"/>
+          <w:lang w:val="en-US"/>
+        </w:rPr>
+      </w:pPr>
+      <w:r>
+        <w:rPr>
+          <w:sz w:val="16"/>
+          <w:szCs w:val="16"/>
+          <w:lang w:val="en-US"/>
+        </w:rPr>
+        <w:t xml:space="preserve">import </w:t>
+      </w:r>
+      <w:proofErr w:type="spellStart"/>
+      <w:proofErr w:type="gramStart"/>
+      <w:r>
+        <w:rPr>
+          <w:sz w:val="16"/>
+          <w:szCs w:val="16"/>
+          <w:lang w:val="en-US"/>
+        </w:rPr>
+        <w:t>org.springframework.web.bind</w:t>
+      </w:r>
+      <w:proofErr w:type="gramEnd"/>
+      <w:r>
+        <w:rPr>
+          <w:sz w:val="16"/>
+          <w:szCs w:val="16"/>
+          <w:lang w:val="en-US"/>
+        </w:rPr>
+        <w:t>.annotation.GetMapping</w:t>
+      </w:r>
+      <w:proofErr w:type="spellEnd"/>
+      <w:r>
+        <w:rPr>
+          <w:sz w:val="16"/>
+          <w:szCs w:val="16"/>
+          <w:lang w:val="en-US"/>
+        </w:rPr>
+        <w:t>;</w:t>
+      </w:r>
+    </w:p>
+    <w:p>
+      <w:pPr>
+        <w:pStyle w:val="ListParagraph"/>
+        <w:ind w:left="567"/>
+        <w:jc w:val="both"/>
+        <w:rPr>
+          <w:sz w:val="16"/>
+          <w:szCs w:val="16"/>
+          <w:lang w:val="en-US"/>
+        </w:rPr>
+      </w:pPr>
+      <w:r>
+        <w:rPr>
+          <w:sz w:val="16"/>
+          <w:szCs w:val="16"/>
+          <w:lang w:val="en-US"/>
+        </w:rPr>
+        <w:t xml:space="preserve">import </w:t>
+      </w:r>
+      <w:proofErr w:type="spellStart"/>
+      <w:proofErr w:type="gramStart"/>
+      <w:r>
+        <w:rPr>
+          <w:sz w:val="16"/>
+          <w:szCs w:val="16"/>
+          <w:lang w:val="en-US"/>
+        </w:rPr>
+        <w:t>org.springframework.web.bind</w:t>
+      </w:r>
+      <w:proofErr w:type="gramEnd"/>
+      <w:r>
+        <w:rPr>
+          <w:sz w:val="16"/>
+          <w:szCs w:val="16"/>
+          <w:lang w:val="en-US"/>
+        </w:rPr>
+        <w:t>.annotation.PathVariable</w:t>
+      </w:r>
+      <w:proofErr w:type="spellEnd"/>
+      <w:r>
+        <w:rPr>
+          <w:sz w:val="16"/>
+          <w:szCs w:val="16"/>
+          <w:lang w:val="en-US"/>
+        </w:rPr>
+        <w:t>;</w:t>
+      </w:r>
+    </w:p>
+    <w:p>
+      <w:pPr>
+        <w:pStyle w:val="ListParagraph"/>
+        <w:ind w:left="567"/>
+        <w:jc w:val="both"/>
+        <w:rPr>
+          <w:sz w:val="16"/>
+          <w:szCs w:val="16"/>
+          <w:lang w:val="en-US"/>
+        </w:rPr>
+      </w:pPr>
+      <w:r>
+        <w:rPr>
+          <w:sz w:val="16"/>
+          <w:szCs w:val="16"/>
+          <w:lang w:val="en-US"/>
+        </w:rPr>
+        <w:t xml:space="preserve">import </w:t>
+      </w:r>
+      <w:proofErr w:type="spellStart"/>
+      <w:proofErr w:type="gramStart"/>
+      <w:r>
+        <w:rPr>
+          <w:sz w:val="16"/>
+          <w:szCs w:val="16"/>
+          <w:lang w:val="en-US"/>
+        </w:rPr>
+        <w:t>org.springframework.web.bind</w:t>
+      </w:r>
+      <w:proofErr w:type="gramEnd"/>
+      <w:r>
+        <w:rPr>
+          <w:sz w:val="16"/>
+          <w:szCs w:val="16"/>
+          <w:lang w:val="en-US"/>
+        </w:rPr>
+        <w:t>.annotation.PostMapping</w:t>
+      </w:r>
+      <w:proofErr w:type="spellEnd"/>
+      <w:r>
+        <w:rPr>
+          <w:sz w:val="16"/>
+          <w:szCs w:val="16"/>
+          <w:lang w:val="en-US"/>
+        </w:rPr>
+        <w:t>;</w:t>
+      </w:r>
+    </w:p>
+    <w:p>
+      <w:pPr>
+        <w:pStyle w:val="ListParagraph"/>
+        <w:ind w:left="567"/>
+        <w:jc w:val="both"/>
+        <w:rPr>
+          <w:sz w:val="16"/>
+          <w:szCs w:val="16"/>
+          <w:lang w:val="en-US"/>
+        </w:rPr>
+      </w:pPr>
+      <w:r>
+        <w:rPr>
+          <w:sz w:val="16"/>
+          <w:szCs w:val="16"/>
+          <w:lang w:val="en-US"/>
+        </w:rPr>
+        <w:t xml:space="preserve">import </w:t>
+      </w:r>
+      <w:proofErr w:type="spellStart"/>
+      <w:proofErr w:type="gramStart"/>
+      <w:r>
+        <w:rPr>
+          <w:sz w:val="16"/>
+          <w:szCs w:val="16"/>
+          <w:lang w:val="en-US"/>
+        </w:rPr>
+        <w:t>org.springframework.web.bind</w:t>
+      </w:r>
+      <w:proofErr w:type="gramEnd"/>
+      <w:r>
+        <w:rPr>
+          <w:sz w:val="16"/>
+          <w:szCs w:val="16"/>
+          <w:lang w:val="en-US"/>
+        </w:rPr>
+        <w:t>.annotation.PutMapping</w:t>
+      </w:r>
+      <w:proofErr w:type="spellEnd"/>
+      <w:r>
+        <w:rPr>
+          <w:sz w:val="16"/>
+          <w:szCs w:val="16"/>
+          <w:lang w:val="en-US"/>
+        </w:rPr>
+        <w:t>;</w:t>
+      </w:r>
+    </w:p>
+    <w:p>
+      <w:pPr>
+        <w:pStyle w:val="ListParagraph"/>
+        <w:ind w:left="567"/>
+        <w:jc w:val="both"/>
+        <w:rPr>
+          <w:sz w:val="16"/>
+          <w:szCs w:val="16"/>
+          <w:lang w:val="en-US"/>
+        </w:rPr>
+      </w:pPr>
+      <w:r>
+        <w:rPr>
+          <w:sz w:val="16"/>
+          <w:szCs w:val="16"/>
+          <w:lang w:val="en-US"/>
+        </w:rPr>
+        <w:t xml:space="preserve">import </w:t>
+      </w:r>
+      <w:proofErr w:type="spellStart"/>
+      <w:proofErr w:type="gramStart"/>
+      <w:r>
+        <w:rPr>
+          <w:sz w:val="16"/>
+          <w:szCs w:val="16"/>
+          <w:lang w:val="en-US"/>
+        </w:rPr>
+        <w:t>org.springframework.web.bind</w:t>
+      </w:r>
+      <w:proofErr w:type="gramEnd"/>
+      <w:r>
+        <w:rPr>
+          <w:sz w:val="16"/>
+          <w:szCs w:val="16"/>
+          <w:lang w:val="en-US"/>
+        </w:rPr>
+        <w:t>.annotation.RequestBody</w:t>
+      </w:r>
+      <w:proofErr w:type="spellEnd"/>
+      <w:r>
+        <w:rPr>
+          <w:sz w:val="16"/>
+          <w:szCs w:val="16"/>
+          <w:lang w:val="en-US"/>
+        </w:rPr>
+        <w:t>;</w:t>
+      </w:r>
+    </w:p>
+    <w:p>
+      <w:pPr>
+        <w:pStyle w:val="ListParagraph"/>
+        <w:ind w:left="567"/>
+        <w:jc w:val="both"/>
+        <w:rPr>
+          <w:sz w:val="16"/>
+          <w:szCs w:val="16"/>
+          <w:lang w:val="en-US"/>
+        </w:rPr>
+      </w:pPr>
+      <w:r>
+        <w:rPr>
+          <w:sz w:val="16"/>
+          <w:szCs w:val="16"/>
+          <w:lang w:val="en-US"/>
+        </w:rPr>
+        <w:t xml:space="preserve">import </w:t>
+      </w:r>
+      <w:proofErr w:type="spellStart"/>
+      <w:proofErr w:type="gramStart"/>
+      <w:r>
+        <w:rPr>
+          <w:sz w:val="16"/>
+          <w:szCs w:val="16"/>
+          <w:lang w:val="en-US"/>
+        </w:rPr>
+        <w:t>org.springframework.web.bind</w:t>
+      </w:r>
+      <w:proofErr w:type="gramEnd"/>
+      <w:r>
+        <w:rPr>
+          <w:sz w:val="16"/>
+          <w:szCs w:val="16"/>
+          <w:lang w:val="en-US"/>
+        </w:rPr>
+        <w:t>.annotation.RequestMapping</w:t>
+      </w:r>
+      <w:proofErr w:type="spellEnd"/>
+      <w:r>
+        <w:rPr>
+          <w:sz w:val="16"/>
+          <w:szCs w:val="16"/>
+          <w:lang w:val="en-US"/>
+        </w:rPr>
+        <w:t>;</w:t>
+      </w:r>
+    </w:p>
+    <w:p>
+      <w:pPr>
+        <w:pStyle w:val="ListParagraph"/>
+        <w:ind w:left="567"/>
+        <w:jc w:val="both"/>
+        <w:rPr>
+          <w:sz w:val="16"/>
+          <w:szCs w:val="16"/>
+          <w:lang w:val="en-US"/>
+        </w:rPr>
+      </w:pPr>
+      <w:r>
+        <w:rPr>
+          <w:sz w:val="16"/>
+          <w:szCs w:val="16"/>
+          <w:lang w:val="en-US"/>
+        </w:rPr>
+        <w:t xml:space="preserve">import </w:t>
+      </w:r>
+      <w:proofErr w:type="spellStart"/>
+      <w:proofErr w:type="gramStart"/>
+      <w:r>
+        <w:rPr>
+          <w:sz w:val="16"/>
+          <w:szCs w:val="16"/>
+          <w:lang w:val="en-US"/>
+        </w:rPr>
+        <w:t>org.springframework.web.bind</w:t>
+      </w:r>
+      <w:proofErr w:type="gramEnd"/>
+      <w:r>
+        <w:rPr>
+          <w:sz w:val="16"/>
+          <w:szCs w:val="16"/>
+          <w:lang w:val="en-US"/>
+        </w:rPr>
+        <w:t>.annotation.RestController</w:t>
+      </w:r>
+      <w:proofErr w:type="spellEnd"/>
+      <w:r>
+        <w:rPr>
+          <w:sz w:val="16"/>
+          <w:szCs w:val="16"/>
+          <w:lang w:val="en-US"/>
+        </w:rPr>
+        <w:t>;</w:t>
+      </w:r>
+    </w:p>
+    <w:p>
+      <w:pPr>
+        <w:pStyle w:val="ListParagraph"/>
+        <w:ind w:left="567"/>
+        <w:jc w:val="both"/>
+        <w:rPr>
+          <w:sz w:val="16"/>
+          <w:szCs w:val="16"/>
+          <w:lang w:val="en-US"/>
+        </w:rPr>
+      </w:pPr>
+    </w:p>
+    <w:p>
+      <w:pPr>
+        <w:pStyle w:val="ListParagraph"/>
+        <w:ind w:left="567"/>
+        <w:jc w:val="both"/>
+        <w:rPr>
+          <w:sz w:val="16"/>
+          <w:szCs w:val="16"/>
+          <w:lang w:val="en-US"/>
+        </w:rPr>
+      </w:pPr>
+      <w:r>
+        <w:rPr>
+          <w:sz w:val="16"/>
+          <w:szCs w:val="16"/>
+          <w:lang w:val="en-US"/>
+        </w:rPr>
+        <w:t xml:space="preserve">import </w:t>
+      </w:r>
+      <w:proofErr w:type="spellStart"/>
+      <w:proofErr w:type="gramStart"/>
+      <w:r>
+        <w:rPr>
+          <w:sz w:val="16"/>
+          <w:szCs w:val="16"/>
+          <w:lang w:val="en-US"/>
+        </w:rPr>
+        <w:t>com.ust.spring</w:t>
+      </w:r>
+      <w:proofErr w:type="gramEnd"/>
+      <w:r>
+        <w:rPr>
+          <w:sz w:val="16"/>
+          <w:szCs w:val="16"/>
+          <w:lang w:val="en-US"/>
+        </w:rPr>
+        <w:t>.entity.Product</w:t>
+      </w:r>
+      <w:proofErr w:type="spellEnd"/>
+      <w:r>
+        <w:rPr>
+          <w:sz w:val="16"/>
+          <w:szCs w:val="16"/>
+          <w:lang w:val="en-US"/>
+        </w:rPr>
+        <w:t>;</w:t>
+      </w:r>
+    </w:p>
+    <w:p>
+      <w:pPr>
+        <w:pStyle w:val="ListParagraph"/>
+        <w:ind w:left="567"/>
+        <w:jc w:val="both"/>
+        <w:rPr>
+          <w:sz w:val="16"/>
+          <w:szCs w:val="16"/>
+          <w:lang w:val="en-US"/>
+        </w:rPr>
+      </w:pPr>
+      <w:r>
+        <w:rPr>
+          <w:sz w:val="16"/>
+          <w:szCs w:val="16"/>
+          <w:lang w:val="en-US"/>
+        </w:rPr>
+        <w:t xml:space="preserve">import </w:t>
+      </w:r>
+      <w:proofErr w:type="spellStart"/>
+      <w:proofErr w:type="gramStart"/>
+      <w:r>
+        <w:rPr>
+          <w:sz w:val="16"/>
+          <w:szCs w:val="16"/>
+          <w:lang w:val="en-US"/>
+        </w:rPr>
+        <w:t>com.ust.spring</w:t>
+      </w:r>
+      <w:proofErr w:type="gramEnd"/>
+      <w:r>
+        <w:rPr>
+          <w:sz w:val="16"/>
+          <w:szCs w:val="16"/>
+          <w:lang w:val="en-US"/>
+        </w:rPr>
+        <w:t>.repository.ProductRepository</w:t>
+      </w:r>
+      <w:proofErr w:type="spellEnd"/>
+      <w:r>
+        <w:rPr>
+          <w:sz w:val="16"/>
+          <w:szCs w:val="16"/>
+          <w:lang w:val="en-US"/>
+        </w:rPr>
+        <w:t>;</w:t>
+      </w:r>
+    </w:p>
+    <w:p>
+      <w:pPr>
+        <w:pStyle w:val="ListParagraph"/>
+        <w:ind w:left="567"/>
+        <w:jc w:val="both"/>
+        <w:rPr>
+          <w:sz w:val="16"/>
+          <w:szCs w:val="16"/>
+          <w:lang w:val="en-US"/>
+        </w:rPr>
+      </w:pPr>
+    </w:p>
+    <w:p>
+      <w:pPr>
+        <w:pStyle w:val="ListParagraph"/>
+        <w:ind w:left="567"/>
+        <w:jc w:val="both"/>
+        <w:rPr>
+          <w:sz w:val="16"/>
+          <w:szCs w:val="16"/>
+          <w:lang w:val="en-US"/>
+        </w:rPr>
+      </w:pPr>
+      <w:r>
+        <w:rPr>
+          <w:sz w:val="16"/>
+          <w:szCs w:val="16"/>
+          <w:lang w:val="en-US"/>
+        </w:rPr>
+        <w:t xml:space="preserve">class </w:t>
+      </w:r>
+      <w:proofErr w:type="spellStart"/>
+      <w:r>
+        <w:rPr>
+          <w:sz w:val="16"/>
+          <w:szCs w:val="16"/>
+          <w:lang w:val="en-US"/>
+        </w:rPr>
+        <w:t>ProductAlreadyExistException</w:t>
+      </w:r>
+      <w:proofErr w:type="spellEnd"/>
+      <w:r>
+        <w:rPr>
+          <w:sz w:val="16"/>
+          <w:szCs w:val="16"/>
+          <w:lang w:val="en-US"/>
+        </w:rPr>
+        <w:t xml:space="preserve"> extends </w:t>
+      </w:r>
+      <w:proofErr w:type="spellStart"/>
+      <w:r>
+        <w:rPr>
+          <w:sz w:val="16"/>
+          <w:szCs w:val="16"/>
+          <w:lang w:val="en-US"/>
+        </w:rPr>
+        <w:t>RuntimeException</w:t>
+      </w:r>
+      <w:proofErr w:type="spellEnd"/>
     </w:p>
     <w:p>
       <w:pPr>
@@ -3847,7 +5838,35 @@
           <w:lang w:val="en-US"/>
         </w:rPr>
         <w:tab/>
-        <w:t>public ProductAlreadyExistException(String message)</w:t>
+        <w:t xml:space="preserve">public </w:t>
+      </w:r>
+      <w:proofErr w:type="spellStart"/>
+      <w:proofErr w:type="gramStart"/>
+      <w:r>
+        <w:rPr>
+          <w:sz w:val="16"/>
+          <w:szCs w:val="16"/>
+          <w:lang w:val="en-US"/>
+        </w:rPr>
+        <w:t>ProductAlreadyExistException</w:t>
+      </w:r>
+      <w:proofErr w:type="spellEnd"/>
+      <w:r>
+        <w:rPr>
+          <w:sz w:val="16"/>
+          <w:szCs w:val="16"/>
+          <w:lang w:val="en-US"/>
+        </w:rPr>
+        <w:t>(</w:t>
+      </w:r>
+      <w:proofErr w:type="gramEnd"/>
+      <w:r>
+        <w:rPr>
+          <w:sz w:val="16"/>
+          <w:szCs w:val="16"/>
+          <w:lang w:val="en-US"/>
+        </w:rPr>
+        <w:t>String message)</w:t>
       </w:r>
     </w:p>
     <w:p>
@@ -4011,7 +6030,25 @@
           <w:szCs w:val="16"/>
           <w:lang w:val="en-US"/>
         </w:rPr>
-        <w:t>public class ProductController {</w:t>
+        <w:t xml:space="preserve">public class </w:t>
+      </w:r>
+      <w:proofErr w:type="spellStart"/>
+      <w:r>
+        <w:rPr>
+          <w:sz w:val="16"/>
+          <w:szCs w:val="16"/>
+          <w:lang w:val="en-US"/>
+        </w:rPr>
+        <w:t>ProductController</w:t>
+      </w:r>
+      <w:proofErr w:type="spellEnd"/>
+      <w:r>
+        <w:rPr>
+          <w:sz w:val="16"/>
+          <w:szCs w:val="16"/>
+          <w:lang w:val="en-US"/>
+        </w:rPr>
+        <w:t xml:space="preserve"> {</w:t>
       </w:r>
     </w:p>
     <w:p>
@@ -4053,7 +6090,25 @@
           <w:lang w:val="en-US"/>
         </w:rPr>
         <w:tab/>
-        <w:t>private ProductRepository pr;</w:t>
+        <w:t xml:space="preserve">private </w:t>
+      </w:r>
+      <w:proofErr w:type="spellStart"/>
+      <w:r>
+        <w:rPr>
+          <w:sz w:val="16"/>
+          <w:szCs w:val="16"/>
+          <w:lang w:val="en-US"/>
+        </w:rPr>
+        <w:t>ProductRepository</w:t>
+      </w:r>
+      <w:proofErr w:type="spellEnd"/>
+      <w:r>
+        <w:rPr>
+          <w:sz w:val="16"/>
+          <w:szCs w:val="16"/>
+          <w:lang w:val="en-US"/>
+        </w:rPr>
+        <w:t xml:space="preserve"> pr;</w:t>
       </w:r>
     </w:p>
     <w:p>
@@ -4107,65 +6162,130 @@
           <w:lang w:val="en-US"/>
         </w:rPr>
         <w:tab/>
-        <w:t>public Product addProduct(@RequestBody Product product) {</w:t>
-      </w:r>
-    </w:p>
-    <w:p>
-      <w:pPr>
-        <w:pStyle w:val="ListParagraph"/>
-        <w:ind w:left="567"/>
-        <w:jc w:val="both"/>
-        <w:rPr>
-          <w:sz w:val="16"/>
-          <w:szCs w:val="16"/>
-          <w:lang w:val="en-US"/>
-        </w:rPr>
-      </w:pPr>
-      <w:r>
-        <w:rPr>
-          <w:sz w:val="16"/>
-          <w:szCs w:val="16"/>
-          <w:lang w:val="en-US"/>
-        </w:rPr>
-        <w:tab/>
-      </w:r>
-      <w:r>
-        <w:rPr>
-          <w:sz w:val="16"/>
-          <w:szCs w:val="16"/>
-          <w:lang w:val="en-US"/>
-        </w:rPr>
-        <w:tab/>
-        <w:t>System.out.println(product);</w:t>
-      </w:r>
-    </w:p>
-    <w:p>
-      <w:pPr>
-        <w:pStyle w:val="ListParagraph"/>
-        <w:ind w:left="567"/>
-        <w:jc w:val="both"/>
-        <w:rPr>
-          <w:sz w:val="16"/>
-          <w:szCs w:val="16"/>
-          <w:lang w:val="en-US"/>
-        </w:rPr>
-      </w:pPr>
-      <w:r>
-        <w:rPr>
-          <w:sz w:val="16"/>
-          <w:szCs w:val="16"/>
-          <w:lang w:val="en-US"/>
-        </w:rPr>
-        <w:tab/>
-      </w:r>
-      <w:r>
-        <w:rPr>
-          <w:sz w:val="16"/>
-          <w:szCs w:val="16"/>
-          <w:lang w:val="en-US"/>
-        </w:rPr>
-        <w:tab/>
-        <w:t>if(product.getId()==null)</w:t>
+        <w:t xml:space="preserve">public Product </w:t>
+      </w:r>
+      <w:proofErr w:type="spellStart"/>
+      <w:proofErr w:type="gramStart"/>
+      <w:r>
+        <w:rPr>
+          <w:sz w:val="16"/>
+          <w:szCs w:val="16"/>
+          <w:lang w:val="en-US"/>
+        </w:rPr>
+        <w:t>addProduct</w:t>
+      </w:r>
+      <w:proofErr w:type="spellEnd"/>
+      <w:r>
+        <w:rPr>
+          <w:sz w:val="16"/>
+          <w:szCs w:val="16"/>
+          <w:lang w:val="en-US"/>
+        </w:rPr>
+        <w:t>(</w:t>
+      </w:r>
+      <w:proofErr w:type="gramEnd"/>
+      <w:r>
+        <w:rPr>
+          <w:sz w:val="16"/>
+          <w:szCs w:val="16"/>
+          <w:lang w:val="en-US"/>
+        </w:rPr>
+        <w:t>@RequestBody Product product) {</w:t>
+      </w:r>
+    </w:p>
+    <w:p>
+      <w:pPr>
+        <w:pStyle w:val="ListParagraph"/>
+        <w:ind w:left="567"/>
+        <w:jc w:val="both"/>
+        <w:rPr>
+          <w:sz w:val="16"/>
+          <w:szCs w:val="16"/>
+          <w:lang w:val="en-US"/>
+        </w:rPr>
+      </w:pPr>
+      <w:r>
+        <w:rPr>
+          <w:sz w:val="16"/>
+          <w:szCs w:val="16"/>
+          <w:lang w:val="en-US"/>
+        </w:rPr>
+        <w:tab/>
+      </w:r>
+      <w:r>
+        <w:rPr>
+          <w:sz w:val="16"/>
+          <w:szCs w:val="16"/>
+          <w:lang w:val="en-US"/>
+        </w:rPr>
+        <w:tab/>
+      </w:r>
+      <w:proofErr w:type="spellStart"/>
+      <w:r>
+        <w:rPr>
+          <w:sz w:val="16"/>
+          <w:szCs w:val="16"/>
+          <w:lang w:val="en-US"/>
+        </w:rPr>
+        <w:t>System.out.println</w:t>
+      </w:r>
+      <w:proofErr w:type="spellEnd"/>
+      <w:r>
+        <w:rPr>
+          <w:sz w:val="16"/>
+          <w:szCs w:val="16"/>
+          <w:lang w:val="en-US"/>
+        </w:rPr>
+        <w:t>(product);</w:t>
+      </w:r>
+    </w:p>
+    <w:p>
+      <w:pPr>
+        <w:pStyle w:val="ListParagraph"/>
+        <w:ind w:left="567"/>
+        <w:jc w:val="both"/>
+        <w:rPr>
+          <w:sz w:val="16"/>
+          <w:szCs w:val="16"/>
+          <w:lang w:val="en-US"/>
+        </w:rPr>
+      </w:pPr>
+      <w:r>
+        <w:rPr>
+          <w:sz w:val="16"/>
+          <w:szCs w:val="16"/>
+          <w:lang w:val="en-US"/>
+        </w:rPr>
+        <w:tab/>
+      </w:r>
+      <w:r>
+        <w:rPr>
+          <w:sz w:val="16"/>
+          <w:szCs w:val="16"/>
+          <w:lang w:val="en-US"/>
+        </w:rPr>
+        <w:tab/>
+        <w:t>if(</w:t>
+      </w:r>
+      <w:proofErr w:type="spellStart"/>
+      <w:proofErr w:type="gramStart"/>
+      <w:r>
+        <w:rPr>
+          <w:sz w:val="16"/>
+          <w:szCs w:val="16"/>
+          <w:lang w:val="en-US"/>
+        </w:rPr>
+        <w:t>product.getId</w:t>
+      </w:r>
+      <w:proofErr w:type="spellEnd"/>
+      <w:proofErr w:type="gramEnd"/>
+      <w:r>
+        <w:rPr>
+          <w:sz w:val="16"/>
+          <w:szCs w:val="16"/>
+          <w:lang w:val="en-US"/>
+        </w:rPr>
+        <w:t>()==null)</w:t>
       </w:r>
     </w:p>
     <w:p>
@@ -4231,7 +6351,27 @@
           <w:lang w:val="en-US"/>
         </w:rPr>
         <w:tab/>
-        <w:t>return pr.save(product);</w:t>
+        <w:t xml:space="preserve">return </w:t>
+      </w:r>
+      <w:proofErr w:type="spellStart"/>
+      <w:proofErr w:type="gramStart"/>
+      <w:r>
+        <w:rPr>
+          <w:sz w:val="16"/>
+          <w:szCs w:val="16"/>
+          <w:lang w:val="en-US"/>
+        </w:rPr>
+        <w:t>pr.save</w:t>
+      </w:r>
+      <w:proofErr w:type="spellEnd"/>
+      <w:proofErr w:type="gramEnd"/>
+      <w:r>
+        <w:rPr>
+          <w:sz w:val="16"/>
+          <w:szCs w:val="16"/>
+          <w:lang w:val="en-US"/>
+        </w:rPr>
+        <w:t>(product);</w:t>
       </w:r>
     </w:p>
     <w:p>
@@ -4289,7 +6429,45 @@
           <w:lang w:val="en-US"/>
         </w:rPr>
         <w:tab/>
-        <w:t>Product temp=findProductById(product.getId());</w:t>
+        <w:t>Product temp=</w:t>
+      </w:r>
+      <w:proofErr w:type="spellStart"/>
+      <w:r>
+        <w:rPr>
+          <w:sz w:val="16"/>
+          <w:szCs w:val="16"/>
+          <w:lang w:val="en-US"/>
+        </w:rPr>
+        <w:t>findProductById</w:t>
+      </w:r>
+      <w:proofErr w:type="spellEnd"/>
+      <w:r>
+        <w:rPr>
+          <w:sz w:val="16"/>
+          <w:szCs w:val="16"/>
+          <w:lang w:val="en-US"/>
+        </w:rPr>
+        <w:t>(</w:t>
+      </w:r>
+      <w:proofErr w:type="spellStart"/>
+      <w:proofErr w:type="gramStart"/>
+      <w:r>
+        <w:rPr>
+          <w:sz w:val="16"/>
+          <w:szCs w:val="16"/>
+          <w:lang w:val="en-US"/>
+        </w:rPr>
+        <w:t>product.getId</w:t>
+      </w:r>
+      <w:proofErr w:type="spellEnd"/>
+      <w:proofErr w:type="gramEnd"/>
+      <w:r>
+        <w:rPr>
+          <w:sz w:val="16"/>
+          <w:szCs w:val="16"/>
+          <w:lang w:val="en-US"/>
+        </w:rPr>
+        <w:t>());</w:t>
       </w:r>
     </w:p>
     <w:p>
@@ -4384,37 +6562,65 @@
           <w:lang w:val="en-US"/>
         </w:rPr>
         <w:tab/>
-        <w:t>pr.save(product);</w:t>
-      </w:r>
-    </w:p>
-    <w:p>
-      <w:pPr>
-        <w:pStyle w:val="ListParagraph"/>
-        <w:ind w:left="567"/>
-        <w:jc w:val="both"/>
-        <w:rPr>
-          <w:sz w:val="16"/>
-          <w:szCs w:val="16"/>
-          <w:lang w:val="en-US"/>
-        </w:rPr>
-      </w:pPr>
-      <w:r>
-        <w:rPr>
-          <w:sz w:val="16"/>
-          <w:szCs w:val="16"/>
-          <w:lang w:val="en-US"/>
-        </w:rPr>
-        <w:tab/>
-      </w:r>
-      <w:r>
-        <w:rPr>
-          <w:sz w:val="16"/>
-          <w:szCs w:val="16"/>
-          <w:lang w:val="en-US"/>
-        </w:rPr>
-        <w:tab/>
+      </w:r>
+      <w:proofErr w:type="spellStart"/>
+      <w:proofErr w:type="gramStart"/>
+      <w:r>
+        <w:rPr>
+          <w:sz w:val="16"/>
+          <w:szCs w:val="16"/>
+          <w:lang w:val="en-US"/>
+        </w:rPr>
+        <w:t>pr.save</w:t>
+      </w:r>
+      <w:proofErr w:type="spellEnd"/>
+      <w:proofErr w:type="gramEnd"/>
+      <w:r>
+        <w:rPr>
+          <w:sz w:val="16"/>
+          <w:szCs w:val="16"/>
+          <w:lang w:val="en-US"/>
+        </w:rPr>
+        <w:t>(product);</w:t>
+      </w:r>
+    </w:p>
+    <w:p>
+      <w:pPr>
+        <w:pStyle w:val="ListParagraph"/>
+        <w:ind w:left="567"/>
+        <w:jc w:val="both"/>
+        <w:rPr>
+          <w:sz w:val="16"/>
+          <w:szCs w:val="16"/>
+          <w:lang w:val="en-US"/>
+        </w:rPr>
+      </w:pPr>
+      <w:r>
+        <w:rPr>
+          <w:sz w:val="16"/>
+          <w:szCs w:val="16"/>
+          <w:lang w:val="en-US"/>
+        </w:rPr>
+        <w:tab/>
+      </w:r>
+      <w:r>
+        <w:rPr>
+          <w:sz w:val="16"/>
+          <w:szCs w:val="16"/>
+          <w:lang w:val="en-US"/>
+        </w:rPr>
+        <w:tab/>
+      </w:r>
+      <w:proofErr w:type="gramStart"/>
+      <w:r>
+        <w:rPr>
+          <w:sz w:val="16"/>
+          <w:szCs w:val="16"/>
+          <w:lang w:val="en-US"/>
+        </w:rPr>
         <w:t>}else</w:t>
       </w:r>
+      <w:proofErr w:type="gramEnd"/>
     </w:p>
     <w:p>
       <w:pPr>
@@ -4479,7 +6685,53 @@
           <w:lang w:val="en-US"/>
         </w:rPr>
         <w:tab/>
-        <w:t>throw new ProductAlreadyExistException("Product with ID:"+product.getId()+" Already exist");</w:t>
+        <w:t xml:space="preserve">throw new </w:t>
+      </w:r>
+      <w:proofErr w:type="spellStart"/>
+      <w:proofErr w:type="gramStart"/>
+      <w:r>
+        <w:rPr>
+          <w:sz w:val="16"/>
+          <w:szCs w:val="16"/>
+          <w:lang w:val="en-US"/>
+        </w:rPr>
+        <w:t>ProductAlreadyExistException</w:t>
+      </w:r>
+      <w:proofErr w:type="spellEnd"/>
+      <w:r>
+        <w:rPr>
+          <w:sz w:val="16"/>
+          <w:szCs w:val="16"/>
+          <w:lang w:val="en-US"/>
+        </w:rPr>
+        <w:t>(</w:t>
+      </w:r>
+      <w:proofErr w:type="gramEnd"/>
+      <w:r>
+        <w:rPr>
+          <w:sz w:val="16"/>
+          <w:szCs w:val="16"/>
+          <w:lang w:val="en-US"/>
+        </w:rPr>
+        <w:t>"Product with ID:"+</w:t>
+      </w:r>
+      <w:proofErr w:type="spellStart"/>
+      <w:r>
+        <w:rPr>
+          <w:sz w:val="16"/>
+          <w:szCs w:val="16"/>
+          <w:lang w:val="en-US"/>
+        </w:rPr>
+        <w:t>product.getId</w:t>
+      </w:r>
+      <w:proofErr w:type="spellEnd"/>
+      <w:r>
+        <w:rPr>
+          <w:sz w:val="16"/>
+          <w:szCs w:val="16"/>
+          <w:lang w:val="en-US"/>
+        </w:rPr>
+        <w:t>()+" Already exist");</w:t>
       </w:r>
     </w:p>
     <w:p>
@@ -4620,36 +6872,92 @@
           <w:lang w:val="en-US"/>
         </w:rPr>
         <w:tab/>
-        <w:t>public Product findProductById(@PathVariable("id")Integer id) {</w:t>
-      </w:r>
-    </w:p>
-    <w:p>
-      <w:pPr>
-        <w:pStyle w:val="ListParagraph"/>
-        <w:ind w:left="567"/>
-        <w:jc w:val="both"/>
-        <w:rPr>
-          <w:sz w:val="16"/>
-          <w:szCs w:val="16"/>
-          <w:lang w:val="en-US"/>
-        </w:rPr>
-      </w:pPr>
-      <w:r>
-        <w:rPr>
-          <w:sz w:val="16"/>
-          <w:szCs w:val="16"/>
-          <w:lang w:val="en-US"/>
-        </w:rPr>
-        <w:tab/>
-      </w:r>
-      <w:r>
-        <w:rPr>
-          <w:sz w:val="16"/>
-          <w:szCs w:val="16"/>
-          <w:lang w:val="en-US"/>
-        </w:rPr>
-        <w:tab/>
-        <w:t>Optional&lt;Product&gt; temp=pr.findById(id);</w:t>
+        <w:t xml:space="preserve">public Product </w:t>
+      </w:r>
+      <w:proofErr w:type="spellStart"/>
+      <w:r>
+        <w:rPr>
+          <w:sz w:val="16"/>
+          <w:szCs w:val="16"/>
+          <w:lang w:val="en-US"/>
+        </w:rPr>
+        <w:t>findProductById</w:t>
+      </w:r>
+      <w:proofErr w:type="spellEnd"/>
+      <w:r>
+        <w:rPr>
+          <w:sz w:val="16"/>
+          <w:szCs w:val="16"/>
+          <w:lang w:val="en-US"/>
+        </w:rPr>
+        <w:t>(@PathVariable("id</w:t>
+      </w:r>
+      <w:proofErr w:type="gramStart"/>
+      <w:r>
+        <w:rPr>
+          <w:sz w:val="16"/>
+          <w:szCs w:val="16"/>
+          <w:lang w:val="en-US"/>
+        </w:rPr>
+        <w:t>")Integer</w:t>
+      </w:r>
+      <w:proofErr w:type="gramEnd"/>
+      <w:r>
+        <w:rPr>
+          <w:sz w:val="16"/>
+          <w:szCs w:val="16"/>
+          <w:lang w:val="en-US"/>
+        </w:rPr>
+        <w:t xml:space="preserve"> id) {</w:t>
+      </w:r>
+    </w:p>
+    <w:p>
+      <w:pPr>
+        <w:pStyle w:val="ListParagraph"/>
+        <w:ind w:left="567"/>
+        <w:jc w:val="both"/>
+        <w:rPr>
+          <w:sz w:val="16"/>
+          <w:szCs w:val="16"/>
+          <w:lang w:val="en-US"/>
+        </w:rPr>
+      </w:pPr>
+      <w:r>
+        <w:rPr>
+          <w:sz w:val="16"/>
+          <w:szCs w:val="16"/>
+          <w:lang w:val="en-US"/>
+        </w:rPr>
+        <w:tab/>
+      </w:r>
+      <w:r>
+        <w:rPr>
+          <w:sz w:val="16"/>
+          <w:szCs w:val="16"/>
+          <w:lang w:val="en-US"/>
+        </w:rPr>
+        <w:tab/>
+        <w:t>Optional&lt;Product&gt; temp=</w:t>
+      </w:r>
+      <w:proofErr w:type="spellStart"/>
+      <w:proofErr w:type="gramStart"/>
+      <w:r>
+        <w:rPr>
+          <w:sz w:val="16"/>
+          <w:szCs w:val="16"/>
+          <w:lang w:val="en-US"/>
+        </w:rPr>
+        <w:t>pr.findById</w:t>
+      </w:r>
+      <w:proofErr w:type="spellEnd"/>
+      <w:proofErr w:type="gramEnd"/>
+      <w:r>
+        <w:rPr>
+          <w:sz w:val="16"/>
+          <w:szCs w:val="16"/>
+          <w:lang w:val="en-US"/>
+        </w:rPr>
+        <w:t>(id);</w:t>
       </w:r>
     </w:p>
     <w:p>
@@ -4707,7 +7015,27 @@
           <w:lang w:val="en-US"/>
         </w:rPr>
         <w:tab/>
-        <w:t>if(temp.isPresent())</w:t>
+        <w:t>if(</w:t>
+      </w:r>
+      <w:proofErr w:type="spellStart"/>
+      <w:proofErr w:type="gramStart"/>
+      <w:r>
+        <w:rPr>
+          <w:sz w:val="16"/>
+          <w:szCs w:val="16"/>
+          <w:lang w:val="en-US"/>
+        </w:rPr>
+        <w:t>temp.isPresent</w:t>
+      </w:r>
+      <w:proofErr w:type="spellEnd"/>
+      <w:proofErr w:type="gramEnd"/>
+      <w:r>
+        <w:rPr>
+          <w:sz w:val="16"/>
+          <w:szCs w:val="16"/>
+          <w:lang w:val="en-US"/>
+        </w:rPr>
+        <w:t>())</w:t>
       </w:r>
     </w:p>
     <w:p>
@@ -4773,7 +7101,35 @@
           <w:lang w:val="en-US"/>
         </w:rPr>
         <w:tab/>
-        <w:t>product=temp.get();</w:t>
+        <w:t>product=</w:t>
+      </w:r>
+      <w:proofErr w:type="spellStart"/>
+      <w:proofErr w:type="gramStart"/>
+      <w:r>
+        <w:rPr>
+          <w:sz w:val="16"/>
+          <w:szCs w:val="16"/>
+          <w:lang w:val="en-US"/>
+        </w:rPr>
+        <w:t>temp.get</w:t>
+      </w:r>
+      <w:proofErr w:type="spellEnd"/>
+      <w:r>
+        <w:rPr>
+          <w:sz w:val="16"/>
+          <w:szCs w:val="16"/>
+          <w:lang w:val="en-US"/>
+        </w:rPr>
+        <w:t>(</w:t>
+      </w:r>
+      <w:proofErr w:type="gramEnd"/>
+      <w:r>
+        <w:rPr>
+          <w:sz w:val="16"/>
+          <w:szCs w:val="16"/>
+          <w:lang w:val="en-US"/>
+        </w:rPr>
+        <w:t>);</w:t>
       </w:r>
     </w:p>
     <w:p>
@@ -4930,36 +7286,84 @@
           <w:lang w:val="en-US"/>
         </w:rPr>
         <w:tab/>
-        <w:t>public List&lt;Product&gt; retrieveAllProducts() {</w:t>
-      </w:r>
-    </w:p>
-    <w:p>
-      <w:pPr>
-        <w:pStyle w:val="ListParagraph"/>
-        <w:ind w:left="567"/>
-        <w:jc w:val="both"/>
-        <w:rPr>
-          <w:sz w:val="16"/>
-          <w:szCs w:val="16"/>
-          <w:lang w:val="en-US"/>
-        </w:rPr>
-      </w:pPr>
-      <w:r>
-        <w:rPr>
-          <w:sz w:val="16"/>
-          <w:szCs w:val="16"/>
-          <w:lang w:val="en-US"/>
-        </w:rPr>
-        <w:tab/>
-      </w:r>
-      <w:r>
-        <w:rPr>
-          <w:sz w:val="16"/>
-          <w:szCs w:val="16"/>
-          <w:lang w:val="en-US"/>
-        </w:rPr>
-        <w:tab/>
-        <w:t>return pr.findAll();</w:t>
+        <w:t xml:space="preserve">public List&lt;Product&gt; </w:t>
+      </w:r>
+      <w:proofErr w:type="spellStart"/>
+      <w:proofErr w:type="gramStart"/>
+      <w:r>
+        <w:rPr>
+          <w:sz w:val="16"/>
+          <w:szCs w:val="16"/>
+          <w:lang w:val="en-US"/>
+        </w:rPr>
+        <w:t>retrieveAllProducts</w:t>
+      </w:r>
+      <w:proofErr w:type="spellEnd"/>
+      <w:r>
+        <w:rPr>
+          <w:sz w:val="16"/>
+          <w:szCs w:val="16"/>
+          <w:lang w:val="en-US"/>
+        </w:rPr>
+        <w:t>(</w:t>
+      </w:r>
+      <w:proofErr w:type="gramEnd"/>
+      <w:r>
+        <w:rPr>
+          <w:sz w:val="16"/>
+          <w:szCs w:val="16"/>
+          <w:lang w:val="en-US"/>
+        </w:rPr>
+        <w:t>) {</w:t>
+      </w:r>
+    </w:p>
+    <w:p>
+      <w:pPr>
+        <w:pStyle w:val="ListParagraph"/>
+        <w:ind w:left="567"/>
+        <w:jc w:val="both"/>
+        <w:rPr>
+          <w:sz w:val="16"/>
+          <w:szCs w:val="16"/>
+          <w:lang w:val="en-US"/>
+        </w:rPr>
+      </w:pPr>
+      <w:r>
+        <w:rPr>
+          <w:sz w:val="16"/>
+          <w:szCs w:val="16"/>
+          <w:lang w:val="en-US"/>
+        </w:rPr>
+        <w:tab/>
+      </w:r>
+      <w:r>
+        <w:rPr>
+          <w:sz w:val="16"/>
+          <w:szCs w:val="16"/>
+          <w:lang w:val="en-US"/>
+        </w:rPr>
+        <w:tab/>
+        <w:t xml:space="preserve">return </w:t>
+      </w:r>
+      <w:proofErr w:type="spellStart"/>
+      <w:proofErr w:type="gramStart"/>
+      <w:r>
+        <w:rPr>
+          <w:sz w:val="16"/>
+          <w:szCs w:val="16"/>
+          <w:lang w:val="en-US"/>
+        </w:rPr>
+        <w:t>pr.findAll</w:t>
+      </w:r>
+      <w:proofErr w:type="spellEnd"/>
+      <w:proofErr w:type="gramEnd"/>
+      <w:r>
+        <w:rPr>
+          <w:sz w:val="16"/>
+          <w:szCs w:val="16"/>
+          <w:lang w:val="en-US"/>
+        </w:rPr>
+        <w:t>();</w:t>
       </w:r>
     </w:p>
     <w:p>
@@ -5042,65 +7446,147 @@
           <w:lang w:val="en-US"/>
         </w:rPr>
         <w:tab/>
-        <w:t>public Product updateProduct(@PathVariable("id") Integer id,@RequestBody  Product product) {</w:t>
-      </w:r>
-    </w:p>
-    <w:p>
-      <w:pPr>
-        <w:pStyle w:val="ListParagraph"/>
-        <w:ind w:left="567"/>
-        <w:jc w:val="both"/>
-        <w:rPr>
-          <w:sz w:val="16"/>
-          <w:szCs w:val="16"/>
-          <w:lang w:val="en-US"/>
-        </w:rPr>
-      </w:pPr>
-      <w:r>
-        <w:rPr>
-          <w:sz w:val="16"/>
-          <w:szCs w:val="16"/>
-          <w:lang w:val="en-US"/>
-        </w:rPr>
-        <w:tab/>
-      </w:r>
-      <w:r>
-        <w:rPr>
-          <w:sz w:val="16"/>
-          <w:szCs w:val="16"/>
-          <w:lang w:val="en-US"/>
-        </w:rPr>
-        <w:tab/>
-        <w:t>Product existing = findProductById(id);</w:t>
-      </w:r>
-    </w:p>
-    <w:p>
-      <w:pPr>
-        <w:pStyle w:val="ListParagraph"/>
-        <w:ind w:left="567"/>
-        <w:jc w:val="both"/>
-        <w:rPr>
-          <w:sz w:val="16"/>
-          <w:szCs w:val="16"/>
-          <w:lang w:val="en-US"/>
-        </w:rPr>
-      </w:pPr>
-      <w:r>
-        <w:rPr>
-          <w:sz w:val="16"/>
-          <w:szCs w:val="16"/>
-          <w:lang w:val="en-US"/>
-        </w:rPr>
-        <w:tab/>
-      </w:r>
-      <w:r>
-        <w:rPr>
-          <w:sz w:val="16"/>
-          <w:szCs w:val="16"/>
-          <w:lang w:val="en-US"/>
-        </w:rPr>
-        <w:tab/>
-        <w:t>if(existing!=null)</w:t>
+        <w:t xml:space="preserve">public Product </w:t>
+      </w:r>
+      <w:proofErr w:type="spellStart"/>
+      <w:r>
+        <w:rPr>
+          <w:sz w:val="16"/>
+          <w:szCs w:val="16"/>
+          <w:lang w:val="en-US"/>
+        </w:rPr>
+        <w:t>updateProduct</w:t>
+      </w:r>
+      <w:proofErr w:type="spellEnd"/>
+      <w:r>
+        <w:rPr>
+          <w:sz w:val="16"/>
+          <w:szCs w:val="16"/>
+          <w:lang w:val="en-US"/>
+        </w:rPr>
+        <w:t xml:space="preserve">(@PathVariable("id") Integer </w:t>
+      </w:r>
+      <w:proofErr w:type="gramStart"/>
+      <w:r>
+        <w:rPr>
+          <w:sz w:val="16"/>
+          <w:szCs w:val="16"/>
+          <w:lang w:val="en-US"/>
+        </w:rPr>
+        <w:t>id,@</w:t>
+      </w:r>
+      <w:proofErr w:type="spellStart"/>
+      <w:proofErr w:type="gramEnd"/>
+      <w:r>
+        <w:rPr>
+          <w:sz w:val="16"/>
+          <w:szCs w:val="16"/>
+          <w:lang w:val="en-US"/>
+        </w:rPr>
+        <w:t>RequestBody</w:t>
+      </w:r>
+      <w:proofErr w:type="spellEnd"/>
+      <w:r>
+        <w:rPr>
+          <w:sz w:val="16"/>
+          <w:szCs w:val="16"/>
+          <w:lang w:val="en-US"/>
+        </w:rPr>
+        <w:t xml:space="preserve">  Product product) {</w:t>
+      </w:r>
+    </w:p>
+    <w:p>
+      <w:pPr>
+        <w:pStyle w:val="ListParagraph"/>
+        <w:ind w:left="567"/>
+        <w:jc w:val="both"/>
+        <w:rPr>
+          <w:sz w:val="16"/>
+          <w:szCs w:val="16"/>
+          <w:lang w:val="en-US"/>
+        </w:rPr>
+      </w:pPr>
+      <w:r>
+        <w:rPr>
+          <w:sz w:val="16"/>
+          <w:szCs w:val="16"/>
+          <w:lang w:val="en-US"/>
+        </w:rPr>
+        <w:tab/>
+      </w:r>
+      <w:r>
+        <w:rPr>
+          <w:sz w:val="16"/>
+          <w:szCs w:val="16"/>
+          <w:lang w:val="en-US"/>
+        </w:rPr>
+        <w:tab/>
+        <w:t xml:space="preserve">Product existing = </w:t>
+      </w:r>
+      <w:proofErr w:type="spellStart"/>
+      <w:r>
+        <w:rPr>
+          <w:sz w:val="16"/>
+          <w:szCs w:val="16"/>
+          <w:lang w:val="en-US"/>
+        </w:rPr>
+        <w:t>findProductById</w:t>
+      </w:r>
+      <w:proofErr w:type="spellEnd"/>
+      <w:r>
+        <w:rPr>
+          <w:sz w:val="16"/>
+          <w:szCs w:val="16"/>
+          <w:lang w:val="en-US"/>
+        </w:rPr>
+        <w:t>(id);</w:t>
+      </w:r>
+    </w:p>
+    <w:p>
+      <w:pPr>
+        <w:pStyle w:val="ListParagraph"/>
+        <w:ind w:left="567"/>
+        <w:jc w:val="both"/>
+        <w:rPr>
+          <w:sz w:val="16"/>
+          <w:szCs w:val="16"/>
+          <w:lang w:val="en-US"/>
+        </w:rPr>
+      </w:pPr>
+      <w:r>
+        <w:rPr>
+          <w:sz w:val="16"/>
+          <w:szCs w:val="16"/>
+          <w:lang w:val="en-US"/>
+        </w:rPr>
+        <w:tab/>
+      </w:r>
+      <w:r>
+        <w:rPr>
+          <w:sz w:val="16"/>
+          <w:szCs w:val="16"/>
+          <w:lang w:val="en-US"/>
+        </w:rPr>
+        <w:tab/>
+        <w:t>if(</w:t>
+      </w:r>
+      <w:proofErr w:type="gramStart"/>
+      <w:r>
+        <w:rPr>
+          <w:sz w:val="16"/>
+          <w:szCs w:val="16"/>
+          <w:lang w:val="en-US"/>
+        </w:rPr>
+        <w:t>existing!=</w:t>
+      </w:r>
+      <w:proofErr w:type="gramEnd"/>
+      <w:r>
+        <w:rPr>
+          <w:sz w:val="16"/>
+          <w:szCs w:val="16"/>
+          <w:lang w:val="en-US"/>
+        </w:rPr>
+        <w:t>null)</w:t>
       </w:r>
     </w:p>
     <w:p>
@@ -5203,7 +7689,26 @@
           <w:lang w:val="en-US"/>
         </w:rPr>
         <w:tab/>
-        <w:t>pr.save(existing);</w:t>
+      </w:r>
+      <w:proofErr w:type="spellStart"/>
+      <w:proofErr w:type="gramStart"/>
+      <w:r>
+        <w:rPr>
+          <w:sz w:val="16"/>
+          <w:szCs w:val="16"/>
+          <w:lang w:val="en-US"/>
+        </w:rPr>
+        <w:t>pr.save</w:t>
+      </w:r>
+      <w:proofErr w:type="spellEnd"/>
+      <w:proofErr w:type="gramEnd"/>
+      <w:r>
+        <w:rPr>
+          <w:sz w:val="16"/>
+          <w:szCs w:val="16"/>
+          <w:lang w:val="en-US"/>
+        </w:rPr>
+        <w:t>(existing);</w:t>
       </w:r>
     </w:p>
     <w:p>
@@ -5373,36 +7878,72 @@
           <w:lang w:val="en-US"/>
         </w:rPr>
         <w:tab/>
-        <w:t>Product temp=findProductById(id);</w:t>
-      </w:r>
-    </w:p>
-    <w:p>
-      <w:pPr>
-        <w:pStyle w:val="ListParagraph"/>
-        <w:ind w:left="567"/>
-        <w:jc w:val="both"/>
-        <w:rPr>
-          <w:sz w:val="16"/>
-          <w:szCs w:val="16"/>
-          <w:lang w:val="en-US"/>
-        </w:rPr>
-      </w:pPr>
-      <w:r>
-        <w:rPr>
-          <w:sz w:val="16"/>
-          <w:szCs w:val="16"/>
-          <w:lang w:val="en-US"/>
-        </w:rPr>
-        <w:tab/>
-      </w:r>
-      <w:r>
-        <w:rPr>
-          <w:sz w:val="16"/>
-          <w:szCs w:val="16"/>
-          <w:lang w:val="en-US"/>
-        </w:rPr>
-        <w:tab/>
-        <w:t>if(temp!=null)</w:t>
+        <w:t>Product temp=</w:t>
+      </w:r>
+      <w:proofErr w:type="spellStart"/>
+      <w:r>
+        <w:rPr>
+          <w:sz w:val="16"/>
+          <w:szCs w:val="16"/>
+          <w:lang w:val="en-US"/>
+        </w:rPr>
+        <w:t>findProductById</w:t>
+      </w:r>
+      <w:proofErr w:type="spellEnd"/>
+      <w:r>
+        <w:rPr>
+          <w:sz w:val="16"/>
+          <w:szCs w:val="16"/>
+          <w:lang w:val="en-US"/>
+        </w:rPr>
+        <w:t>(id);</w:t>
+      </w:r>
+    </w:p>
+    <w:p>
+      <w:pPr>
+        <w:pStyle w:val="ListParagraph"/>
+        <w:ind w:left="567"/>
+        <w:jc w:val="both"/>
+        <w:rPr>
+          <w:sz w:val="16"/>
+          <w:szCs w:val="16"/>
+          <w:lang w:val="en-US"/>
+        </w:rPr>
+      </w:pPr>
+      <w:r>
+        <w:rPr>
+          <w:sz w:val="16"/>
+          <w:szCs w:val="16"/>
+          <w:lang w:val="en-US"/>
+        </w:rPr>
+        <w:tab/>
+      </w:r>
+      <w:r>
+        <w:rPr>
+          <w:sz w:val="16"/>
+          <w:szCs w:val="16"/>
+          <w:lang w:val="en-US"/>
+        </w:rPr>
+        <w:tab/>
+        <w:t>if(</w:t>
+      </w:r>
+      <w:proofErr w:type="gramStart"/>
+      <w:r>
+        <w:rPr>
+          <w:sz w:val="16"/>
+          <w:szCs w:val="16"/>
+          <w:lang w:val="en-US"/>
+        </w:rPr>
+        <w:t>temp!=</w:t>
+      </w:r>
+      <w:proofErr w:type="gramEnd"/>
+      <w:r>
+        <w:rPr>
+          <w:sz w:val="16"/>
+          <w:szCs w:val="16"/>
+          <w:lang w:val="en-US"/>
+        </w:rPr>
+        <w:t>null)</w:t>
       </w:r>
     </w:p>
     <w:p>
@@ -5468,7 +8009,26 @@
           <w:lang w:val="en-US"/>
         </w:rPr>
         <w:tab/>
-        <w:t>pr.delete(temp);</w:t>
+      </w:r>
+      <w:proofErr w:type="spellStart"/>
+      <w:proofErr w:type="gramStart"/>
+      <w:r>
+        <w:rPr>
+          <w:sz w:val="16"/>
+          <w:szCs w:val="16"/>
+          <w:lang w:val="en-US"/>
+        </w:rPr>
+        <w:t>pr.delete</w:t>
+      </w:r>
+      <w:proofErr w:type="spellEnd"/>
+      <w:proofErr w:type="gramEnd"/>
+      <w:r>
+        <w:rPr>
+          <w:sz w:val="16"/>
+          <w:szCs w:val="16"/>
+          <w:lang w:val="en-US"/>
+        </w:rPr>
+        <w:t>(temp);</w:t>
       </w:r>
     </w:p>
     <w:p>
@@ -5662,336 +8222,756 @@
           <w:szCs w:val="16"/>
           <w:lang w:val="en-US"/>
         </w:rPr>
-        <w:t>package com.ust.spring.controller;</w:t>
-      </w:r>
-    </w:p>
-    <w:p>
-      <w:pPr>
-        <w:pStyle w:val="ListParagraph"/>
-        <w:ind w:left="567"/>
-        <w:jc w:val="both"/>
-        <w:rPr>
-          <w:sz w:val="16"/>
-          <w:szCs w:val="16"/>
-          <w:lang w:val="en-US"/>
-        </w:rPr>
-      </w:pPr>
-    </w:p>
-    <w:p>
-      <w:pPr>
-        <w:pStyle w:val="ListParagraph"/>
-        <w:ind w:left="567"/>
-        <w:jc w:val="both"/>
-        <w:rPr>
-          <w:sz w:val="16"/>
-          <w:szCs w:val="16"/>
-          <w:lang w:val="en-US"/>
-        </w:rPr>
-      </w:pPr>
-      <w:r>
-        <w:rPr>
-          <w:sz w:val="16"/>
-          <w:szCs w:val="16"/>
-          <w:lang w:val="en-US"/>
-        </w:rPr>
-        <w:t>import java.util.List;</w:t>
-      </w:r>
-    </w:p>
-    <w:p>
-      <w:pPr>
-        <w:pStyle w:val="ListParagraph"/>
-        <w:ind w:left="567"/>
-        <w:jc w:val="both"/>
-        <w:rPr>
-          <w:sz w:val="16"/>
-          <w:szCs w:val="16"/>
-          <w:lang w:val="en-US"/>
-        </w:rPr>
-      </w:pPr>
-      <w:r>
-        <w:rPr>
-          <w:sz w:val="16"/>
-          <w:szCs w:val="16"/>
-          <w:lang w:val="en-US"/>
-        </w:rPr>
-        <w:t>import java.util.Optional;</w:t>
-      </w:r>
-    </w:p>
-    <w:p>
-      <w:pPr>
-        <w:pStyle w:val="ListParagraph"/>
-        <w:ind w:left="567"/>
-        <w:jc w:val="both"/>
-        <w:rPr>
-          <w:sz w:val="16"/>
-          <w:szCs w:val="16"/>
-          <w:lang w:val="en-US"/>
-        </w:rPr>
-      </w:pPr>
-    </w:p>
-    <w:p>
-      <w:pPr>
-        <w:pStyle w:val="ListParagraph"/>
-        <w:ind w:left="567"/>
-        <w:jc w:val="both"/>
-        <w:rPr>
-          <w:sz w:val="16"/>
-          <w:szCs w:val="16"/>
-          <w:lang w:val="en-US"/>
-        </w:rPr>
-      </w:pPr>
-      <w:r>
-        <w:rPr>
-          <w:sz w:val="16"/>
-          <w:szCs w:val="16"/>
-          <w:lang w:val="en-US"/>
-        </w:rPr>
-        <w:t>import org.springframework.beans.factory.annotation.Autowired;</w:t>
-      </w:r>
-    </w:p>
-    <w:p>
-      <w:pPr>
-        <w:pStyle w:val="ListParagraph"/>
-        <w:ind w:left="567"/>
-        <w:jc w:val="both"/>
-        <w:rPr>
-          <w:sz w:val="16"/>
-          <w:szCs w:val="16"/>
-          <w:lang w:val="en-US"/>
-        </w:rPr>
-      </w:pPr>
-      <w:r>
-        <w:rPr>
-          <w:sz w:val="16"/>
-          <w:szCs w:val="16"/>
-          <w:lang w:val="en-US"/>
-        </w:rPr>
-        <w:t>import org.springframework.web.bind.annotation.DeleteMapping;</w:t>
-      </w:r>
-    </w:p>
-    <w:p>
-      <w:pPr>
-        <w:pStyle w:val="ListParagraph"/>
-        <w:ind w:left="567"/>
-        <w:jc w:val="both"/>
-        <w:rPr>
-          <w:sz w:val="16"/>
-          <w:szCs w:val="16"/>
-          <w:lang w:val="en-US"/>
-        </w:rPr>
-      </w:pPr>
-      <w:r>
-        <w:rPr>
-          <w:sz w:val="16"/>
-          <w:szCs w:val="16"/>
-          <w:lang w:val="en-US"/>
-        </w:rPr>
-        <w:t>import org.springframework.web.bind.annotation.GetMapping;</w:t>
-      </w:r>
-    </w:p>
-    <w:p>
-      <w:pPr>
-        <w:pStyle w:val="ListParagraph"/>
-        <w:ind w:left="567"/>
-        <w:jc w:val="both"/>
-        <w:rPr>
-          <w:sz w:val="16"/>
-          <w:szCs w:val="16"/>
-          <w:lang w:val="en-US"/>
-        </w:rPr>
-      </w:pPr>
-      <w:r>
-        <w:rPr>
-          <w:sz w:val="16"/>
-          <w:szCs w:val="16"/>
-          <w:lang w:val="en-US"/>
-        </w:rPr>
-        <w:t>import org.springframework.web.bind.annotation.PathVariable;</w:t>
-      </w:r>
-    </w:p>
-    <w:p>
-      <w:pPr>
-        <w:pStyle w:val="ListParagraph"/>
-        <w:ind w:left="567"/>
-        <w:jc w:val="both"/>
-        <w:rPr>
-          <w:sz w:val="16"/>
-          <w:szCs w:val="16"/>
-          <w:lang w:val="en-US"/>
-        </w:rPr>
-      </w:pPr>
-      <w:r>
-        <w:rPr>
-          <w:sz w:val="16"/>
-          <w:szCs w:val="16"/>
-          <w:lang w:val="en-US"/>
-        </w:rPr>
-        <w:t>import org.springframework.web.bind.annotation.PostMapping;</w:t>
-      </w:r>
-    </w:p>
-    <w:p>
-      <w:pPr>
-        <w:pStyle w:val="ListParagraph"/>
-        <w:ind w:left="567"/>
-        <w:jc w:val="both"/>
-        <w:rPr>
-          <w:sz w:val="16"/>
-          <w:szCs w:val="16"/>
-          <w:lang w:val="en-US"/>
-        </w:rPr>
-      </w:pPr>
-      <w:r>
-        <w:rPr>
-          <w:sz w:val="16"/>
-          <w:szCs w:val="16"/>
-          <w:lang w:val="en-US"/>
-        </w:rPr>
-        <w:t>import org.springframework.web.bind.annotation.PutMapping;</w:t>
-      </w:r>
-    </w:p>
-    <w:p>
-      <w:pPr>
-        <w:pStyle w:val="ListParagraph"/>
-        <w:ind w:left="567"/>
-        <w:jc w:val="both"/>
-        <w:rPr>
-          <w:sz w:val="16"/>
-          <w:szCs w:val="16"/>
-          <w:lang w:val="en-US"/>
-        </w:rPr>
-      </w:pPr>
-      <w:r>
-        <w:rPr>
-          <w:sz w:val="16"/>
-          <w:szCs w:val="16"/>
-          <w:lang w:val="en-US"/>
-        </w:rPr>
-        <w:t>import org.springframework.web.bind.annotation.RequestBody;</w:t>
-      </w:r>
-    </w:p>
-    <w:p>
-      <w:pPr>
-        <w:pStyle w:val="ListParagraph"/>
-        <w:ind w:left="567"/>
-        <w:jc w:val="both"/>
-        <w:rPr>
-          <w:sz w:val="16"/>
-          <w:szCs w:val="16"/>
-          <w:lang w:val="en-US"/>
-        </w:rPr>
-      </w:pPr>
-      <w:r>
-        <w:rPr>
-          <w:sz w:val="16"/>
-          <w:szCs w:val="16"/>
-          <w:lang w:val="en-US"/>
-        </w:rPr>
-        <w:t>import org.springframework.web.bind.annotation.RequestMapping;</w:t>
-      </w:r>
-    </w:p>
-    <w:p>
-      <w:pPr>
-        <w:pStyle w:val="ListParagraph"/>
-        <w:ind w:left="567"/>
-        <w:jc w:val="both"/>
-        <w:rPr>
-          <w:sz w:val="16"/>
-          <w:szCs w:val="16"/>
-          <w:lang w:val="en-US"/>
-        </w:rPr>
-      </w:pPr>
-      <w:r>
-        <w:rPr>
-          <w:sz w:val="16"/>
-          <w:szCs w:val="16"/>
-          <w:lang w:val="en-US"/>
-        </w:rPr>
-        <w:t>import org.springframework.web.bind.annotation.RestController;</w:t>
-      </w:r>
-    </w:p>
-    <w:p>
-      <w:pPr>
-        <w:pStyle w:val="ListParagraph"/>
-        <w:ind w:left="567"/>
-        <w:jc w:val="both"/>
-        <w:rPr>
-          <w:sz w:val="16"/>
-          <w:szCs w:val="16"/>
-          <w:lang w:val="en-US"/>
-        </w:rPr>
-      </w:pPr>
-    </w:p>
-    <w:p>
-      <w:pPr>
-        <w:pStyle w:val="ListParagraph"/>
-        <w:ind w:left="567"/>
-        <w:jc w:val="both"/>
-        <w:rPr>
-          <w:sz w:val="16"/>
-          <w:szCs w:val="16"/>
-          <w:lang w:val="en-US"/>
-        </w:rPr>
-      </w:pPr>
-      <w:r>
-        <w:rPr>
-          <w:sz w:val="16"/>
-          <w:szCs w:val="16"/>
-          <w:lang w:val="en-US"/>
-        </w:rPr>
-        <w:t>import com.ust.spring.entity.Customer;</w:t>
-      </w:r>
-    </w:p>
-    <w:p>
-      <w:pPr>
-        <w:pStyle w:val="ListParagraph"/>
-        <w:ind w:left="567"/>
-        <w:jc w:val="both"/>
-        <w:rPr>
-          <w:sz w:val="16"/>
-          <w:szCs w:val="16"/>
-          <w:lang w:val="en-US"/>
-        </w:rPr>
-      </w:pPr>
-      <w:r>
-        <w:rPr>
-          <w:sz w:val="16"/>
-          <w:szCs w:val="16"/>
-          <w:lang w:val="en-US"/>
-        </w:rPr>
-        <w:t>import com.ust.spring.repository.CustomerRepository;</w:t>
-      </w:r>
-    </w:p>
-    <w:p>
-      <w:pPr>
-        <w:pStyle w:val="ListParagraph"/>
-        <w:ind w:left="567"/>
-        <w:jc w:val="both"/>
-        <w:rPr>
-          <w:sz w:val="16"/>
-          <w:szCs w:val="16"/>
-          <w:lang w:val="en-US"/>
-        </w:rPr>
-      </w:pPr>
-    </w:p>
-    <w:p>
-      <w:pPr>
-        <w:pStyle w:val="ListParagraph"/>
-        <w:ind w:left="567"/>
-        <w:jc w:val="both"/>
-        <w:rPr>
-          <w:sz w:val="16"/>
-          <w:szCs w:val="16"/>
-          <w:lang w:val="en-US"/>
-        </w:rPr>
-      </w:pPr>
-      <w:r>
-        <w:rPr>
-          <w:sz w:val="16"/>
-          <w:szCs w:val="16"/>
-          <w:lang w:val="en-US"/>
-        </w:rPr>
-        <w:t>class CustomerAlreadyExistException extends RuntimeException</w:t>
-      </w:r>
+        <w:t xml:space="preserve">package </w:t>
+      </w:r>
+      <w:proofErr w:type="spellStart"/>
+      <w:proofErr w:type="gramStart"/>
+      <w:r>
+        <w:rPr>
+          <w:sz w:val="16"/>
+          <w:szCs w:val="16"/>
+          <w:lang w:val="en-US"/>
+        </w:rPr>
+        <w:t>com.ust.spring</w:t>
+      </w:r>
+      <w:proofErr w:type="gramEnd"/>
+      <w:r>
+        <w:rPr>
+          <w:sz w:val="16"/>
+          <w:szCs w:val="16"/>
+          <w:lang w:val="en-US"/>
+        </w:rPr>
+        <w:t>.controller</w:t>
+      </w:r>
+      <w:proofErr w:type="spellEnd"/>
+      <w:r>
+        <w:rPr>
+          <w:sz w:val="16"/>
+          <w:szCs w:val="16"/>
+          <w:lang w:val="en-US"/>
+        </w:rPr>
+        <w:t>;</w:t>
+      </w:r>
+    </w:p>
+    <w:p>
+      <w:pPr>
+        <w:pStyle w:val="ListParagraph"/>
+        <w:ind w:left="567"/>
+        <w:jc w:val="both"/>
+        <w:rPr>
+          <w:sz w:val="16"/>
+          <w:szCs w:val="16"/>
+          <w:lang w:val="en-US"/>
+        </w:rPr>
+      </w:pPr>
+    </w:p>
+    <w:p>
+      <w:pPr>
+        <w:pStyle w:val="ListParagraph"/>
+        <w:ind w:left="567"/>
+        <w:jc w:val="both"/>
+        <w:rPr>
+          <w:sz w:val="16"/>
+          <w:szCs w:val="16"/>
+          <w:lang w:val="en-US"/>
+        </w:rPr>
+      </w:pPr>
+      <w:r>
+        <w:rPr>
+          <w:sz w:val="16"/>
+          <w:szCs w:val="16"/>
+          <w:lang w:val="en-US"/>
+        </w:rPr>
+        <w:t xml:space="preserve">import </w:t>
+      </w:r>
+      <w:proofErr w:type="spellStart"/>
+      <w:proofErr w:type="gramStart"/>
+      <w:r>
+        <w:rPr>
+          <w:sz w:val="16"/>
+          <w:szCs w:val="16"/>
+          <w:lang w:val="en-US"/>
+        </w:rPr>
+        <w:t>java.util</w:t>
+      </w:r>
+      <w:proofErr w:type="gramEnd"/>
+      <w:r>
+        <w:rPr>
+          <w:sz w:val="16"/>
+          <w:szCs w:val="16"/>
+          <w:lang w:val="en-US"/>
+        </w:rPr>
+        <w:t>.List</w:t>
+      </w:r>
+      <w:proofErr w:type="spellEnd"/>
+      <w:r>
+        <w:rPr>
+          <w:sz w:val="16"/>
+          <w:szCs w:val="16"/>
+          <w:lang w:val="en-US"/>
+        </w:rPr>
+        <w:t>;</w:t>
+      </w:r>
+    </w:p>
+    <w:p>
+      <w:pPr>
+        <w:pStyle w:val="ListParagraph"/>
+        <w:ind w:left="567"/>
+        <w:jc w:val="both"/>
+        <w:rPr>
+          <w:sz w:val="16"/>
+          <w:szCs w:val="16"/>
+          <w:lang w:val="en-US"/>
+        </w:rPr>
+      </w:pPr>
+      <w:r>
+        <w:rPr>
+          <w:sz w:val="16"/>
+          <w:szCs w:val="16"/>
+          <w:lang w:val="en-US"/>
+        </w:rPr>
+        <w:t xml:space="preserve">import </w:t>
+      </w:r>
+      <w:proofErr w:type="spellStart"/>
+      <w:proofErr w:type="gramStart"/>
+      <w:r>
+        <w:rPr>
+          <w:sz w:val="16"/>
+          <w:szCs w:val="16"/>
+          <w:lang w:val="en-US"/>
+        </w:rPr>
+        <w:t>java.util</w:t>
+      </w:r>
+      <w:proofErr w:type="gramEnd"/>
+      <w:r>
+        <w:rPr>
+          <w:sz w:val="16"/>
+          <w:szCs w:val="16"/>
+          <w:lang w:val="en-US"/>
+        </w:rPr>
+        <w:t>.Optional</w:t>
+      </w:r>
+      <w:proofErr w:type="spellEnd"/>
+      <w:r>
+        <w:rPr>
+          <w:sz w:val="16"/>
+          <w:szCs w:val="16"/>
+          <w:lang w:val="en-US"/>
+        </w:rPr>
+        <w:t>;</w:t>
+      </w:r>
+    </w:p>
+    <w:p>
+      <w:pPr>
+        <w:pStyle w:val="ListParagraph"/>
+        <w:ind w:left="567"/>
+        <w:jc w:val="both"/>
+        <w:rPr>
+          <w:sz w:val="16"/>
+          <w:szCs w:val="16"/>
+          <w:lang w:val="en-US"/>
+        </w:rPr>
+      </w:pPr>
+    </w:p>
+    <w:p>
+      <w:pPr>
+        <w:pStyle w:val="ListParagraph"/>
+        <w:ind w:left="567"/>
+        <w:jc w:val="both"/>
+        <w:rPr>
+          <w:sz w:val="16"/>
+          <w:szCs w:val="16"/>
+          <w:lang w:val="en-US"/>
+        </w:rPr>
+      </w:pPr>
+      <w:r>
+        <w:rPr>
+          <w:sz w:val="16"/>
+          <w:szCs w:val="16"/>
+          <w:lang w:val="en-US"/>
+        </w:rPr>
+        <w:t xml:space="preserve">import </w:t>
+      </w:r>
+      <w:proofErr w:type="spellStart"/>
+      <w:proofErr w:type="gramStart"/>
+      <w:r>
+        <w:rPr>
+          <w:sz w:val="16"/>
+          <w:szCs w:val="16"/>
+          <w:lang w:val="en-US"/>
+        </w:rPr>
+        <w:t>org.springframework</w:t>
+      </w:r>
+      <w:proofErr w:type="gramEnd"/>
+      <w:r>
+        <w:rPr>
+          <w:sz w:val="16"/>
+          <w:szCs w:val="16"/>
+          <w:lang w:val="en-US"/>
+        </w:rPr>
+        <w:t>.beans.factory.annotation.Autowired</w:t>
+      </w:r>
+      <w:proofErr w:type="spellEnd"/>
+      <w:r>
+        <w:rPr>
+          <w:sz w:val="16"/>
+          <w:szCs w:val="16"/>
+          <w:lang w:val="en-US"/>
+        </w:rPr>
+        <w:t>;</w:t>
+      </w:r>
+    </w:p>
+    <w:p>
+      <w:pPr>
+        <w:pStyle w:val="ListParagraph"/>
+        <w:ind w:left="567"/>
+        <w:jc w:val="both"/>
+        <w:rPr>
+          <w:sz w:val="16"/>
+          <w:szCs w:val="16"/>
+          <w:lang w:val="en-US"/>
+        </w:rPr>
+      </w:pPr>
+      <w:r>
+        <w:rPr>
+          <w:sz w:val="16"/>
+          <w:szCs w:val="16"/>
+          <w:lang w:val="en-US"/>
+        </w:rPr>
+        <w:t xml:space="preserve">import </w:t>
+      </w:r>
+      <w:proofErr w:type="spellStart"/>
+      <w:proofErr w:type="gramStart"/>
+      <w:r>
+        <w:rPr>
+          <w:sz w:val="16"/>
+          <w:szCs w:val="16"/>
+          <w:lang w:val="en-US"/>
+        </w:rPr>
+        <w:t>org.springframework.web.bind</w:t>
+      </w:r>
+      <w:proofErr w:type="gramEnd"/>
+      <w:r>
+        <w:rPr>
+          <w:sz w:val="16"/>
+          <w:szCs w:val="16"/>
+          <w:lang w:val="en-US"/>
+        </w:rPr>
+        <w:t>.annotation.DeleteMapping</w:t>
+      </w:r>
+      <w:proofErr w:type="spellEnd"/>
+      <w:r>
+        <w:rPr>
+          <w:sz w:val="16"/>
+          <w:szCs w:val="16"/>
+          <w:lang w:val="en-US"/>
+        </w:rPr>
+        <w:t>;</w:t>
+      </w:r>
+    </w:p>
+    <w:p>
+      <w:pPr>
+        <w:pStyle w:val="ListParagraph"/>
+        <w:ind w:left="567"/>
+        <w:jc w:val="both"/>
+        <w:rPr>
+          <w:sz w:val="16"/>
+          <w:szCs w:val="16"/>
+          <w:lang w:val="en-US"/>
+        </w:rPr>
+      </w:pPr>
+      <w:r>
+        <w:rPr>
+          <w:sz w:val="16"/>
+          <w:szCs w:val="16"/>
+          <w:lang w:val="en-US"/>
+        </w:rPr>
+        <w:t xml:space="preserve">import </w:t>
+      </w:r>
+      <w:proofErr w:type="spellStart"/>
+      <w:proofErr w:type="gramStart"/>
+      <w:r>
+        <w:rPr>
+          <w:sz w:val="16"/>
+          <w:szCs w:val="16"/>
+          <w:lang w:val="en-US"/>
+        </w:rPr>
+        <w:t>org.springframework.web.bind</w:t>
+      </w:r>
+      <w:proofErr w:type="gramEnd"/>
+      <w:r>
+        <w:rPr>
+          <w:sz w:val="16"/>
+          <w:szCs w:val="16"/>
+          <w:lang w:val="en-US"/>
+        </w:rPr>
+        <w:t>.annotation.GetMapping</w:t>
+      </w:r>
+      <w:proofErr w:type="spellEnd"/>
+      <w:r>
+        <w:rPr>
+          <w:sz w:val="16"/>
+          <w:szCs w:val="16"/>
+          <w:lang w:val="en-US"/>
+        </w:rPr>
+        <w:t>;</w:t>
+      </w:r>
+    </w:p>
+    <w:p>
+      <w:pPr>
+        <w:pStyle w:val="ListParagraph"/>
+        <w:ind w:left="567"/>
+        <w:jc w:val="both"/>
+        <w:rPr>
+          <w:sz w:val="16"/>
+          <w:szCs w:val="16"/>
+          <w:lang w:val="en-US"/>
+        </w:rPr>
+      </w:pPr>
+      <w:r>
+        <w:rPr>
+          <w:sz w:val="16"/>
+          <w:szCs w:val="16"/>
+          <w:lang w:val="en-US"/>
+        </w:rPr>
+        <w:t xml:space="preserve">import </w:t>
+      </w:r>
+      <w:proofErr w:type="spellStart"/>
+      <w:proofErr w:type="gramStart"/>
+      <w:r>
+        <w:rPr>
+          <w:sz w:val="16"/>
+          <w:szCs w:val="16"/>
+          <w:lang w:val="en-US"/>
+        </w:rPr>
+        <w:t>org.springframework.web.bind</w:t>
+      </w:r>
+      <w:proofErr w:type="gramEnd"/>
+      <w:r>
+        <w:rPr>
+          <w:sz w:val="16"/>
+          <w:szCs w:val="16"/>
+          <w:lang w:val="en-US"/>
+        </w:rPr>
+        <w:t>.annotation.PathVariable</w:t>
+      </w:r>
+      <w:proofErr w:type="spellEnd"/>
+      <w:r>
+        <w:rPr>
+          <w:sz w:val="16"/>
+          <w:szCs w:val="16"/>
+          <w:lang w:val="en-US"/>
+        </w:rPr>
+        <w:t>;</w:t>
+      </w:r>
+    </w:p>
+    <w:p>
+      <w:pPr>
+        <w:pStyle w:val="ListParagraph"/>
+        <w:ind w:left="567"/>
+        <w:jc w:val="both"/>
+        <w:rPr>
+          <w:sz w:val="16"/>
+          <w:szCs w:val="16"/>
+          <w:lang w:val="en-US"/>
+        </w:rPr>
+      </w:pPr>
+      <w:r>
+        <w:rPr>
+          <w:sz w:val="16"/>
+          <w:szCs w:val="16"/>
+          <w:lang w:val="en-US"/>
+        </w:rPr>
+        <w:t xml:space="preserve">import </w:t>
+      </w:r>
+      <w:proofErr w:type="spellStart"/>
+      <w:proofErr w:type="gramStart"/>
+      <w:r>
+        <w:rPr>
+          <w:sz w:val="16"/>
+          <w:szCs w:val="16"/>
+          <w:lang w:val="en-US"/>
+        </w:rPr>
+        <w:t>org.springframework.web.bind</w:t>
+      </w:r>
+      <w:proofErr w:type="gramEnd"/>
+      <w:r>
+        <w:rPr>
+          <w:sz w:val="16"/>
+          <w:szCs w:val="16"/>
+          <w:lang w:val="en-US"/>
+        </w:rPr>
+        <w:t>.annotation.PostMapping</w:t>
+      </w:r>
+      <w:proofErr w:type="spellEnd"/>
+      <w:r>
+        <w:rPr>
+          <w:sz w:val="16"/>
+          <w:szCs w:val="16"/>
+          <w:lang w:val="en-US"/>
+        </w:rPr>
+        <w:t>;</w:t>
+      </w:r>
+    </w:p>
+    <w:p>
+      <w:pPr>
+        <w:pStyle w:val="ListParagraph"/>
+        <w:ind w:left="567"/>
+        <w:jc w:val="both"/>
+        <w:rPr>
+          <w:sz w:val="16"/>
+          <w:szCs w:val="16"/>
+          <w:lang w:val="en-US"/>
+        </w:rPr>
+      </w:pPr>
+      <w:r>
+        <w:rPr>
+          <w:sz w:val="16"/>
+          <w:szCs w:val="16"/>
+          <w:lang w:val="en-US"/>
+        </w:rPr>
+        <w:t xml:space="preserve">import </w:t>
+      </w:r>
+      <w:proofErr w:type="spellStart"/>
+      <w:proofErr w:type="gramStart"/>
+      <w:r>
+        <w:rPr>
+          <w:sz w:val="16"/>
+          <w:szCs w:val="16"/>
+          <w:lang w:val="en-US"/>
+        </w:rPr>
+        <w:t>org.springframework.web.bind</w:t>
+      </w:r>
+      <w:proofErr w:type="gramEnd"/>
+      <w:r>
+        <w:rPr>
+          <w:sz w:val="16"/>
+          <w:szCs w:val="16"/>
+          <w:lang w:val="en-US"/>
+        </w:rPr>
+        <w:t>.annotation.PutMapping</w:t>
+      </w:r>
+      <w:proofErr w:type="spellEnd"/>
+      <w:r>
+        <w:rPr>
+          <w:sz w:val="16"/>
+          <w:szCs w:val="16"/>
+          <w:lang w:val="en-US"/>
+        </w:rPr>
+        <w:t>;</w:t>
+      </w:r>
+    </w:p>
+    <w:p>
+      <w:pPr>
+        <w:pStyle w:val="ListParagraph"/>
+        <w:ind w:left="567"/>
+        <w:jc w:val="both"/>
+        <w:rPr>
+          <w:sz w:val="16"/>
+          <w:szCs w:val="16"/>
+          <w:lang w:val="en-US"/>
+        </w:rPr>
+      </w:pPr>
+      <w:r>
+        <w:rPr>
+          <w:sz w:val="16"/>
+          <w:szCs w:val="16"/>
+          <w:lang w:val="en-US"/>
+        </w:rPr>
+        <w:t xml:space="preserve">import </w:t>
+      </w:r>
+      <w:proofErr w:type="spellStart"/>
+      <w:proofErr w:type="gramStart"/>
+      <w:r>
+        <w:rPr>
+          <w:sz w:val="16"/>
+          <w:szCs w:val="16"/>
+          <w:lang w:val="en-US"/>
+        </w:rPr>
+        <w:t>org.springframework.web.bind</w:t>
+      </w:r>
+      <w:proofErr w:type="gramEnd"/>
+      <w:r>
+        <w:rPr>
+          <w:sz w:val="16"/>
+          <w:szCs w:val="16"/>
+          <w:lang w:val="en-US"/>
+        </w:rPr>
+        <w:t>.annotation.RequestBody</w:t>
+      </w:r>
+      <w:proofErr w:type="spellEnd"/>
+      <w:r>
+        <w:rPr>
+          <w:sz w:val="16"/>
+          <w:szCs w:val="16"/>
+          <w:lang w:val="en-US"/>
+        </w:rPr>
+        <w:t>;</w:t>
+      </w:r>
+    </w:p>
+    <w:p>
+      <w:pPr>
+        <w:pStyle w:val="ListParagraph"/>
+        <w:ind w:left="567"/>
+        <w:jc w:val="both"/>
+        <w:rPr>
+          <w:sz w:val="16"/>
+          <w:szCs w:val="16"/>
+          <w:lang w:val="en-US"/>
+        </w:rPr>
+      </w:pPr>
+      <w:r>
+        <w:rPr>
+          <w:sz w:val="16"/>
+          <w:szCs w:val="16"/>
+          <w:lang w:val="en-US"/>
+        </w:rPr>
+        <w:t xml:space="preserve">import </w:t>
+      </w:r>
+      <w:proofErr w:type="spellStart"/>
+      <w:proofErr w:type="gramStart"/>
+      <w:r>
+        <w:rPr>
+          <w:sz w:val="16"/>
+          <w:szCs w:val="16"/>
+          <w:lang w:val="en-US"/>
+        </w:rPr>
+        <w:t>org.springframework.web.bind</w:t>
+      </w:r>
+      <w:proofErr w:type="gramEnd"/>
+      <w:r>
+        <w:rPr>
+          <w:sz w:val="16"/>
+          <w:szCs w:val="16"/>
+          <w:lang w:val="en-US"/>
+        </w:rPr>
+        <w:t>.annotation.RequestMapping</w:t>
+      </w:r>
+      <w:proofErr w:type="spellEnd"/>
+      <w:r>
+        <w:rPr>
+          <w:sz w:val="16"/>
+          <w:szCs w:val="16"/>
+          <w:lang w:val="en-US"/>
+        </w:rPr>
+        <w:t>;</w:t>
+      </w:r>
+    </w:p>
+    <w:p>
+      <w:pPr>
+        <w:pStyle w:val="ListParagraph"/>
+        <w:ind w:left="567"/>
+        <w:jc w:val="both"/>
+        <w:rPr>
+          <w:sz w:val="16"/>
+          <w:szCs w:val="16"/>
+          <w:lang w:val="en-US"/>
+        </w:rPr>
+      </w:pPr>
+      <w:r>
+        <w:rPr>
+          <w:sz w:val="16"/>
+          <w:szCs w:val="16"/>
+          <w:lang w:val="en-US"/>
+        </w:rPr>
+        <w:t xml:space="preserve">import </w:t>
+      </w:r>
+      <w:proofErr w:type="spellStart"/>
+      <w:proofErr w:type="gramStart"/>
+      <w:r>
+        <w:rPr>
+          <w:sz w:val="16"/>
+          <w:szCs w:val="16"/>
+          <w:lang w:val="en-US"/>
+        </w:rPr>
+        <w:t>org.springframework.web.bind</w:t>
+      </w:r>
+      <w:proofErr w:type="gramEnd"/>
+      <w:r>
+        <w:rPr>
+          <w:sz w:val="16"/>
+          <w:szCs w:val="16"/>
+          <w:lang w:val="en-US"/>
+        </w:rPr>
+        <w:t>.annotation.RestController</w:t>
+      </w:r>
+      <w:proofErr w:type="spellEnd"/>
+      <w:r>
+        <w:rPr>
+          <w:sz w:val="16"/>
+          <w:szCs w:val="16"/>
+          <w:lang w:val="en-US"/>
+        </w:rPr>
+        <w:t>;</w:t>
+      </w:r>
+    </w:p>
+    <w:p>
+      <w:pPr>
+        <w:pStyle w:val="ListParagraph"/>
+        <w:ind w:left="567"/>
+        <w:jc w:val="both"/>
+        <w:rPr>
+          <w:sz w:val="16"/>
+          <w:szCs w:val="16"/>
+          <w:lang w:val="en-US"/>
+        </w:rPr>
+      </w:pPr>
+    </w:p>
+    <w:p>
+      <w:pPr>
+        <w:pStyle w:val="ListParagraph"/>
+        <w:ind w:left="567"/>
+        <w:jc w:val="both"/>
+        <w:rPr>
+          <w:sz w:val="16"/>
+          <w:szCs w:val="16"/>
+          <w:lang w:val="en-US"/>
+        </w:rPr>
+      </w:pPr>
+      <w:r>
+        <w:rPr>
+          <w:sz w:val="16"/>
+          <w:szCs w:val="16"/>
+          <w:lang w:val="en-US"/>
+        </w:rPr>
+        <w:t xml:space="preserve">import </w:t>
+      </w:r>
+      <w:proofErr w:type="spellStart"/>
+      <w:proofErr w:type="gramStart"/>
+      <w:r>
+        <w:rPr>
+          <w:sz w:val="16"/>
+          <w:szCs w:val="16"/>
+          <w:lang w:val="en-US"/>
+        </w:rPr>
+        <w:t>com.ust.spring</w:t>
+      </w:r>
+      <w:proofErr w:type="gramEnd"/>
+      <w:r>
+        <w:rPr>
+          <w:sz w:val="16"/>
+          <w:szCs w:val="16"/>
+          <w:lang w:val="en-US"/>
+        </w:rPr>
+        <w:t>.entity.Customer</w:t>
+      </w:r>
+      <w:proofErr w:type="spellEnd"/>
+      <w:r>
+        <w:rPr>
+          <w:sz w:val="16"/>
+          <w:szCs w:val="16"/>
+          <w:lang w:val="en-US"/>
+        </w:rPr>
+        <w:t>;</w:t>
+      </w:r>
+    </w:p>
+    <w:p>
+      <w:pPr>
+        <w:pStyle w:val="ListParagraph"/>
+        <w:ind w:left="567"/>
+        <w:jc w:val="both"/>
+        <w:rPr>
+          <w:sz w:val="16"/>
+          <w:szCs w:val="16"/>
+          <w:lang w:val="en-US"/>
+        </w:rPr>
+      </w:pPr>
+      <w:r>
+        <w:rPr>
+          <w:sz w:val="16"/>
+          <w:szCs w:val="16"/>
+          <w:lang w:val="en-US"/>
+        </w:rPr>
+        <w:t xml:space="preserve">import </w:t>
+      </w:r>
+      <w:proofErr w:type="spellStart"/>
+      <w:proofErr w:type="gramStart"/>
+      <w:r>
+        <w:rPr>
+          <w:sz w:val="16"/>
+          <w:szCs w:val="16"/>
+          <w:lang w:val="en-US"/>
+        </w:rPr>
+        <w:t>com.ust.spring</w:t>
+      </w:r>
+      <w:proofErr w:type="gramEnd"/>
+      <w:r>
+        <w:rPr>
+          <w:sz w:val="16"/>
+          <w:szCs w:val="16"/>
+          <w:lang w:val="en-US"/>
+        </w:rPr>
+        <w:t>.repository.CustomerRepository</w:t>
+      </w:r>
+      <w:proofErr w:type="spellEnd"/>
+      <w:r>
+        <w:rPr>
+          <w:sz w:val="16"/>
+          <w:szCs w:val="16"/>
+          <w:lang w:val="en-US"/>
+        </w:rPr>
+        <w:t>;</w:t>
+      </w:r>
+    </w:p>
+    <w:p>
+      <w:pPr>
+        <w:pStyle w:val="ListParagraph"/>
+        <w:ind w:left="567"/>
+        <w:jc w:val="both"/>
+        <w:rPr>
+          <w:sz w:val="16"/>
+          <w:szCs w:val="16"/>
+          <w:lang w:val="en-US"/>
+        </w:rPr>
+      </w:pPr>
+    </w:p>
+    <w:p>
+      <w:pPr>
+        <w:pStyle w:val="ListParagraph"/>
+        <w:ind w:left="567"/>
+        <w:jc w:val="both"/>
+        <w:rPr>
+          <w:sz w:val="16"/>
+          <w:szCs w:val="16"/>
+          <w:lang w:val="en-US"/>
+        </w:rPr>
+      </w:pPr>
+      <w:r>
+        <w:rPr>
+          <w:sz w:val="16"/>
+          <w:szCs w:val="16"/>
+          <w:lang w:val="en-US"/>
+        </w:rPr>
+        <w:t xml:space="preserve">class </w:t>
+      </w:r>
+      <w:proofErr w:type="spellStart"/>
+      <w:r>
+        <w:rPr>
+          <w:sz w:val="16"/>
+          <w:szCs w:val="16"/>
+          <w:lang w:val="en-US"/>
+        </w:rPr>
+        <w:t>CustomerAlreadyExistException</w:t>
+      </w:r>
+      <w:proofErr w:type="spellEnd"/>
+      <w:r>
+        <w:rPr>
+          <w:sz w:val="16"/>
+          <w:szCs w:val="16"/>
+          <w:lang w:val="en-US"/>
+        </w:rPr>
+        <w:t xml:space="preserve"> extends </w:t>
+      </w:r>
+      <w:proofErr w:type="spellStart"/>
+      <w:r>
+        <w:rPr>
+          <w:sz w:val="16"/>
+          <w:szCs w:val="16"/>
+          <w:lang w:val="en-US"/>
+        </w:rPr>
+        <w:t>RuntimeException</w:t>
+      </w:r>
+      <w:proofErr w:type="spellEnd"/>
     </w:p>
     <w:p>
       <w:pPr>
@@ -6031,7 +9011,35 @@
           <w:lang w:val="en-US"/>
         </w:rPr>
         <w:tab/>
-        <w:t>public CustomerAlreadyExistException(String message)</w:t>
+        <w:t xml:space="preserve">public </w:t>
+      </w:r>
+      <w:proofErr w:type="spellStart"/>
+      <w:proofErr w:type="gramStart"/>
+      <w:r>
+        <w:rPr>
+          <w:sz w:val="16"/>
+          <w:szCs w:val="16"/>
+          <w:lang w:val="en-US"/>
+        </w:rPr>
+        <w:t>CustomerAlreadyExistException</w:t>
+      </w:r>
+      <w:proofErr w:type="spellEnd"/>
+      <w:r>
+        <w:rPr>
+          <w:sz w:val="16"/>
+          <w:szCs w:val="16"/>
+          <w:lang w:val="en-US"/>
+        </w:rPr>
+        <w:t>(</w:t>
+      </w:r>
+      <w:proofErr w:type="gramEnd"/>
+      <w:r>
+        <w:rPr>
+          <w:sz w:val="16"/>
+          <w:szCs w:val="16"/>
+          <w:lang w:val="en-US"/>
+        </w:rPr>
+        <w:t>String message)</w:t>
       </w:r>
     </w:p>
     <w:p>
@@ -6194,7 +9202,25 @@
           <w:szCs w:val="16"/>
           <w:lang w:val="en-US"/>
         </w:rPr>
-        <w:t>public class CustomerController {</w:t>
+        <w:t xml:space="preserve">public class </w:t>
+      </w:r>
+      <w:proofErr w:type="spellStart"/>
+      <w:r>
+        <w:rPr>
+          <w:sz w:val="16"/>
+          <w:szCs w:val="16"/>
+          <w:lang w:val="en-US"/>
+        </w:rPr>
+        <w:t>CustomerController</w:t>
+      </w:r>
+      <w:proofErr w:type="spellEnd"/>
+      <w:r>
+        <w:rPr>
+          <w:sz w:val="16"/>
+          <w:szCs w:val="16"/>
+          <w:lang w:val="en-US"/>
+        </w:rPr>
+        <w:t xml:space="preserve"> {</w:t>
       </w:r>
     </w:p>
     <w:p>
@@ -6236,7 +9262,25 @@
           <w:lang w:val="en-US"/>
         </w:rPr>
         <w:tab/>
-        <w:t>private CustomerRepository pr;</w:t>
+        <w:t xml:space="preserve">private </w:t>
+      </w:r>
+      <w:proofErr w:type="spellStart"/>
+      <w:r>
+        <w:rPr>
+          <w:sz w:val="16"/>
+          <w:szCs w:val="16"/>
+          <w:lang w:val="en-US"/>
+        </w:rPr>
+        <w:t>CustomerRepository</w:t>
+      </w:r>
+      <w:proofErr w:type="spellEnd"/>
+      <w:r>
+        <w:rPr>
+          <w:sz w:val="16"/>
+          <w:szCs w:val="16"/>
+          <w:lang w:val="en-US"/>
+        </w:rPr>
+        <w:t xml:space="preserve"> pr;</w:t>
       </w:r>
     </w:p>
     <w:p>
@@ -6290,65 +9334,130 @@
           <w:lang w:val="en-US"/>
         </w:rPr>
         <w:tab/>
-        <w:t>public Customer addCustomer(@RequestBody Customer customer) {</w:t>
-      </w:r>
-    </w:p>
-    <w:p>
-      <w:pPr>
-        <w:pStyle w:val="ListParagraph"/>
-        <w:ind w:left="567"/>
-        <w:jc w:val="both"/>
-        <w:rPr>
-          <w:sz w:val="16"/>
-          <w:szCs w:val="16"/>
-          <w:lang w:val="en-US"/>
-        </w:rPr>
-      </w:pPr>
-      <w:r>
-        <w:rPr>
-          <w:sz w:val="16"/>
-          <w:szCs w:val="16"/>
-          <w:lang w:val="en-US"/>
-        </w:rPr>
-        <w:tab/>
-      </w:r>
-      <w:r>
-        <w:rPr>
-          <w:sz w:val="16"/>
-          <w:szCs w:val="16"/>
-          <w:lang w:val="en-US"/>
-        </w:rPr>
-        <w:tab/>
-        <w:t>System.out.println(customer);</w:t>
-      </w:r>
-    </w:p>
-    <w:p>
-      <w:pPr>
-        <w:pStyle w:val="ListParagraph"/>
-        <w:ind w:left="567"/>
-        <w:jc w:val="both"/>
-        <w:rPr>
-          <w:sz w:val="16"/>
-          <w:szCs w:val="16"/>
-          <w:lang w:val="en-US"/>
-        </w:rPr>
-      </w:pPr>
-      <w:r>
-        <w:rPr>
-          <w:sz w:val="16"/>
-          <w:szCs w:val="16"/>
-          <w:lang w:val="en-US"/>
-        </w:rPr>
-        <w:tab/>
-      </w:r>
-      <w:r>
-        <w:rPr>
-          <w:sz w:val="16"/>
-          <w:szCs w:val="16"/>
-          <w:lang w:val="en-US"/>
-        </w:rPr>
-        <w:tab/>
-        <w:t>if(customer.getId()==null)</w:t>
+        <w:t xml:space="preserve">public Customer </w:t>
+      </w:r>
+      <w:proofErr w:type="spellStart"/>
+      <w:proofErr w:type="gramStart"/>
+      <w:r>
+        <w:rPr>
+          <w:sz w:val="16"/>
+          <w:szCs w:val="16"/>
+          <w:lang w:val="en-US"/>
+        </w:rPr>
+        <w:t>addCustomer</w:t>
+      </w:r>
+      <w:proofErr w:type="spellEnd"/>
+      <w:r>
+        <w:rPr>
+          <w:sz w:val="16"/>
+          <w:szCs w:val="16"/>
+          <w:lang w:val="en-US"/>
+        </w:rPr>
+        <w:t>(</w:t>
+      </w:r>
+      <w:proofErr w:type="gramEnd"/>
+      <w:r>
+        <w:rPr>
+          <w:sz w:val="16"/>
+          <w:szCs w:val="16"/>
+          <w:lang w:val="en-US"/>
+        </w:rPr>
+        <w:t>@RequestBody Customer customer) {</w:t>
+      </w:r>
+    </w:p>
+    <w:p>
+      <w:pPr>
+        <w:pStyle w:val="ListParagraph"/>
+        <w:ind w:left="567"/>
+        <w:jc w:val="both"/>
+        <w:rPr>
+          <w:sz w:val="16"/>
+          <w:szCs w:val="16"/>
+          <w:lang w:val="en-US"/>
+        </w:rPr>
+      </w:pPr>
+      <w:r>
+        <w:rPr>
+          <w:sz w:val="16"/>
+          <w:szCs w:val="16"/>
+          <w:lang w:val="en-US"/>
+        </w:rPr>
+        <w:tab/>
+      </w:r>
+      <w:r>
+        <w:rPr>
+          <w:sz w:val="16"/>
+          <w:szCs w:val="16"/>
+          <w:lang w:val="en-US"/>
+        </w:rPr>
+        <w:tab/>
+      </w:r>
+      <w:proofErr w:type="spellStart"/>
+      <w:r>
+        <w:rPr>
+          <w:sz w:val="16"/>
+          <w:szCs w:val="16"/>
+          <w:lang w:val="en-US"/>
+        </w:rPr>
+        <w:t>System.out.println</w:t>
+      </w:r>
+      <w:proofErr w:type="spellEnd"/>
+      <w:r>
+        <w:rPr>
+          <w:sz w:val="16"/>
+          <w:szCs w:val="16"/>
+          <w:lang w:val="en-US"/>
+        </w:rPr>
+        <w:t>(customer);</w:t>
+      </w:r>
+    </w:p>
+    <w:p>
+      <w:pPr>
+        <w:pStyle w:val="ListParagraph"/>
+        <w:ind w:left="567"/>
+        <w:jc w:val="both"/>
+        <w:rPr>
+          <w:sz w:val="16"/>
+          <w:szCs w:val="16"/>
+          <w:lang w:val="en-US"/>
+        </w:rPr>
+      </w:pPr>
+      <w:r>
+        <w:rPr>
+          <w:sz w:val="16"/>
+          <w:szCs w:val="16"/>
+          <w:lang w:val="en-US"/>
+        </w:rPr>
+        <w:tab/>
+      </w:r>
+      <w:r>
+        <w:rPr>
+          <w:sz w:val="16"/>
+          <w:szCs w:val="16"/>
+          <w:lang w:val="en-US"/>
+        </w:rPr>
+        <w:tab/>
+        <w:t>if(</w:t>
+      </w:r>
+      <w:proofErr w:type="spellStart"/>
+      <w:proofErr w:type="gramStart"/>
+      <w:r>
+        <w:rPr>
+          <w:sz w:val="16"/>
+          <w:szCs w:val="16"/>
+          <w:lang w:val="en-US"/>
+        </w:rPr>
+        <w:t>customer.getId</w:t>
+      </w:r>
+      <w:proofErr w:type="spellEnd"/>
+      <w:proofErr w:type="gramEnd"/>
+      <w:r>
+        <w:rPr>
+          <w:sz w:val="16"/>
+          <w:szCs w:val="16"/>
+          <w:lang w:val="en-US"/>
+        </w:rPr>
+        <w:t>()==null)</w:t>
       </w:r>
     </w:p>
     <w:p>
@@ -6414,7 +9523,27 @@
           <w:lang w:val="en-US"/>
         </w:rPr>
         <w:tab/>
-        <w:t>return pr.save(customer);</w:t>
+        <w:t xml:space="preserve">return </w:t>
+      </w:r>
+      <w:proofErr w:type="spellStart"/>
+      <w:proofErr w:type="gramStart"/>
+      <w:r>
+        <w:rPr>
+          <w:sz w:val="16"/>
+          <w:szCs w:val="16"/>
+          <w:lang w:val="en-US"/>
+        </w:rPr>
+        <w:t>pr.save</w:t>
+      </w:r>
+      <w:proofErr w:type="spellEnd"/>
+      <w:proofErr w:type="gramEnd"/>
+      <w:r>
+        <w:rPr>
+          <w:sz w:val="16"/>
+          <w:szCs w:val="16"/>
+          <w:lang w:val="en-US"/>
+        </w:rPr>
+        <w:t>(customer);</w:t>
       </w:r>
     </w:p>
     <w:p>
@@ -6472,7 +9601,45 @@
           <w:lang w:val="en-US"/>
         </w:rPr>
         <w:tab/>
-        <w:t>Customer temp=findCustomerById(customer.getId());</w:t>
+        <w:t>Customer temp=</w:t>
+      </w:r>
+      <w:proofErr w:type="spellStart"/>
+      <w:r>
+        <w:rPr>
+          <w:sz w:val="16"/>
+          <w:szCs w:val="16"/>
+          <w:lang w:val="en-US"/>
+        </w:rPr>
+        <w:t>findCustomerById</w:t>
+      </w:r>
+      <w:proofErr w:type="spellEnd"/>
+      <w:r>
+        <w:rPr>
+          <w:sz w:val="16"/>
+          <w:szCs w:val="16"/>
+          <w:lang w:val="en-US"/>
+        </w:rPr>
+        <w:t>(</w:t>
+      </w:r>
+      <w:proofErr w:type="spellStart"/>
+      <w:proofErr w:type="gramStart"/>
+      <w:r>
+        <w:rPr>
+          <w:sz w:val="16"/>
+          <w:szCs w:val="16"/>
+          <w:lang w:val="en-US"/>
+        </w:rPr>
+        <w:t>customer.getId</w:t>
+      </w:r>
+      <w:proofErr w:type="spellEnd"/>
+      <w:proofErr w:type="gramEnd"/>
+      <w:r>
+        <w:rPr>
+          <w:sz w:val="16"/>
+          <w:szCs w:val="16"/>
+          <w:lang w:val="en-US"/>
+        </w:rPr>
+        <w:t>());</w:t>
       </w:r>
     </w:p>
     <w:p>
@@ -6567,37 +9734,65 @@
           <w:lang w:val="en-US"/>
         </w:rPr>
         <w:tab/>
-        <w:t>pr.save(customer);</w:t>
-      </w:r>
-    </w:p>
-    <w:p>
-      <w:pPr>
-        <w:pStyle w:val="ListParagraph"/>
-        <w:ind w:left="567"/>
-        <w:jc w:val="both"/>
-        <w:rPr>
-          <w:sz w:val="16"/>
-          <w:szCs w:val="16"/>
-          <w:lang w:val="en-US"/>
-        </w:rPr>
-      </w:pPr>
-      <w:r>
-        <w:rPr>
-          <w:sz w:val="16"/>
-          <w:szCs w:val="16"/>
-          <w:lang w:val="en-US"/>
-        </w:rPr>
-        <w:tab/>
-      </w:r>
-      <w:r>
-        <w:rPr>
-          <w:sz w:val="16"/>
-          <w:szCs w:val="16"/>
-          <w:lang w:val="en-US"/>
-        </w:rPr>
-        <w:tab/>
+      </w:r>
+      <w:proofErr w:type="spellStart"/>
+      <w:proofErr w:type="gramStart"/>
+      <w:r>
+        <w:rPr>
+          <w:sz w:val="16"/>
+          <w:szCs w:val="16"/>
+          <w:lang w:val="en-US"/>
+        </w:rPr>
+        <w:t>pr.save</w:t>
+      </w:r>
+      <w:proofErr w:type="spellEnd"/>
+      <w:proofErr w:type="gramEnd"/>
+      <w:r>
+        <w:rPr>
+          <w:sz w:val="16"/>
+          <w:szCs w:val="16"/>
+          <w:lang w:val="en-US"/>
+        </w:rPr>
+        <w:t>(customer);</w:t>
+      </w:r>
+    </w:p>
+    <w:p>
+      <w:pPr>
+        <w:pStyle w:val="ListParagraph"/>
+        <w:ind w:left="567"/>
+        <w:jc w:val="both"/>
+        <w:rPr>
+          <w:sz w:val="16"/>
+          <w:szCs w:val="16"/>
+          <w:lang w:val="en-US"/>
+        </w:rPr>
+      </w:pPr>
+      <w:r>
+        <w:rPr>
+          <w:sz w:val="16"/>
+          <w:szCs w:val="16"/>
+          <w:lang w:val="en-US"/>
+        </w:rPr>
+        <w:tab/>
+      </w:r>
+      <w:r>
+        <w:rPr>
+          <w:sz w:val="16"/>
+          <w:szCs w:val="16"/>
+          <w:lang w:val="en-US"/>
+        </w:rPr>
+        <w:tab/>
+      </w:r>
+      <w:proofErr w:type="gramStart"/>
+      <w:r>
+        <w:rPr>
+          <w:sz w:val="16"/>
+          <w:szCs w:val="16"/>
+          <w:lang w:val="en-US"/>
+        </w:rPr>
         <w:t>}else</w:t>
       </w:r>
+      <w:proofErr w:type="gramEnd"/>
     </w:p>
     <w:p>
       <w:pPr>
@@ -6662,7 +9857,53 @@
           <w:lang w:val="en-US"/>
         </w:rPr>
         <w:tab/>
-        <w:t>throw new CustomerAlreadyExistException("Customer with ID:"+customer.getId()+" Already exist");</w:t>
+        <w:t xml:space="preserve">throw new </w:t>
+      </w:r>
+      <w:proofErr w:type="spellStart"/>
+      <w:proofErr w:type="gramStart"/>
+      <w:r>
+        <w:rPr>
+          <w:sz w:val="16"/>
+          <w:szCs w:val="16"/>
+          <w:lang w:val="en-US"/>
+        </w:rPr>
+        <w:t>CustomerAlreadyExistException</w:t>
+      </w:r>
+      <w:proofErr w:type="spellEnd"/>
+      <w:r>
+        <w:rPr>
+          <w:sz w:val="16"/>
+          <w:szCs w:val="16"/>
+          <w:lang w:val="en-US"/>
+        </w:rPr>
+        <w:t>(</w:t>
+      </w:r>
+      <w:proofErr w:type="gramEnd"/>
+      <w:r>
+        <w:rPr>
+          <w:sz w:val="16"/>
+          <w:szCs w:val="16"/>
+          <w:lang w:val="en-US"/>
+        </w:rPr>
+        <w:t>"Customer with ID:"+</w:t>
+      </w:r>
+      <w:proofErr w:type="spellStart"/>
+      <w:r>
+        <w:rPr>
+          <w:sz w:val="16"/>
+          <w:szCs w:val="16"/>
+          <w:lang w:val="en-US"/>
+        </w:rPr>
+        <w:t>customer.getId</w:t>
+      </w:r>
+      <w:proofErr w:type="spellEnd"/>
+      <w:r>
+        <w:rPr>
+          <w:sz w:val="16"/>
+          <w:szCs w:val="16"/>
+          <w:lang w:val="en-US"/>
+        </w:rPr>
+        <w:t>()+" Already exist");</w:t>
       </w:r>
     </w:p>
     <w:p>
@@ -6803,36 +10044,92 @@
           <w:lang w:val="en-US"/>
         </w:rPr>
         <w:tab/>
-        <w:t>public Customer findCustomerById(@PathVariable("id")Integer id) {</w:t>
-      </w:r>
-    </w:p>
-    <w:p>
-      <w:pPr>
-        <w:pStyle w:val="ListParagraph"/>
-        <w:ind w:left="567"/>
-        <w:jc w:val="both"/>
-        <w:rPr>
-          <w:sz w:val="16"/>
-          <w:szCs w:val="16"/>
-          <w:lang w:val="en-US"/>
-        </w:rPr>
-      </w:pPr>
-      <w:r>
-        <w:rPr>
-          <w:sz w:val="16"/>
-          <w:szCs w:val="16"/>
-          <w:lang w:val="en-US"/>
-        </w:rPr>
-        <w:tab/>
-      </w:r>
-      <w:r>
-        <w:rPr>
-          <w:sz w:val="16"/>
-          <w:szCs w:val="16"/>
-          <w:lang w:val="en-US"/>
-        </w:rPr>
-        <w:tab/>
-        <w:t>Optional&lt;Customer&gt; temp=pr.findById(id);</w:t>
+        <w:t xml:space="preserve">public Customer </w:t>
+      </w:r>
+      <w:proofErr w:type="spellStart"/>
+      <w:r>
+        <w:rPr>
+          <w:sz w:val="16"/>
+          <w:szCs w:val="16"/>
+          <w:lang w:val="en-US"/>
+        </w:rPr>
+        <w:t>findCustomerById</w:t>
+      </w:r>
+      <w:proofErr w:type="spellEnd"/>
+      <w:r>
+        <w:rPr>
+          <w:sz w:val="16"/>
+          <w:szCs w:val="16"/>
+          <w:lang w:val="en-US"/>
+        </w:rPr>
+        <w:t>(@PathVariable("id</w:t>
+      </w:r>
+      <w:proofErr w:type="gramStart"/>
+      <w:r>
+        <w:rPr>
+          <w:sz w:val="16"/>
+          <w:szCs w:val="16"/>
+          <w:lang w:val="en-US"/>
+        </w:rPr>
+        <w:t>")Integer</w:t>
+      </w:r>
+      <w:proofErr w:type="gramEnd"/>
+      <w:r>
+        <w:rPr>
+          <w:sz w:val="16"/>
+          <w:szCs w:val="16"/>
+          <w:lang w:val="en-US"/>
+        </w:rPr>
+        <w:t xml:space="preserve"> id) {</w:t>
+      </w:r>
+    </w:p>
+    <w:p>
+      <w:pPr>
+        <w:pStyle w:val="ListParagraph"/>
+        <w:ind w:left="567"/>
+        <w:jc w:val="both"/>
+        <w:rPr>
+          <w:sz w:val="16"/>
+          <w:szCs w:val="16"/>
+          <w:lang w:val="en-US"/>
+        </w:rPr>
+      </w:pPr>
+      <w:r>
+        <w:rPr>
+          <w:sz w:val="16"/>
+          <w:szCs w:val="16"/>
+          <w:lang w:val="en-US"/>
+        </w:rPr>
+        <w:tab/>
+      </w:r>
+      <w:r>
+        <w:rPr>
+          <w:sz w:val="16"/>
+          <w:szCs w:val="16"/>
+          <w:lang w:val="en-US"/>
+        </w:rPr>
+        <w:tab/>
+        <w:t>Optional&lt;Customer&gt; temp=</w:t>
+      </w:r>
+      <w:proofErr w:type="spellStart"/>
+      <w:proofErr w:type="gramStart"/>
+      <w:r>
+        <w:rPr>
+          <w:sz w:val="16"/>
+          <w:szCs w:val="16"/>
+          <w:lang w:val="en-US"/>
+        </w:rPr>
+        <w:t>pr.findById</w:t>
+      </w:r>
+      <w:proofErr w:type="spellEnd"/>
+      <w:proofErr w:type="gramEnd"/>
+      <w:r>
+        <w:rPr>
+          <w:sz w:val="16"/>
+          <w:szCs w:val="16"/>
+          <w:lang w:val="en-US"/>
+        </w:rPr>
+        <w:t>(id);</w:t>
       </w:r>
     </w:p>
     <w:p>
@@ -6890,7 +10187,27 @@
           <w:lang w:val="en-US"/>
         </w:rPr>
         <w:tab/>
-        <w:t>if(temp.isPresent())</w:t>
+        <w:t>if(</w:t>
+      </w:r>
+      <w:proofErr w:type="spellStart"/>
+      <w:proofErr w:type="gramStart"/>
+      <w:r>
+        <w:rPr>
+          <w:sz w:val="16"/>
+          <w:szCs w:val="16"/>
+          <w:lang w:val="en-US"/>
+        </w:rPr>
+        <w:t>temp.isPresent</w:t>
+      </w:r>
+      <w:proofErr w:type="spellEnd"/>
+      <w:proofErr w:type="gramEnd"/>
+      <w:r>
+        <w:rPr>
+          <w:sz w:val="16"/>
+          <w:szCs w:val="16"/>
+          <w:lang w:val="en-US"/>
+        </w:rPr>
+        <w:t>())</w:t>
       </w:r>
     </w:p>
     <w:p>
@@ -6956,7 +10273,35 @@
           <w:lang w:val="en-US"/>
         </w:rPr>
         <w:tab/>
-        <w:t>customer=temp.get();</w:t>
+        <w:t>customer=</w:t>
+      </w:r>
+      <w:proofErr w:type="spellStart"/>
+      <w:proofErr w:type="gramStart"/>
+      <w:r>
+        <w:rPr>
+          <w:sz w:val="16"/>
+          <w:szCs w:val="16"/>
+          <w:lang w:val="en-US"/>
+        </w:rPr>
+        <w:t>temp.get</w:t>
+      </w:r>
+      <w:proofErr w:type="spellEnd"/>
+      <w:r>
+        <w:rPr>
+          <w:sz w:val="16"/>
+          <w:szCs w:val="16"/>
+          <w:lang w:val="en-US"/>
+        </w:rPr>
+        <w:t>(</w:t>
+      </w:r>
+      <w:proofErr w:type="gramEnd"/>
+      <w:r>
+        <w:rPr>
+          <w:sz w:val="16"/>
+          <w:szCs w:val="16"/>
+          <w:lang w:val="en-US"/>
+        </w:rPr>
+        <w:t>);</w:t>
       </w:r>
     </w:p>
     <w:p>
@@ -7113,36 +10458,84 @@
           <w:lang w:val="en-US"/>
         </w:rPr>
         <w:tab/>
-        <w:t>public List&lt;Customer&gt; retrieveAllCustomers() {</w:t>
-      </w:r>
-    </w:p>
-    <w:p>
-      <w:pPr>
-        <w:pStyle w:val="ListParagraph"/>
-        <w:ind w:left="567"/>
-        <w:jc w:val="both"/>
-        <w:rPr>
-          <w:sz w:val="16"/>
-          <w:szCs w:val="16"/>
-          <w:lang w:val="en-US"/>
-        </w:rPr>
-      </w:pPr>
-      <w:r>
-        <w:rPr>
-          <w:sz w:val="16"/>
-          <w:szCs w:val="16"/>
-          <w:lang w:val="en-US"/>
-        </w:rPr>
-        <w:tab/>
-      </w:r>
-      <w:r>
-        <w:rPr>
-          <w:sz w:val="16"/>
-          <w:szCs w:val="16"/>
-          <w:lang w:val="en-US"/>
-        </w:rPr>
-        <w:tab/>
-        <w:t>return pr.findAll();</w:t>
+        <w:t xml:space="preserve">public List&lt;Customer&gt; </w:t>
+      </w:r>
+      <w:proofErr w:type="spellStart"/>
+      <w:proofErr w:type="gramStart"/>
+      <w:r>
+        <w:rPr>
+          <w:sz w:val="16"/>
+          <w:szCs w:val="16"/>
+          <w:lang w:val="en-US"/>
+        </w:rPr>
+        <w:t>retrieveAllCustomers</w:t>
+      </w:r>
+      <w:proofErr w:type="spellEnd"/>
+      <w:r>
+        <w:rPr>
+          <w:sz w:val="16"/>
+          <w:szCs w:val="16"/>
+          <w:lang w:val="en-US"/>
+        </w:rPr>
+        <w:t>(</w:t>
+      </w:r>
+      <w:proofErr w:type="gramEnd"/>
+      <w:r>
+        <w:rPr>
+          <w:sz w:val="16"/>
+          <w:szCs w:val="16"/>
+          <w:lang w:val="en-US"/>
+        </w:rPr>
+        <w:t>) {</w:t>
+      </w:r>
+    </w:p>
+    <w:p>
+      <w:pPr>
+        <w:pStyle w:val="ListParagraph"/>
+        <w:ind w:left="567"/>
+        <w:jc w:val="both"/>
+        <w:rPr>
+          <w:sz w:val="16"/>
+          <w:szCs w:val="16"/>
+          <w:lang w:val="en-US"/>
+        </w:rPr>
+      </w:pPr>
+      <w:r>
+        <w:rPr>
+          <w:sz w:val="16"/>
+          <w:szCs w:val="16"/>
+          <w:lang w:val="en-US"/>
+        </w:rPr>
+        <w:tab/>
+      </w:r>
+      <w:r>
+        <w:rPr>
+          <w:sz w:val="16"/>
+          <w:szCs w:val="16"/>
+          <w:lang w:val="en-US"/>
+        </w:rPr>
+        <w:tab/>
+        <w:t xml:space="preserve">return </w:t>
+      </w:r>
+      <w:proofErr w:type="spellStart"/>
+      <w:proofErr w:type="gramStart"/>
+      <w:r>
+        <w:rPr>
+          <w:sz w:val="16"/>
+          <w:szCs w:val="16"/>
+          <w:lang w:val="en-US"/>
+        </w:rPr>
+        <w:t>pr.findAll</w:t>
+      </w:r>
+      <w:proofErr w:type="spellEnd"/>
+      <w:proofErr w:type="gramEnd"/>
+      <w:r>
+        <w:rPr>
+          <w:sz w:val="16"/>
+          <w:szCs w:val="16"/>
+          <w:lang w:val="en-US"/>
+        </w:rPr>
+        <w:t>();</w:t>
       </w:r>
     </w:p>
     <w:p>
@@ -7226,65 +10619,147 @@
           <w:lang w:val="en-US"/>
         </w:rPr>
         <w:tab/>
-        <w:t>public Customer updateCustomer(@PathVariable("id") Integer id,@RequestBody Customer customer) {</w:t>
-      </w:r>
-    </w:p>
-    <w:p>
-      <w:pPr>
-        <w:pStyle w:val="ListParagraph"/>
-        <w:ind w:left="567"/>
-        <w:jc w:val="both"/>
-        <w:rPr>
-          <w:sz w:val="16"/>
-          <w:szCs w:val="16"/>
-          <w:lang w:val="en-US"/>
-        </w:rPr>
-      </w:pPr>
-      <w:r>
-        <w:rPr>
-          <w:sz w:val="16"/>
-          <w:szCs w:val="16"/>
-          <w:lang w:val="en-US"/>
-        </w:rPr>
-        <w:tab/>
-      </w:r>
-      <w:r>
-        <w:rPr>
-          <w:sz w:val="16"/>
-          <w:szCs w:val="16"/>
-          <w:lang w:val="en-US"/>
-        </w:rPr>
-        <w:tab/>
-        <w:t>Customer existing = findCustomerById(id);</w:t>
-      </w:r>
-    </w:p>
-    <w:p>
-      <w:pPr>
-        <w:pStyle w:val="ListParagraph"/>
-        <w:ind w:left="567"/>
-        <w:jc w:val="both"/>
-        <w:rPr>
-          <w:sz w:val="16"/>
-          <w:szCs w:val="16"/>
-          <w:lang w:val="en-US"/>
-        </w:rPr>
-      </w:pPr>
-      <w:r>
-        <w:rPr>
-          <w:sz w:val="16"/>
-          <w:szCs w:val="16"/>
-          <w:lang w:val="en-US"/>
-        </w:rPr>
-        <w:tab/>
-      </w:r>
-      <w:r>
-        <w:rPr>
-          <w:sz w:val="16"/>
-          <w:szCs w:val="16"/>
-          <w:lang w:val="en-US"/>
-        </w:rPr>
-        <w:tab/>
-        <w:t>if(existing!=null)</w:t>
+        <w:t xml:space="preserve">public Customer </w:t>
+      </w:r>
+      <w:proofErr w:type="spellStart"/>
+      <w:r>
+        <w:rPr>
+          <w:sz w:val="16"/>
+          <w:szCs w:val="16"/>
+          <w:lang w:val="en-US"/>
+        </w:rPr>
+        <w:t>updateCustomer</w:t>
+      </w:r>
+      <w:proofErr w:type="spellEnd"/>
+      <w:r>
+        <w:rPr>
+          <w:sz w:val="16"/>
+          <w:szCs w:val="16"/>
+          <w:lang w:val="en-US"/>
+        </w:rPr>
+        <w:t xml:space="preserve">(@PathVariable("id") Integer </w:t>
+      </w:r>
+      <w:proofErr w:type="gramStart"/>
+      <w:r>
+        <w:rPr>
+          <w:sz w:val="16"/>
+          <w:szCs w:val="16"/>
+          <w:lang w:val="en-US"/>
+        </w:rPr>
+        <w:t>id,@</w:t>
+      </w:r>
+      <w:proofErr w:type="spellStart"/>
+      <w:proofErr w:type="gramEnd"/>
+      <w:r>
+        <w:rPr>
+          <w:sz w:val="16"/>
+          <w:szCs w:val="16"/>
+          <w:lang w:val="en-US"/>
+        </w:rPr>
+        <w:t>RequestBody</w:t>
+      </w:r>
+      <w:proofErr w:type="spellEnd"/>
+      <w:r>
+        <w:rPr>
+          <w:sz w:val="16"/>
+          <w:szCs w:val="16"/>
+          <w:lang w:val="en-US"/>
+        </w:rPr>
+        <w:t xml:space="preserve"> Customer customer) {</w:t>
+      </w:r>
+    </w:p>
+    <w:p>
+      <w:pPr>
+        <w:pStyle w:val="ListParagraph"/>
+        <w:ind w:left="567"/>
+        <w:jc w:val="both"/>
+        <w:rPr>
+          <w:sz w:val="16"/>
+          <w:szCs w:val="16"/>
+          <w:lang w:val="en-US"/>
+        </w:rPr>
+      </w:pPr>
+      <w:r>
+        <w:rPr>
+          <w:sz w:val="16"/>
+          <w:szCs w:val="16"/>
+          <w:lang w:val="en-US"/>
+        </w:rPr>
+        <w:tab/>
+      </w:r>
+      <w:r>
+        <w:rPr>
+          <w:sz w:val="16"/>
+          <w:szCs w:val="16"/>
+          <w:lang w:val="en-US"/>
+        </w:rPr>
+        <w:tab/>
+        <w:t xml:space="preserve">Customer existing = </w:t>
+      </w:r>
+      <w:proofErr w:type="spellStart"/>
+      <w:r>
+        <w:rPr>
+          <w:sz w:val="16"/>
+          <w:szCs w:val="16"/>
+          <w:lang w:val="en-US"/>
+        </w:rPr>
+        <w:t>findCustomerById</w:t>
+      </w:r>
+      <w:proofErr w:type="spellEnd"/>
+      <w:r>
+        <w:rPr>
+          <w:sz w:val="16"/>
+          <w:szCs w:val="16"/>
+          <w:lang w:val="en-US"/>
+        </w:rPr>
+        <w:t>(id);</w:t>
+      </w:r>
+    </w:p>
+    <w:p>
+      <w:pPr>
+        <w:pStyle w:val="ListParagraph"/>
+        <w:ind w:left="567"/>
+        <w:jc w:val="both"/>
+        <w:rPr>
+          <w:sz w:val="16"/>
+          <w:szCs w:val="16"/>
+          <w:lang w:val="en-US"/>
+        </w:rPr>
+      </w:pPr>
+      <w:r>
+        <w:rPr>
+          <w:sz w:val="16"/>
+          <w:szCs w:val="16"/>
+          <w:lang w:val="en-US"/>
+        </w:rPr>
+        <w:tab/>
+      </w:r>
+      <w:r>
+        <w:rPr>
+          <w:sz w:val="16"/>
+          <w:szCs w:val="16"/>
+          <w:lang w:val="en-US"/>
+        </w:rPr>
+        <w:tab/>
+        <w:t>if(</w:t>
+      </w:r>
+      <w:proofErr w:type="gramStart"/>
+      <w:r>
+        <w:rPr>
+          <w:sz w:val="16"/>
+          <w:szCs w:val="16"/>
+          <w:lang w:val="en-US"/>
+        </w:rPr>
+        <w:t>existing!=</w:t>
+      </w:r>
+      <w:proofErr w:type="gramEnd"/>
+      <w:r>
+        <w:rPr>
+          <w:sz w:val="16"/>
+          <w:szCs w:val="16"/>
+          <w:lang w:val="en-US"/>
+        </w:rPr>
+        <w:t>null)</w:t>
       </w:r>
     </w:p>
     <w:p>
@@ -7387,7 +10862,26 @@
           <w:lang w:val="en-US"/>
         </w:rPr>
         <w:tab/>
-        <w:t>pr.save(existing);</w:t>
+      </w:r>
+      <w:proofErr w:type="spellStart"/>
+      <w:proofErr w:type="gramStart"/>
+      <w:r>
+        <w:rPr>
+          <w:sz w:val="16"/>
+          <w:szCs w:val="16"/>
+          <w:lang w:val="en-US"/>
+        </w:rPr>
+        <w:t>pr.save</w:t>
+      </w:r>
+      <w:proofErr w:type="spellEnd"/>
+      <w:proofErr w:type="gramEnd"/>
+      <w:r>
+        <w:rPr>
+          <w:sz w:val="16"/>
+          <w:szCs w:val="16"/>
+          <w:lang w:val="en-US"/>
+        </w:rPr>
+        <w:t>(existing);</w:t>
       </w:r>
     </w:p>
     <w:p>
@@ -7557,36 +11051,72 @@
           <w:lang w:val="en-US"/>
         </w:rPr>
         <w:tab/>
-        <w:t>Customer temp=findCustomerById(id);</w:t>
-      </w:r>
-    </w:p>
-    <w:p>
-      <w:pPr>
-        <w:pStyle w:val="ListParagraph"/>
-        <w:ind w:left="567"/>
-        <w:jc w:val="both"/>
-        <w:rPr>
-          <w:sz w:val="16"/>
-          <w:szCs w:val="16"/>
-          <w:lang w:val="en-US"/>
-        </w:rPr>
-      </w:pPr>
-      <w:r>
-        <w:rPr>
-          <w:sz w:val="16"/>
-          <w:szCs w:val="16"/>
-          <w:lang w:val="en-US"/>
-        </w:rPr>
-        <w:tab/>
-      </w:r>
-      <w:r>
-        <w:rPr>
-          <w:sz w:val="16"/>
-          <w:szCs w:val="16"/>
-          <w:lang w:val="en-US"/>
-        </w:rPr>
-        <w:tab/>
-        <w:t>if(temp!=null)</w:t>
+        <w:t>Customer temp=</w:t>
+      </w:r>
+      <w:proofErr w:type="spellStart"/>
+      <w:r>
+        <w:rPr>
+          <w:sz w:val="16"/>
+          <w:szCs w:val="16"/>
+          <w:lang w:val="en-US"/>
+        </w:rPr>
+        <w:t>findCustomerById</w:t>
+      </w:r>
+      <w:proofErr w:type="spellEnd"/>
+      <w:r>
+        <w:rPr>
+          <w:sz w:val="16"/>
+          <w:szCs w:val="16"/>
+          <w:lang w:val="en-US"/>
+        </w:rPr>
+        <w:t>(id);</w:t>
+      </w:r>
+    </w:p>
+    <w:p>
+      <w:pPr>
+        <w:pStyle w:val="ListParagraph"/>
+        <w:ind w:left="567"/>
+        <w:jc w:val="both"/>
+        <w:rPr>
+          <w:sz w:val="16"/>
+          <w:szCs w:val="16"/>
+          <w:lang w:val="en-US"/>
+        </w:rPr>
+      </w:pPr>
+      <w:r>
+        <w:rPr>
+          <w:sz w:val="16"/>
+          <w:szCs w:val="16"/>
+          <w:lang w:val="en-US"/>
+        </w:rPr>
+        <w:tab/>
+      </w:r>
+      <w:r>
+        <w:rPr>
+          <w:sz w:val="16"/>
+          <w:szCs w:val="16"/>
+          <w:lang w:val="en-US"/>
+        </w:rPr>
+        <w:tab/>
+        <w:t>if(</w:t>
+      </w:r>
+      <w:proofErr w:type="gramStart"/>
+      <w:r>
+        <w:rPr>
+          <w:sz w:val="16"/>
+          <w:szCs w:val="16"/>
+          <w:lang w:val="en-US"/>
+        </w:rPr>
+        <w:t>temp!=</w:t>
+      </w:r>
+      <w:proofErr w:type="gramEnd"/>
+      <w:r>
+        <w:rPr>
+          <w:sz w:val="16"/>
+          <w:szCs w:val="16"/>
+          <w:lang w:val="en-US"/>
+        </w:rPr>
+        <w:t>null)</w:t>
       </w:r>
     </w:p>
     <w:p>
@@ -7652,7 +11182,26 @@
           <w:lang w:val="en-US"/>
         </w:rPr>
         <w:tab/>
-        <w:t>pr.delete(temp);</w:t>
+      </w:r>
+      <w:proofErr w:type="spellStart"/>
+      <w:proofErr w:type="gramStart"/>
+      <w:r>
+        <w:rPr>
+          <w:sz w:val="16"/>
+          <w:szCs w:val="16"/>
+          <w:lang w:val="en-US"/>
+        </w:rPr>
+        <w:t>pr.delete</w:t>
+      </w:r>
+      <w:proofErr w:type="spellEnd"/>
+      <w:proofErr w:type="gramEnd"/>
+      <w:r>
+        <w:rPr>
+          <w:sz w:val="16"/>
+          <w:szCs w:val="16"/>
+          <w:lang w:val="en-US"/>
+        </w:rPr>
+        <w:t>(temp);</w:t>
       </w:r>
     </w:p>
     <w:p>
@@ -7797,6 +11346,9 @@
     <w:p>
       <w:pPr>
         <w:pStyle w:val="ListParagraph"/>
+        <w:pBdr>
+          <w:bottom w:val="single" w:sz="6" w:space="1" w:color="auto"/>
+        </w:pBdr>
         <w:ind w:left="567"/>
         <w:jc w:val="both"/>
         <w:rPr>
@@ -7822,7 +11374,133 @@
         <w:rPr>
           <w:sz w:val="16"/>
           <w:szCs w:val="16"/>
-          <w:lang w:val="en-US"/>
+        </w:rPr>
+      </w:pPr>
+    </w:p>
+    <w:p>
+      <w:pPr>
+        <w:pStyle w:val="ListParagraph"/>
+        <w:ind w:left="567"/>
+        <w:jc w:val="both"/>
+        <w:rPr>
+          <w:sz w:val="16"/>
+          <w:szCs w:val="16"/>
+        </w:rPr>
+      </w:pPr>
+      <w:r>
+        <w:rPr>
+          <w:sz w:val="16"/>
+          <w:szCs w:val="16"/>
+        </w:rPr>
+        <w:t>Preparation for Module 3 assessment:</w:t>
+      </w:r>
+    </w:p>
+    <w:p>
+      <w:pPr>
+        <w:pStyle w:val="ListParagraph"/>
+        <w:numPr>
+          <w:ilvl w:val="0"/>
+          <w:numId w:val="6"/>
+        </w:numPr>
+        <w:jc w:val="both"/>
+        <w:rPr>
+          <w:sz w:val="16"/>
+          <w:szCs w:val="16"/>
+        </w:rPr>
+      </w:pPr>
+      <w:r>
+        <w:rPr>
+          <w:sz w:val="16"/>
+          <w:szCs w:val="16"/>
+        </w:rPr>
+        <w:t xml:space="preserve">Practise the spring boot REST </w:t>
+      </w:r>
+      <w:proofErr w:type="spellStart"/>
+      <w:r>
+        <w:rPr>
+          <w:sz w:val="16"/>
+          <w:szCs w:val="16"/>
+        </w:rPr>
+        <w:t>api</w:t>
+      </w:r>
+      <w:proofErr w:type="spellEnd"/>
+      <w:r>
+        <w:rPr>
+          <w:sz w:val="16"/>
+          <w:szCs w:val="16"/>
+        </w:rPr>
+        <w:t xml:space="preserve"> using Visual Studio code.</w:t>
+      </w:r>
+    </w:p>
+    <w:p>
+      <w:pPr>
+        <w:pStyle w:val="ListParagraph"/>
+        <w:numPr>
+          <w:ilvl w:val="0"/>
+          <w:numId w:val="6"/>
+        </w:numPr>
+        <w:jc w:val="both"/>
+        <w:rPr>
+          <w:sz w:val="16"/>
+          <w:szCs w:val="16"/>
+        </w:rPr>
+      </w:pPr>
+      <w:r>
+        <w:rPr>
+          <w:sz w:val="16"/>
+          <w:szCs w:val="16"/>
+        </w:rPr>
+        <w:t>Run the spring boot project from vs code terminal.</w:t>
+      </w:r>
+    </w:p>
+    <w:p>
+      <w:pPr>
+        <w:pStyle w:val="ListParagraph"/>
+        <w:numPr>
+          <w:ilvl w:val="0"/>
+          <w:numId w:val="6"/>
+        </w:numPr>
+        <w:jc w:val="both"/>
+        <w:rPr>
+          <w:sz w:val="16"/>
+          <w:szCs w:val="16"/>
+        </w:rPr>
+      </w:pPr>
+      <w:r>
+        <w:rPr>
+          <w:sz w:val="16"/>
+          <w:szCs w:val="16"/>
+        </w:rPr>
+        <w:t>Open git bash terminal in vs code and curl the URLs using GET, POST, PUT, DELETE</w:t>
+      </w:r>
+    </w:p>
+    <w:p>
+      <w:pPr>
+        <w:pStyle w:val="ListParagraph"/>
+        <w:numPr>
+          <w:ilvl w:val="0"/>
+          <w:numId w:val="6"/>
+        </w:numPr>
+        <w:jc w:val="both"/>
+        <w:rPr>
+          <w:sz w:val="16"/>
+          <w:szCs w:val="16"/>
+        </w:rPr>
+      </w:pPr>
+      <w:r>
+        <w:rPr>
+          <w:sz w:val="16"/>
+          <w:szCs w:val="16"/>
+        </w:rPr>
+        <w:t>Watch WECP platform usage video</w:t>
+      </w:r>
+    </w:p>
+    <w:p>
+      <w:pPr>
+        <w:jc w:val="both"/>
+        <w:rPr>
+          <w:sz w:val="16"/>
+          <w:szCs w:val="16"/>
         </w:rPr>
       </w:pPr>
     </w:p>
@@ -7839,6 +11517,95 @@
 <file path=word/numbering.xml><?xml version="1.0" encoding="utf-8"?>
 <w:numbering xmlns:wpc="http://schemas.microsoft.com/office/word/2010/wordprocessingCanvas" xmlns:cx="http://schemas.microsoft.com/office/drawing/2014/chartex" xmlns:cx1="http://schemas.microsoft.com/office/drawing/2015/9/8/chartex" xmlns:cx2="http://schemas.microsoft.com/office/drawing/2015/10/21/chartex" xmlns:cx3="http://schemas.microsoft.com/office/drawing/2016/5/9/chartex" xmlns:cx4="http://schemas.microsoft.com/office/drawing/2016/5/10/chartex" xmlns:cx5="http://schemas.microsoft.com/office/drawing/2016/5/11/chartex" xmlns:cx6="http://schemas.microsoft.com/office/drawing/2016/5/12/chartex" xmlns:cx7="http://schemas.microsoft.com/office/drawing/2016/5/13/chartex" xmlns:cx8="http://schemas.microsoft.com/office/drawing/2016/5/14/chartex" xmlns:mc="http://schemas.openxmlformats.org/markup-compatibility/2006" xmlns:aink="http://schemas.microsoft.com/office/drawing/2016/ink" xmlns:am3d="http://schemas.microsoft.com/office/drawing/2017/model3d" xmlns:o="urn:schemas-microsoft-com:office:office" xmlns:r="http://schemas.openxmlformats.org/officeDocument/2006/relationships" xmlns:m="http://schemas.openxmlformats.org/officeDocument/2006/math" xmlns:v="urn:schemas-microsoft-com:vml" xmlns:wp14="http://schemas.microsoft.com/office/word/2010/wordprocessingDrawing" xmlns:wp="http://schemas.openxmlformats.org/drawingml/2006/wordprocessingDrawing" xmlns:w10="urn:schemas-microsoft-com:office:word" xmlns:w="http://schemas.openxmlformats.org/wordprocessingml/2006/main" xmlns:w14="http://schemas.microsoft.com/office/word/2010/wordml" xmlns:w15="http://schemas.microsoft.com/office/word/2012/wordml" xmlns:w16cex="http://schemas.microsoft.com/office/word/2018/wordml/cex" xmlns:w16cid="http://schemas.microsoft.com/office/word/2016/wordml/cid" xmlns:w16="http://schemas.microsoft.com/office/word/2018/wordml" xmlns:w16se="http://schemas.microsoft.com/office/word/2015/wordml/symex" xmlns:wpg="http://schemas.microsoft.com/office/word/2010/wordprocessingGroup" xmlns:wpi="http://schemas.microsoft.com/office/word/2010/wordprocessingInk" xmlns:wne="http://schemas.microsoft.com/office/word/2006/wordml" xmlns:wps="http://schemas.microsoft.com/office/word/2010/wordprocessingShape" mc:Ignorable="w14 w15 w16se w16cid w16 w16cex wp14">
   <w:abstractNum w:abstractNumId="0" w15:restartNumberingAfterBreak="0">
+    <w:nsid w:val="0EEF0F80"/>
+    <w:multiLevelType w:val="hybridMultilevel"/>
+    <w:tmpl w:val="4F90B376"/>
+    <w:lvl w:ilvl="0" w:tplc="7550E088">
+      <w:start w:val="1"/>
+      <w:numFmt w:val="decimal"/>
+      <w:lvlText w:val="%1)"/>
+      <w:lvlJc w:val="left"/>
+      <w:pPr>
+        <w:ind w:left="927" w:hanging="360"/>
+      </w:pPr>
+      <w:rPr>
+        <w:rFonts w:hint="default"/>
+      </w:rPr>
+    </w:lvl>
+    <w:lvl w:ilvl="1" w:tplc="40090019" w:tentative="1">
+      <w:start w:val="1"/>
+      <w:numFmt w:val="lowerLetter"/>
+      <w:lvlText w:val="%2."/>
+      <w:lvlJc w:val="left"/>
+      <w:pPr>
+        <w:ind w:left="1647" w:hanging="360"/>
+      </w:pPr>
+    </w:lvl>
+    <w:lvl w:ilvl="2" w:tplc="4009001B" w:tentative="1">
+      <w:start w:val="1"/>
+      <w:numFmt w:val="lowerRoman"/>
+      <w:lvlText w:val="%3."/>
+      <w:lvlJc w:val="right"/>
+      <w:pPr>
+        <w:ind w:left="2367" w:hanging="180"/>
+      </w:pPr>
+    </w:lvl>
+    <w:lvl w:ilvl="3" w:tplc="4009000F" w:tentative="1">
+      <w:start w:val="1"/>
+      <w:numFmt w:val="decimal"/>
+      <w:lvlText w:val="%4."/>
+      <w:lvlJc w:val="left"/>
+      <w:pPr>
+        <w:ind w:left="3087" w:hanging="360"/>
+      </w:pPr>
+    </w:lvl>
+    <w:lvl w:ilvl="4" w:tplc="40090019" w:tentative="1">
+      <w:start w:val="1"/>
+      <w:numFmt w:val="lowerLetter"/>
+      <w:lvlText w:val="%5."/>
+      <w:lvlJc w:val="left"/>
+      <w:pPr>
+        <w:ind w:left="3807" w:hanging="360"/>
+      </w:pPr>
+    </w:lvl>
+    <w:lvl w:ilvl="5" w:tplc="4009001B" w:tentative="1">
+      <w:start w:val="1"/>
+      <w:numFmt w:val="lowerRoman"/>
+      <w:lvlText w:val="%6."/>
+      <w:lvlJc w:val="right"/>
+      <w:pPr>
+        <w:ind w:left="4527" w:hanging="180"/>
+      </w:pPr>
+    </w:lvl>
+    <w:lvl w:ilvl="6" w:tplc="4009000F" w:tentative="1">
+      <w:start w:val="1"/>
+      <w:numFmt w:val="decimal"/>
+      <w:lvlText w:val="%7."/>
+      <w:lvlJc w:val="left"/>
+      <w:pPr>
+        <w:ind w:left="5247" w:hanging="360"/>
+      </w:pPr>
+    </w:lvl>
+    <w:lvl w:ilvl="7" w:tplc="40090019" w:tentative="1">
+      <w:start w:val="1"/>
+      <w:numFmt w:val="lowerLetter"/>
+      <w:lvlText w:val="%8."/>
+      <w:lvlJc w:val="left"/>
+      <w:pPr>
+        <w:ind w:left="5967" w:hanging="360"/>
+      </w:pPr>
+    </w:lvl>
+    <w:lvl w:ilvl="8" w:tplc="4009001B" w:tentative="1">
+      <w:start w:val="1"/>
+      <w:numFmt w:val="lowerRoman"/>
+      <w:lvlText w:val="%9."/>
+      <w:lvlJc w:val="right"/>
+      <w:pPr>
+        <w:ind w:left="6687" w:hanging="180"/>
+      </w:pPr>
+    </w:lvl>
+  </w:abstractNum>
+  <w:abstractNum w:abstractNumId="1" w15:restartNumberingAfterBreak="0">
     <w:nsid w:val="3F445A43"/>
     <w:multiLevelType w:val="hybridMultilevel"/>
     <w:tmpl w:val="005E9128"/>
@@ -7927,7 +11694,7 @@
       </w:pPr>
     </w:lvl>
   </w:abstractNum>
-  <w:abstractNum w:abstractNumId="1" w15:restartNumberingAfterBreak="0">
+  <w:abstractNum w:abstractNumId="2" w15:restartNumberingAfterBreak="0">
     <w:nsid w:val="43AF44B5"/>
     <w:multiLevelType w:val="multilevel"/>
     <w:tmpl w:val="268AF3EC"/>
@@ -8040,7 +11807,7 @@
       </w:pPr>
     </w:lvl>
   </w:abstractNum>
-  <w:abstractNum w:abstractNumId="2" w15:restartNumberingAfterBreak="0">
+  <w:abstractNum w:abstractNumId="3" w15:restartNumberingAfterBreak="0">
     <w:nsid w:val="482A2EFD"/>
     <w:multiLevelType w:val="hybridMultilevel"/>
     <w:tmpl w:val="1A884808"/>
@@ -8129,7 +11896,7 @@
       </w:pPr>
     </w:lvl>
   </w:abstractNum>
-  <w:abstractNum w:abstractNumId="3" w15:restartNumberingAfterBreak="0">
+  <w:abstractNum w:abstractNumId="4" w15:restartNumberingAfterBreak="0">
     <w:nsid w:val="5C90597B"/>
     <w:multiLevelType w:val="hybridMultilevel"/>
     <w:tmpl w:val="81B8FCD4"/>
@@ -8218,7 +11985,7 @@
       </w:pPr>
     </w:lvl>
   </w:abstractNum>
-  <w:abstractNum w:abstractNumId="4" w15:restartNumberingAfterBreak="0">
+  <w:abstractNum w:abstractNumId="5" w15:restartNumberingAfterBreak="0">
     <w:nsid w:val="7DFA3E2D"/>
     <w:multiLevelType w:val="hybridMultilevel"/>
     <w:tmpl w:val="B0123D9C"/>
@@ -8311,19 +12078,22 @@
     </w:lvl>
   </w:abstractNum>
   <w:num w:numId="1">
+    <w:abstractNumId w:val="2"/>
+  </w:num>
+  <w:num w:numId="2">
+    <w:abstractNumId w:val="4"/>
+  </w:num>
+  <w:num w:numId="3">
     <w:abstractNumId w:val="1"/>
   </w:num>
-  <w:num w:numId="2">
+  <w:num w:numId="4">
     <w:abstractNumId w:val="3"/>
   </w:num>
-  <w:num w:numId="3">
+  <w:num w:numId="5">
+    <w:abstractNumId w:val="5"/>
+  </w:num>
+  <w:num w:numId="6">
     <w:abstractNumId w:val="0"/>
-  </w:num>
-  <w:num w:numId="4">
-    <w:abstractNumId w:val="2"/>
-  </w:num>
-  <w:num w:numId="5">
-    <w:abstractNumId w:val="4"/>
   </w:num>
 </w:numbering>
 </file>
